--- a/book/docx-por-capitulo/capitulo-11a-openclaw.docx
+++ b/book/docx-por-capitulo/capitulo-11a-openclaw.docx
@@ -7,6 +7,7 @@
         <w:pStyle w:val="Endure-ChapterTitle"/>
         <w:keepNext/>
         <w:spacing w:before="480" w:after="240"/>
+        <w:outlineLvl w:val="0"/>
       </w:pPr>
       <w:r>
         <w:rPr>
@@ -26,57 +27,82 @@
         <w:pStyle w:val="Endure-Subhead"/>
         <w:keepNext/>
         <w:spacing w:before="240" w:after="60"/>
+        <w:outlineLvl w:val="1"/>
       </w:pPr>
       <w:r>
+        <w:rPr>
+          <w:sz w:val="24"/>
+        </w:rPr>
         <w:t>Introducción</w:t>
       </w:r>
     </w:p>
     <w:p>
       <w:pPr>
         <w:pStyle w:val="Endure-FirstParagraphBodyText"/>
+        <w:spacing w:before="100" w:after="100"/>
       </w:pPr>
       <w:r>
+        <w:rPr>
+          <w:sz w:val="20"/>
+        </w:rPr>
         <w:t xml:space="preserve">OpenClaw convierte el Jetson AGX Orin en un agente de IA completamente funcional accesible desde </w:t>
       </w:r>
       <w:r>
         <w:rPr>
           <w:b/>
+          <w:sz w:val="20"/>
         </w:rPr>
         <w:t>Telegram</w:t>
       </w:r>
       <w:r>
+        <w:rPr>
+          <w:sz w:val="20"/>
+        </w:rPr>
         <w:t xml:space="preserve"> — el canal principal de este capítulo. En lugar de un simple chatbot, OpenClaw es un </w:t>
       </w:r>
       <w:r>
         <w:rPr>
           <w:b/>
+          <w:sz w:val="20"/>
         </w:rPr>
         <w:t>gateway de agentes</w:t>
       </w:r>
       <w:r>
+        <w:rPr>
+          <w:sz w:val="20"/>
+        </w:rPr>
         <w:t xml:space="preserve"> que conecta los modelos LLM locales con el mundo real: búsqueda web, herramientas de sistema, memoria de sesión, ejecución de código y cambio dinámico de backends de inferencia.</w:t>
       </w:r>
     </w:p>
     <w:p>
       <w:pPr>
         <w:pStyle w:val="Endure-ChapterBodyText"/>
+        <w:spacing w:before="100" w:after="100"/>
       </w:pPr>
       <w:r>
         <w:rPr>
           <w:b/>
+          <w:sz w:val="20"/>
         </w:rPr>
         <w:t>El proyecto de este capítulo:</w:t>
       </w:r>
       <w:r>
+        <w:rPr>
+          <w:sz w:val="20"/>
+        </w:rPr>
         <w:t xml:space="preserve"> Construir un bot de Telegram privado, alojado en el Jetson, que responde preguntas, busca en la web, analiza archivos y cambia automáticamente de modelo según la tarea — todo sin enviar datos a servicios externos. Este mismo bot puede monetizarse dando acceso a terceros via allowlist.</w:t>
       </w:r>
     </w:p>
     <w:p>
       <w:pPr>
         <w:pStyle w:val="Endure-ChapterBodyText"/>
+        <w:spacing w:before="100" w:after="100"/>
       </w:pPr>
       <w:r>
-        <w:t>Este capítulo cubre únicamente OpenClaw. Para NemoClaw (capa de seguridad), consulte el Capítulo 13B. Para Open WebUI con SSL, el Capítulo 14.</w:t>
+        <w:rPr>
+          <w:sz w:val="20"/>
+        </w:rPr>
+        <w:t>Este capítulo cubre únicamente OpenClaw. Para NemoClaw (capa de seguridad), consulte el Capítulo 11B. Para Open WebUI con SSL, el Capítulo 14.</w:t>
       </w:r>
     </w:p>
     <w:tbl>
@@ -134,44 +160,58 @@
     <w:p>
       <w:pPr>
         <w:pStyle w:val="Endure-ChapterBodyText"/>
+        <w:spacing w:before="100" w:after="100"/>
       </w:pPr>
       <w:r>
         <w:rPr>
           <w:b/>
+          <w:sz w:val="20"/>
         </w:rPr>
         <w:t>Modo energético recomendado:</w:t>
       </w:r>
       <w:r>
+        <w:rPr>
+          <w:sz w:val="20"/>
+        </w:rPr>
         <w:t xml:space="preserve"> 30W (</w:t>
       </w:r>
       <w:r>
         <w:rPr>
           <w:rFonts w:ascii="Courier New" w:hAnsi="Courier New"/>
-          <w:sz w:val="17"/>
+          <w:sz w:val="16"/>
         </w:rPr>
         <w:t>pwr-30w</w:t>
       </w:r>
       <w:r>
+        <w:rPr>
+          <w:sz w:val="20"/>
+        </w:rPr>
         <w:t>) para el gateway en reposo. Cambie a MAXN (</w:t>
       </w:r>
       <w:r>
         <w:rPr>
           <w:rFonts w:ascii="Courier New" w:hAnsi="Courier New"/>
-          <w:sz w:val="17"/>
+          <w:sz w:val="16"/>
         </w:rPr>
         <w:t>pwr-maxn</w:t>
       </w:r>
       <w:r>
+        <w:rPr>
+          <w:sz w:val="20"/>
+        </w:rPr>
         <w:t xml:space="preserve"> + </w:t>
       </w:r>
       <w:r>
         <w:rPr>
           <w:rFonts w:ascii="Courier New" w:hAnsi="Courier New"/>
-          <w:sz w:val="17"/>
+          <w:sz w:val="16"/>
         </w:rPr>
         <w:t>sudo jetson_clocks</w:t>
       </w:r>
       <w:r>
+        <w:rPr>
+          <w:sz w:val="20"/>
+        </w:rPr>
         <w:t>) cuando active el motor de inferencia para tareas intensivas.</w:t>
       </w:r>
     </w:p>
@@ -180,8 +220,12 @@
         <w:pStyle w:val="Endure-Subhead"/>
         <w:keepNext/>
         <w:spacing w:before="240" w:after="60"/>
+        <w:outlineLvl w:val="1"/>
       </w:pPr>
       <w:r>
+        <w:rPr>
+          <w:sz w:val="24"/>
+        </w:rPr>
         <w:t>13A.1 Arquitectura de OpenClaw en JetPack 7.2</w:t>
       </w:r>
     </w:p>
@@ -233,6 +277,7 @@
       <w:r>
         <w:rPr>
           <w:i/>
+          <w:sz w:val="16"/>
         </w:rPr>
         <w:t>Arquitectura de OpenClaw en JetPack 7.2</w:t>
       </w:r>
@@ -250,7 +295,7 @@
         <w:tc>
           <w:tcPr>
             <w:tcW w:type="dxa" w:w="8152"/>
-            <w:shd w:val="clear" w:color="auto" w:fill="F2F2F2"/>
+            <w:shd w:val="clear" w:color="auto" w:fill="EAEAEA"/>
             <w:tcBorders>
               <w:left w:val="thick" w:sz="24" w:color="1A5A6A"/>
             </w:tcBorders>
@@ -271,6 +316,7 @@
             <w:r>
               <w:rPr>
                 <w:rFonts w:ascii="Courier New" w:hAnsi="Courier New"/>
+                <w:i/>
                 <w:color w:val="555555"/>
                 <w:sz w:val="16"/>
               </w:rPr>
@@ -287,6 +333,7 @@
             <w:r>
               <w:rPr>
                 <w:rFonts w:ascii="Courier New" w:hAnsi="Courier New"/>
+                <w:i/>
                 <w:color w:val="555555"/>
                 <w:sz w:val="16"/>
               </w:rPr>
@@ -318,6 +365,7 @@
             <w:r>
               <w:rPr>
                 <w:rFonts w:ascii="Courier New" w:hAnsi="Courier New"/>
+                <w:i/>
                 <w:color w:val="555555"/>
                 <w:sz w:val="16"/>
               </w:rPr>
@@ -334,6 +382,7 @@
             <w:r>
               <w:rPr>
                 <w:rFonts w:ascii="Courier New" w:hAnsi="Courier New"/>
+                <w:i/>
                 <w:color w:val="555555"/>
                 <w:sz w:val="16"/>
               </w:rPr>
@@ -350,6 +399,7 @@
             <w:r>
               <w:rPr>
                 <w:rFonts w:ascii="Courier New" w:hAnsi="Courier New"/>
+                <w:i/>
                 <w:color w:val="555555"/>
                 <w:sz w:val="16"/>
               </w:rPr>
@@ -366,6 +416,7 @@
             <w:r>
               <w:rPr>
                 <w:rFonts w:ascii="Courier New" w:hAnsi="Courier New"/>
+                <w:i/>
                 <w:color w:val="555555"/>
                 <w:sz w:val="16"/>
               </w:rPr>
@@ -382,6 +433,7 @@
             <w:r>
               <w:rPr>
                 <w:rFonts w:ascii="Courier New" w:hAnsi="Courier New"/>
+                <w:i/>
                 <w:color w:val="555555"/>
                 <w:sz w:val="16"/>
               </w:rPr>
@@ -398,6 +450,7 @@
             <w:r>
               <w:rPr>
                 <w:rFonts w:ascii="Courier New" w:hAnsi="Courier New"/>
+                <w:i/>
                 <w:color w:val="555555"/>
                 <w:sz w:val="16"/>
               </w:rPr>
@@ -414,6 +467,7 @@
             <w:r>
               <w:rPr>
                 <w:rFonts w:ascii="Courier New" w:hAnsi="Courier New"/>
+                <w:i/>
                 <w:color w:val="555555"/>
                 <w:sz w:val="16"/>
               </w:rPr>
@@ -430,6 +484,7 @@
             <w:r>
               <w:rPr>
                 <w:rFonts w:ascii="Courier New" w:hAnsi="Courier New"/>
+                <w:i/>
                 <w:color w:val="555555"/>
                 <w:sz w:val="16"/>
               </w:rPr>
@@ -446,6 +501,7 @@
             <w:r>
               <w:rPr>
                 <w:rFonts w:ascii="Courier New" w:hAnsi="Courier New"/>
+                <w:i/>
                 <w:color w:val="555555"/>
                 <w:sz w:val="16"/>
               </w:rPr>
@@ -462,6 +518,7 @@
             <w:r>
               <w:rPr>
                 <w:rFonts w:ascii="Courier New" w:hAnsi="Courier New"/>
+                <w:i/>
                 <w:color w:val="555555"/>
                 <w:sz w:val="16"/>
               </w:rPr>
@@ -478,6 +535,7 @@
             <w:r>
               <w:rPr>
                 <w:rFonts w:ascii="Courier New" w:hAnsi="Courier New"/>
+                <w:i/>
                 <w:color w:val="555555"/>
                 <w:sz w:val="16"/>
               </w:rPr>
@@ -494,6 +552,7 @@
             <w:r>
               <w:rPr>
                 <w:rFonts w:ascii="Courier New" w:hAnsi="Courier New"/>
+                <w:i/>
                 <w:color w:val="555555"/>
                 <w:sz w:val="16"/>
               </w:rPr>
@@ -510,6 +569,7 @@
             <w:r>
               <w:rPr>
                 <w:rFonts w:ascii="Courier New" w:hAnsi="Courier New"/>
+                <w:i/>
                 <w:color w:val="555555"/>
                 <w:sz w:val="16"/>
               </w:rPr>
@@ -526,6 +586,7 @@
             <w:r>
               <w:rPr>
                 <w:rFonts w:ascii="Courier New" w:hAnsi="Courier New"/>
+                <w:i/>
                 <w:color w:val="555555"/>
                 <w:sz w:val="16"/>
               </w:rPr>
@@ -542,6 +603,7 @@
             <w:r>
               <w:rPr>
                 <w:rFonts w:ascii="Courier New" w:hAnsi="Courier New"/>
+                <w:i/>
                 <w:color w:val="555555"/>
                 <w:sz w:val="16"/>
               </w:rPr>
@@ -558,6 +620,7 @@
             <w:r>
               <w:rPr>
                 <w:rFonts w:ascii="Courier New" w:hAnsi="Courier New"/>
+                <w:i/>
                 <w:color w:val="555555"/>
                 <w:sz w:val="16"/>
               </w:rPr>
@@ -574,6 +637,7 @@
             <w:r>
               <w:rPr>
                 <w:rFonts w:ascii="Courier New" w:hAnsi="Courier New"/>
+                <w:i/>
                 <w:color w:val="555555"/>
                 <w:sz w:val="16"/>
               </w:rPr>
@@ -590,6 +654,7 @@
             <w:r>
               <w:rPr>
                 <w:rFonts w:ascii="Courier New" w:hAnsi="Courier New"/>
+                <w:i/>
                 <w:color w:val="555555"/>
                 <w:sz w:val="16"/>
               </w:rPr>
@@ -606,6 +671,7 @@
             <w:r>
               <w:rPr>
                 <w:rFonts w:ascii="Courier New" w:hAnsi="Courier New"/>
+                <w:i/>
                 <w:color w:val="555555"/>
                 <w:sz w:val="16"/>
               </w:rPr>
@@ -622,6 +688,7 @@
             <w:r>
               <w:rPr>
                 <w:rFonts w:ascii="Courier New" w:hAnsi="Courier New"/>
+                <w:i/>
                 <w:color w:val="555555"/>
                 <w:sz w:val="16"/>
               </w:rPr>
@@ -638,6 +705,7 @@
             <w:r>
               <w:rPr>
                 <w:rFonts w:ascii="Courier New" w:hAnsi="Courier New"/>
+                <w:i/>
                 <w:color w:val="555555"/>
                 <w:sz w:val="16"/>
               </w:rPr>
@@ -654,6 +722,7 @@
             <w:r>
               <w:rPr>
                 <w:rFonts w:ascii="Courier New" w:hAnsi="Courier New"/>
+                <w:i/>
                 <w:color w:val="555555"/>
                 <w:sz w:val="16"/>
               </w:rPr>
@@ -670,6 +739,7 @@
             <w:r>
               <w:rPr>
                 <w:rFonts w:ascii="Courier New" w:hAnsi="Courier New"/>
+                <w:i/>
                 <w:color w:val="555555"/>
                 <w:sz w:val="16"/>
               </w:rPr>
@@ -687,17 +757,25 @@
     <w:p>
       <w:pPr>
         <w:pStyle w:val="Endure-ChapterBodyText"/>
+        <w:spacing w:before="100" w:after="100"/>
       </w:pPr>
       <w:r>
+        <w:rPr>
+          <w:sz w:val="20"/>
+        </w:rPr>
         <w:t xml:space="preserve">OpenClaw actúa como un router inteligente: recibe la solicitud del canal de entrada (Telegram en este capítulo), la enruta al backend de inferencia correcto, ejecuta las herramientas que el modelo solicita (búsqueda web, código) y entrega la respuesta. </w:t>
       </w:r>
       <w:r>
         <w:rPr>
           <w:b/>
+          <w:sz w:val="20"/>
         </w:rPr>
         <w:t>Un solo modelo puede estar activo a la vez</w:t>
       </w:r>
       <w:r>
+        <w:rPr>
+          <w:sz w:val="20"/>
+        </w:rPr>
         <w:t xml:space="preserve"> (memoria unificada 64 GB).</w:t>
       </w:r>
     </w:p>
@@ -706,8 +784,12 @@
         <w:pStyle w:val="Endure-Subhead"/>
         <w:keepNext/>
         <w:spacing w:before="240" w:after="60"/>
+        <w:outlineLvl w:val="1"/>
       </w:pPr>
       <w:r>
+        <w:rPr>
+          <w:sz w:val="24"/>
+        </w:rPr>
         <w:t>13A.2 Prerrequisitos</w:t>
       </w:r>
     </w:p>
@@ -716,10 +798,11 @@
         <w:pStyle w:val="Endure-Subhead"/>
         <w:keepNext/>
         <w:spacing w:before="160" w:after="60"/>
+        <w:outlineLvl w:val="2"/>
       </w:pPr>
       <w:r>
         <w:rPr>
-          <w:sz w:val="18"/>
+          <w:sz w:val="22"/>
         </w:rPr>
         <w:t>13A.2.1 Node.js v26</w:t>
       </w:r>
@@ -727,8 +810,12 @@
     <w:p>
       <w:pPr>
         <w:pStyle w:val="Endure-FirstParagraphBodyText"/>
+        <w:spacing w:before="100" w:after="100"/>
       </w:pPr>
       <w:r>
+        <w:rPr>
+          <w:sz w:val="20"/>
+        </w:rPr>
         <w:t>OpenClaw requiere Node.js v26 o superior. JetPack 7.2 puede incluir una versión más antigua, así que verifique primero:</w:t>
       </w:r>
     </w:p>
@@ -745,7 +832,7 @@
         <w:tc>
           <w:tcPr>
             <w:tcW w:type="dxa" w:w="8152"/>
-            <w:shd w:val="clear" w:color="auto" w:fill="F2F2F2"/>
+            <w:shd w:val="clear" w:color="auto" w:fill="EAEAEA"/>
             <w:tcBorders>
               <w:left w:val="thick" w:sz="24" w:color="1A5A6A"/>
             </w:tcBorders>
@@ -783,6 +870,7 @@
             <w:r>
               <w:rPr>
                 <w:rFonts w:ascii="Courier New" w:hAnsi="Courier New"/>
+                <w:i/>
                 <w:color w:val="555555"/>
                 <w:sz w:val="16"/>
               </w:rPr>
@@ -799,6 +887,7 @@
             <w:r>
               <w:rPr>
                 <w:rFonts w:ascii="Courier New" w:hAnsi="Courier New"/>
+                <w:i/>
                 <w:color w:val="555555"/>
                 <w:sz w:val="16"/>
               </w:rPr>
@@ -826,7 +915,7 @@
         <w:tc>
           <w:tcPr>
             <w:tcW w:type="dxa" w:w="8152"/>
-            <w:shd w:val="clear" w:color="auto" w:fill="F2F2F2"/>
+            <w:shd w:val="clear" w:color="auto" w:fill="EAEAEA"/>
             <w:tcBorders>
               <w:left w:val="thick" w:sz="24" w:color="1A5A6A"/>
             </w:tcBorders>
@@ -864,6 +953,7 @@
             <w:r>
               <w:rPr>
                 <w:rFonts w:ascii="Courier New" w:hAnsi="Courier New"/>
+                <w:i/>
                 <w:color w:val="555555"/>
                 <w:sz w:val="16"/>
               </w:rPr>
@@ -880,6 +970,7 @@
             <w:r>
               <w:rPr>
                 <w:rFonts w:ascii="Courier New" w:hAnsi="Courier New"/>
+                <w:i/>
                 <w:color w:val="555555"/>
                 <w:sz w:val="16"/>
               </w:rPr>
@@ -907,7 +998,7 @@
         <w:tc>
           <w:tcPr>
             <w:tcW w:type="dxa" w:w="8152"/>
-            <w:shd w:val="clear" w:color="auto" w:fill="F2F2F2"/>
+            <w:shd w:val="clear" w:color="auto" w:fill="EAEAEA"/>
             <w:tcBorders>
               <w:left w:val="thick" w:sz="24" w:color="1A5A6A"/>
             </w:tcBorders>
@@ -1009,6 +1100,7 @@
             <w:r>
               <w:rPr>
                 <w:rFonts w:ascii="Courier New" w:hAnsi="Courier New"/>
+                <w:i/>
                 <w:color w:val="555555"/>
                 <w:sz w:val="16"/>
               </w:rPr>
@@ -1025,6 +1117,7 @@
             <w:r>
               <w:rPr>
                 <w:rFonts w:ascii="Courier New" w:hAnsi="Courier New"/>
+                <w:i/>
                 <w:color w:val="555555"/>
                 <w:sz w:val="16"/>
               </w:rPr>
@@ -1085,7 +1178,7 @@
             <w:r>
               <w:rPr>
                 <w:rFonts w:ascii="Courier New" w:hAnsi="Courier New"/>
-                <w:sz w:val="17"/>
+                <w:sz w:val="16"/>
               </w:rPr>
               <w:t>apt install nodejs</w:t>
             </w:r>
@@ -1095,7 +1188,7 @@
             <w:r>
               <w:rPr>
                 <w:rFonts w:ascii="Courier New" w:hAnsi="Courier New"/>
-                <w:sz w:val="17"/>
+                <w:sz w:val="16"/>
               </w:rPr>
               <w:t>setup_22.x</w:t>
             </w:r>
@@ -1116,10 +1209,11 @@
         <w:pStyle w:val="Endure-Subhead"/>
         <w:keepNext/>
         <w:spacing w:before="160" w:after="60"/>
+        <w:outlineLvl w:val="2"/>
       </w:pPr>
       <w:r>
         <w:rPr>
-          <w:sz w:val="18"/>
+          <w:sz w:val="22"/>
         </w:rPr>
         <w:t>13A.2.2 Motor de inferencia activo</w:t>
       </w:r>
@@ -1127,8 +1221,12 @@
     <w:p>
       <w:pPr>
         <w:pStyle w:val="Endure-FirstParagraphBodyText"/>
+        <w:spacing w:before="100" w:after="100"/>
       </w:pPr>
       <w:r>
+        <w:rPr>
+          <w:sz w:val="20"/>
+        </w:rPr>
         <w:t>OpenClaw necesita un modelo respondiendo en el momento de arranque del gateway. Verifique antes de continuar:</w:t>
       </w:r>
     </w:p>
@@ -1145,7 +1243,7 @@
         <w:tc>
           <w:tcPr>
             <w:tcW w:type="dxa" w:w="8152"/>
-            <w:shd w:val="clear" w:color="auto" w:fill="F2F2F2"/>
+            <w:shd w:val="clear" w:color="auto" w:fill="EAEAEA"/>
             <w:tcBorders>
               <w:left w:val="thick" w:sz="24" w:color="1A5A6A"/>
             </w:tcBorders>
@@ -1199,6 +1297,7 @@
             <w:r>
               <w:rPr>
                 <w:rFonts w:ascii="Courier New" w:hAnsi="Courier New"/>
+                <w:i/>
                 <w:color w:val="555555"/>
                 <w:sz w:val="16"/>
               </w:rPr>
@@ -1215,6 +1314,7 @@
             <w:r>
               <w:rPr>
                 <w:rFonts w:ascii="Courier New" w:hAnsi="Courier New"/>
+                <w:i/>
                 <w:color w:val="555555"/>
                 <w:sz w:val="16"/>
               </w:rPr>
@@ -1231,6 +1331,7 @@
             <w:r>
               <w:rPr>
                 <w:rFonts w:ascii="Courier New" w:hAnsi="Courier New"/>
+                <w:i/>
                 <w:color w:val="555555"/>
                 <w:sz w:val="16"/>
               </w:rPr>
@@ -1250,16 +1351,24 @@
         <w:pStyle w:val="Endure-Subhead"/>
         <w:keepNext/>
         <w:spacing w:before="240" w:after="60"/>
+        <w:outlineLvl w:val="1"/>
       </w:pPr>
       <w:r>
+        <w:rPr>
+          <w:sz w:val="24"/>
+        </w:rPr>
         <w:t>13A.3 Instalación de OpenClaw</w:t>
       </w:r>
     </w:p>
     <w:p>
       <w:pPr>
         <w:pStyle w:val="Endure-FirstParagraphBodyText"/>
+        <w:spacing w:before="100" w:after="100"/>
       </w:pPr>
       <w:r>
+        <w:rPr>
+          <w:sz w:val="20"/>
+        </w:rPr>
         <w:t>El instalador oficial verifica la versión de Node, instala el daemon y prepara el onboarding inicial:</w:t>
       </w:r>
     </w:p>
@@ -1276,7 +1385,7 @@
         <w:tc>
           <w:tcPr>
             <w:tcW w:type="dxa" w:w="8152"/>
-            <w:shd w:val="clear" w:color="auto" w:fill="F2F2F2"/>
+            <w:shd w:val="clear" w:color="auto" w:fill="EAEAEA"/>
             <w:tcBorders>
               <w:left w:val="thick" w:sz="24" w:color="1A5A6A"/>
             </w:tcBorders>
@@ -1358,7 +1467,7 @@
         <w:tc>
           <w:tcPr>
             <w:tcW w:type="dxa" w:w="8152"/>
-            <w:shd w:val="clear" w:color="auto" w:fill="F2F2F2"/>
+            <w:shd w:val="clear" w:color="auto" w:fill="EAEAEA"/>
             <w:tcBorders>
               <w:left w:val="thick" w:sz="24" w:color="1A5A6A"/>
             </w:tcBorders>
@@ -1396,6 +1505,7 @@
             <w:r>
               <w:rPr>
                 <w:rFonts w:ascii="Courier New" w:hAnsi="Courier New"/>
+                <w:i/>
                 <w:color w:val="555555"/>
                 <w:sz w:val="16"/>
               </w:rPr>
@@ -1412,6 +1522,7 @@
             <w:r>
               <w:rPr>
                 <w:rFonts w:ascii="Courier New" w:hAnsi="Courier New"/>
+                <w:i/>
                 <w:color w:val="555555"/>
                 <w:sz w:val="16"/>
               </w:rPr>
@@ -1428,6 +1539,7 @@
             <w:r>
               <w:rPr>
                 <w:rFonts w:ascii="Courier New" w:hAnsi="Courier New"/>
+                <w:i/>
                 <w:color w:val="555555"/>
                 <w:sz w:val="16"/>
               </w:rPr>
@@ -1444,6 +1556,7 @@
             <w:r>
               <w:rPr>
                 <w:rFonts w:ascii="Courier New" w:hAnsi="Courier New"/>
+                <w:i/>
                 <w:color w:val="555555"/>
                 <w:sz w:val="16"/>
               </w:rPr>
@@ -1471,7 +1584,7 @@
         <w:tc>
           <w:tcPr>
             <w:tcW w:type="dxa" w:w="8152"/>
-            <w:shd w:val="clear" w:color="auto" w:fill="F2F2F2"/>
+            <w:shd w:val="clear" w:color="auto" w:fill="EAEAEA"/>
             <w:tcBorders>
               <w:left w:val="thick" w:sz="24" w:color="1A5A6A"/>
             </w:tcBorders>
@@ -1589,6 +1702,7 @@
             <w:r>
               <w:rPr>
                 <w:rFonts w:ascii="Courier New" w:hAnsi="Courier New"/>
+                <w:i/>
                 <w:color w:val="555555"/>
                 <w:sz w:val="16"/>
               </w:rPr>
@@ -1623,10 +1737,12 @@
     <w:p>
       <w:pPr>
         <w:pStyle w:val="Endure-ChapterBodyText"/>
+        <w:spacing w:before="100" w:after="100"/>
       </w:pPr>
       <w:r>
         <w:rPr>
           <w:b/>
+          <w:sz w:val="20"/>
         </w:rPr>
         <w:t>Método alternativo (instalación sin script):</w:t>
       </w:r>
@@ -1644,7 +1760,7 @@
         <w:tc>
           <w:tcPr>
             <w:tcW w:type="dxa" w:w="8152"/>
-            <w:shd w:val="clear" w:color="auto" w:fill="F2F2F2"/>
+            <w:shd w:val="clear" w:color="auto" w:fill="EAEAEA"/>
             <w:tcBorders>
               <w:left w:val="thick" w:sz="24" w:color="1A5A6A"/>
             </w:tcBorders>
@@ -1682,6 +1798,7 @@
             <w:r>
               <w:rPr>
                 <w:rFonts w:ascii="Courier New" w:hAnsi="Courier New"/>
+                <w:i/>
                 <w:color w:val="555555"/>
                 <w:sz w:val="16"/>
               </w:rPr>
@@ -1698,6 +1815,7 @@
             <w:r>
               <w:rPr>
                 <w:rFonts w:ascii="Courier New" w:hAnsi="Courier New"/>
+                <w:i/>
                 <w:color w:val="555555"/>
                 <w:sz w:val="16"/>
               </w:rPr>
@@ -1746,6 +1864,7 @@
             <w:r>
               <w:rPr>
                 <w:rFonts w:ascii="Courier New" w:hAnsi="Courier New"/>
+                <w:i/>
                 <w:color w:val="555555"/>
                 <w:sz w:val="16"/>
               </w:rPr>
@@ -1806,7 +1925,7 @@
             <w:r>
               <w:rPr>
                 <w:rFonts w:ascii="Courier New" w:hAnsi="Courier New"/>
-                <w:sz w:val="17"/>
+                <w:sz w:val="16"/>
               </w:rPr>
               <w:t>@openclaw/cli</w:t>
             </w:r>
@@ -1816,7 +1935,7 @@
             <w:r>
               <w:rPr>
                 <w:rFonts w:ascii="Courier New" w:hAnsi="Courier New"/>
-                <w:sz w:val="17"/>
+                <w:sz w:val="16"/>
               </w:rPr>
               <w:t>@openshell/cli</w:t>
             </w:r>
@@ -1826,7 +1945,7 @@
             <w:r>
               <w:rPr>
                 <w:rFonts w:ascii="Courier New" w:hAnsi="Courier New"/>
-                <w:sz w:val="17"/>
+                <w:sz w:val="16"/>
               </w:rPr>
               <w:t>openclaw</w:t>
             </w:r>
@@ -1836,7 +1955,7 @@
             <w:r>
               <w:rPr>
                 <w:rFonts w:ascii="Courier New" w:hAnsi="Courier New"/>
-                <w:sz w:val="17"/>
+                <w:sz w:val="16"/>
               </w:rPr>
               <w:t>@</w:t>
             </w:r>
@@ -1857,26 +1976,37 @@
         <w:pStyle w:val="Endure-Subhead"/>
         <w:keepNext/>
         <w:spacing w:before="240" w:after="60"/>
+        <w:outlineLvl w:val="1"/>
       </w:pPr>
       <w:r>
+        <w:rPr>
+          <w:sz w:val="24"/>
+        </w:rPr>
         <w:t>13A.4 Configuración de Producción</w:t>
       </w:r>
     </w:p>
     <w:p>
       <w:pPr>
         <w:pStyle w:val="Endure-FirstParagraphBodyText"/>
+        <w:spacing w:before="100" w:after="100"/>
       </w:pPr>
       <w:r>
+        <w:rPr>
+          <w:sz w:val="20"/>
+        </w:rPr>
         <w:t xml:space="preserve">La configuración reside en </w:t>
       </w:r>
       <w:r>
         <w:rPr>
           <w:rFonts w:ascii="Courier New" w:hAnsi="Courier New"/>
-          <w:sz w:val="17"/>
+          <w:sz w:val="16"/>
         </w:rPr>
         <w:t>~/.openclaw/openclaw.json</w:t>
       </w:r>
       <w:r>
+        <w:rPr>
+          <w:sz w:val="20"/>
+        </w:rPr>
         <w:t>. La siguiente es la configuración completa verificada en producción con todos los parches aplicados.</w:t>
       </w:r>
     </w:p>
@@ -1885,10 +2015,11 @@
         <w:pStyle w:val="Endure-Subhead"/>
         <w:keepNext/>
         <w:spacing w:before="160" w:after="60"/>
+        <w:outlineLvl w:val="2"/>
       </w:pPr>
       <w:r>
         <w:rPr>
-          <w:sz w:val="18"/>
+          <w:sz w:val="22"/>
         </w:rPr>
         <w:t>13A.4.1 Generar el Token del Gateway</w:t>
       </w:r>
@@ -1906,7 +2037,7 @@
         <w:tc>
           <w:tcPr>
             <w:tcW w:type="dxa" w:w="8152"/>
-            <w:shd w:val="clear" w:color="auto" w:fill="F2F2F2"/>
+            <w:shd w:val="clear" w:color="auto" w:fill="EAEAEA"/>
             <w:tcBorders>
               <w:left w:val="thick" w:sz="24" w:color="1A5A6A"/>
             </w:tcBorders>
@@ -1944,7 +2075,7 @@
             <w:r>
               <w:rPr>
                 <w:rFonts w:ascii="Courier New" w:hAnsi="Courier New"/>
-                <w:color w:val="555555"/>
+                <w:color w:val="1A1A1A"/>
                 <w:sz w:val="16"/>
               </w:rPr>
               <w:t>GATEWAY_TOKEN=$(openssl rand -hex 24)</w:t>
@@ -1996,10 +2127,11 @@
         <w:pStyle w:val="Endure-Subhead"/>
         <w:keepNext/>
         <w:spacing w:before="160" w:after="60"/>
+        <w:outlineLvl w:val="2"/>
       </w:pPr>
       <w:r>
         <w:rPr>
-          <w:sz w:val="18"/>
+          <w:sz w:val="22"/>
         </w:rPr>
         <w:t>13A.4.2 Configuración JSON Completa</w:t>
       </w:r>
@@ -2017,7 +2149,7 @@
         <w:tc>
           <w:tcPr>
             <w:tcW w:type="dxa" w:w="8152"/>
-            <w:shd w:val="clear" w:color="auto" w:fill="F2F2F2"/>
+            <w:shd w:val="clear" w:color="auto" w:fill="EAEAEA"/>
             <w:tcBorders>
               <w:left w:val="thick" w:sz="24" w:color="1A5A6A"/>
             </w:tcBorders>
@@ -2071,6 +2203,7 @@
             <w:r>
               <w:rPr>
                 <w:rFonts w:ascii="Courier New" w:hAnsi="Courier New"/>
+                <w:i/>
                 <w:color w:val="555555"/>
                 <w:sz w:val="16"/>
               </w:rPr>
@@ -2135,6 +2268,7 @@
             <w:r>
               <w:rPr>
                 <w:rFonts w:ascii="Courier New" w:hAnsi="Courier New"/>
+                <w:i/>
                 <w:color w:val="555555"/>
                 <w:sz w:val="16"/>
               </w:rPr>
@@ -2151,6 +2285,7 @@
             <w:r>
               <w:rPr>
                 <w:rFonts w:ascii="Courier New" w:hAnsi="Courier New"/>
+                <w:i/>
                 <w:color w:val="555555"/>
                 <w:sz w:val="16"/>
               </w:rPr>
@@ -2167,6 +2302,7 @@
             <w:r>
               <w:rPr>
                 <w:rFonts w:ascii="Courier New" w:hAnsi="Courier New"/>
+                <w:i/>
                 <w:color w:val="555555"/>
                 <w:sz w:val="16"/>
               </w:rPr>
@@ -2183,6 +2319,7 @@
             <w:r>
               <w:rPr>
                 <w:rFonts w:ascii="Courier New" w:hAnsi="Courier New"/>
+                <w:i/>
                 <w:color w:val="555555"/>
                 <w:sz w:val="16"/>
               </w:rPr>
@@ -2199,6 +2336,7 @@
             <w:r>
               <w:rPr>
                 <w:rFonts w:ascii="Courier New" w:hAnsi="Courier New"/>
+                <w:i/>
                 <w:color w:val="555555"/>
                 <w:sz w:val="16"/>
               </w:rPr>
@@ -2215,6 +2353,7 @@
             <w:r>
               <w:rPr>
                 <w:rFonts w:ascii="Courier New" w:hAnsi="Courier New"/>
+                <w:i/>
                 <w:color w:val="555555"/>
                 <w:sz w:val="16"/>
               </w:rPr>
@@ -2231,6 +2370,7 @@
             <w:r>
               <w:rPr>
                 <w:rFonts w:ascii="Courier New" w:hAnsi="Courier New"/>
+                <w:i/>
                 <w:color w:val="555555"/>
                 <w:sz w:val="16"/>
               </w:rPr>
@@ -2247,6 +2387,7 @@
             <w:r>
               <w:rPr>
                 <w:rFonts w:ascii="Courier New" w:hAnsi="Courier New"/>
+                <w:i/>
                 <w:color w:val="555555"/>
                 <w:sz w:val="16"/>
               </w:rPr>
@@ -2263,6 +2404,7 @@
             <w:r>
               <w:rPr>
                 <w:rFonts w:ascii="Courier New" w:hAnsi="Courier New"/>
+                <w:i/>
                 <w:color w:val="555555"/>
                 <w:sz w:val="16"/>
               </w:rPr>
@@ -2279,6 +2421,7 @@
             <w:r>
               <w:rPr>
                 <w:rFonts w:ascii="Courier New" w:hAnsi="Courier New"/>
+                <w:i/>
                 <w:color w:val="555555"/>
                 <w:sz w:val="16"/>
               </w:rPr>
@@ -2295,6 +2438,7 @@
             <w:r>
               <w:rPr>
                 <w:rFonts w:ascii="Courier New" w:hAnsi="Courier New"/>
+                <w:i/>
                 <w:color w:val="555555"/>
                 <w:sz w:val="16"/>
               </w:rPr>
@@ -2311,6 +2455,7 @@
             <w:r>
               <w:rPr>
                 <w:rFonts w:ascii="Courier New" w:hAnsi="Courier New"/>
+                <w:i/>
                 <w:color w:val="555555"/>
                 <w:sz w:val="16"/>
               </w:rPr>
@@ -2327,6 +2472,7 @@
             <w:r>
               <w:rPr>
                 <w:rFonts w:ascii="Courier New" w:hAnsi="Courier New"/>
+                <w:i/>
                 <w:color w:val="555555"/>
                 <w:sz w:val="16"/>
               </w:rPr>
@@ -2343,6 +2489,7 @@
             <w:r>
               <w:rPr>
                 <w:rFonts w:ascii="Courier New" w:hAnsi="Courier New"/>
+                <w:i/>
                 <w:color w:val="555555"/>
                 <w:sz w:val="16"/>
               </w:rPr>
@@ -2359,6 +2506,7 @@
             <w:r>
               <w:rPr>
                 <w:rFonts w:ascii="Courier New" w:hAnsi="Courier New"/>
+                <w:i/>
                 <w:color w:val="555555"/>
                 <w:sz w:val="16"/>
               </w:rPr>
@@ -2375,6 +2523,7 @@
             <w:r>
               <w:rPr>
                 <w:rFonts w:ascii="Courier New" w:hAnsi="Courier New"/>
+                <w:i/>
                 <w:color w:val="555555"/>
                 <w:sz w:val="16"/>
               </w:rPr>
@@ -2391,6 +2540,7 @@
             <w:r>
               <w:rPr>
                 <w:rFonts w:ascii="Courier New" w:hAnsi="Courier New"/>
+                <w:i/>
                 <w:color w:val="555555"/>
                 <w:sz w:val="16"/>
               </w:rPr>
@@ -2407,6 +2557,7 @@
             <w:r>
               <w:rPr>
                 <w:rFonts w:ascii="Courier New" w:hAnsi="Courier New"/>
+                <w:i/>
                 <w:color w:val="555555"/>
                 <w:sz w:val="16"/>
               </w:rPr>
@@ -2423,6 +2574,7 @@
             <w:r>
               <w:rPr>
                 <w:rFonts w:ascii="Courier New" w:hAnsi="Courier New"/>
+                <w:i/>
                 <w:color w:val="555555"/>
                 <w:sz w:val="16"/>
               </w:rPr>
@@ -2439,6 +2591,7 @@
             <w:r>
               <w:rPr>
                 <w:rFonts w:ascii="Courier New" w:hAnsi="Courier New"/>
+                <w:i/>
                 <w:color w:val="555555"/>
                 <w:sz w:val="16"/>
               </w:rPr>
@@ -2455,6 +2608,7 @@
             <w:r>
               <w:rPr>
                 <w:rFonts w:ascii="Courier New" w:hAnsi="Courier New"/>
+                <w:i/>
                 <w:color w:val="555555"/>
                 <w:sz w:val="16"/>
               </w:rPr>
@@ -2471,6 +2625,7 @@
             <w:r>
               <w:rPr>
                 <w:rFonts w:ascii="Courier New" w:hAnsi="Courier New"/>
+                <w:i/>
                 <w:color w:val="555555"/>
                 <w:sz w:val="16"/>
               </w:rPr>
@@ -2487,6 +2642,7 @@
             <w:r>
               <w:rPr>
                 <w:rFonts w:ascii="Courier New" w:hAnsi="Courier New"/>
+                <w:i/>
                 <w:color w:val="555555"/>
                 <w:sz w:val="16"/>
               </w:rPr>
@@ -2503,6 +2659,7 @@
             <w:r>
               <w:rPr>
                 <w:rFonts w:ascii="Courier New" w:hAnsi="Courier New"/>
+                <w:i/>
                 <w:color w:val="555555"/>
                 <w:sz w:val="16"/>
               </w:rPr>
@@ -2519,6 +2676,7 @@
             <w:r>
               <w:rPr>
                 <w:rFonts w:ascii="Courier New" w:hAnsi="Courier New"/>
+                <w:i/>
                 <w:color w:val="555555"/>
                 <w:sz w:val="16"/>
               </w:rPr>
@@ -2535,6 +2693,7 @@
             <w:r>
               <w:rPr>
                 <w:rFonts w:ascii="Courier New" w:hAnsi="Courier New"/>
+                <w:i/>
                 <w:color w:val="555555"/>
                 <w:sz w:val="16"/>
               </w:rPr>
@@ -2551,6 +2710,7 @@
             <w:r>
               <w:rPr>
                 <w:rFonts w:ascii="Courier New" w:hAnsi="Courier New"/>
+                <w:i/>
                 <w:color w:val="555555"/>
                 <w:sz w:val="16"/>
               </w:rPr>
@@ -2567,6 +2727,7 @@
             <w:r>
               <w:rPr>
                 <w:rFonts w:ascii="Courier New" w:hAnsi="Courier New"/>
+                <w:i/>
                 <w:color w:val="555555"/>
                 <w:sz w:val="16"/>
               </w:rPr>
@@ -2583,6 +2744,7 @@
             <w:r>
               <w:rPr>
                 <w:rFonts w:ascii="Courier New" w:hAnsi="Courier New"/>
+                <w:i/>
                 <w:color w:val="555555"/>
                 <w:sz w:val="16"/>
               </w:rPr>
@@ -2599,6 +2761,7 @@
             <w:r>
               <w:rPr>
                 <w:rFonts w:ascii="Courier New" w:hAnsi="Courier New"/>
+                <w:i/>
                 <w:color w:val="555555"/>
                 <w:sz w:val="16"/>
               </w:rPr>
@@ -2615,6 +2778,7 @@
             <w:r>
               <w:rPr>
                 <w:rFonts w:ascii="Courier New" w:hAnsi="Courier New"/>
+                <w:i/>
                 <w:color w:val="555555"/>
                 <w:sz w:val="16"/>
               </w:rPr>
@@ -2631,6 +2795,7 @@
             <w:r>
               <w:rPr>
                 <w:rFonts w:ascii="Courier New" w:hAnsi="Courier New"/>
+                <w:i/>
                 <w:color w:val="555555"/>
                 <w:sz w:val="16"/>
               </w:rPr>
@@ -2647,6 +2812,7 @@
             <w:r>
               <w:rPr>
                 <w:rFonts w:ascii="Courier New" w:hAnsi="Courier New"/>
+                <w:i/>
                 <w:color w:val="555555"/>
                 <w:sz w:val="16"/>
               </w:rPr>
@@ -2663,6 +2829,7 @@
             <w:r>
               <w:rPr>
                 <w:rFonts w:ascii="Courier New" w:hAnsi="Courier New"/>
+                <w:i/>
                 <w:color w:val="555555"/>
                 <w:sz w:val="16"/>
               </w:rPr>
@@ -2679,6 +2846,7 @@
             <w:r>
               <w:rPr>
                 <w:rFonts w:ascii="Courier New" w:hAnsi="Courier New"/>
+                <w:i/>
                 <w:color w:val="555555"/>
                 <w:sz w:val="16"/>
               </w:rPr>
@@ -2695,6 +2863,7 @@
             <w:r>
               <w:rPr>
                 <w:rFonts w:ascii="Courier New" w:hAnsi="Courier New"/>
+                <w:i/>
                 <w:color w:val="555555"/>
                 <w:sz w:val="16"/>
               </w:rPr>
@@ -2711,6 +2880,7 @@
             <w:r>
               <w:rPr>
                 <w:rFonts w:ascii="Courier New" w:hAnsi="Courier New"/>
+                <w:i/>
                 <w:color w:val="555555"/>
                 <w:sz w:val="16"/>
               </w:rPr>
@@ -2727,6 +2897,7 @@
             <w:r>
               <w:rPr>
                 <w:rFonts w:ascii="Courier New" w:hAnsi="Courier New"/>
+                <w:i/>
                 <w:color w:val="555555"/>
                 <w:sz w:val="16"/>
               </w:rPr>
@@ -2743,6 +2914,7 @@
             <w:r>
               <w:rPr>
                 <w:rFonts w:ascii="Courier New" w:hAnsi="Courier New"/>
+                <w:i/>
                 <w:color w:val="555555"/>
                 <w:sz w:val="16"/>
               </w:rPr>
@@ -2759,6 +2931,7 @@
             <w:r>
               <w:rPr>
                 <w:rFonts w:ascii="Courier New" w:hAnsi="Courier New"/>
+                <w:i/>
                 <w:color w:val="555555"/>
                 <w:sz w:val="16"/>
               </w:rPr>
@@ -2775,6 +2948,7 @@
             <w:r>
               <w:rPr>
                 <w:rFonts w:ascii="Courier New" w:hAnsi="Courier New"/>
+                <w:i/>
                 <w:color w:val="555555"/>
                 <w:sz w:val="16"/>
               </w:rPr>
@@ -2791,6 +2965,7 @@
             <w:r>
               <w:rPr>
                 <w:rFonts w:ascii="Courier New" w:hAnsi="Courier New"/>
+                <w:i/>
                 <w:color w:val="555555"/>
                 <w:sz w:val="16"/>
               </w:rPr>
@@ -2807,6 +2982,7 @@
             <w:r>
               <w:rPr>
                 <w:rFonts w:ascii="Courier New" w:hAnsi="Courier New"/>
+                <w:i/>
                 <w:color w:val="555555"/>
                 <w:sz w:val="16"/>
               </w:rPr>
@@ -2823,6 +2999,7 @@
             <w:r>
               <w:rPr>
                 <w:rFonts w:ascii="Courier New" w:hAnsi="Courier New"/>
+                <w:i/>
                 <w:color w:val="555555"/>
                 <w:sz w:val="16"/>
               </w:rPr>
@@ -2839,6 +3016,7 @@
             <w:r>
               <w:rPr>
                 <w:rFonts w:ascii="Courier New" w:hAnsi="Courier New"/>
+                <w:i/>
                 <w:color w:val="555555"/>
                 <w:sz w:val="16"/>
               </w:rPr>
@@ -2855,6 +3033,7 @@
             <w:r>
               <w:rPr>
                 <w:rFonts w:ascii="Courier New" w:hAnsi="Courier New"/>
+                <w:i/>
                 <w:color w:val="555555"/>
                 <w:sz w:val="16"/>
               </w:rPr>
@@ -2871,6 +3050,7 @@
             <w:r>
               <w:rPr>
                 <w:rFonts w:ascii="Courier New" w:hAnsi="Courier New"/>
+                <w:i/>
                 <w:color w:val="555555"/>
                 <w:sz w:val="16"/>
               </w:rPr>
@@ -2887,6 +3067,7 @@
             <w:r>
               <w:rPr>
                 <w:rFonts w:ascii="Courier New" w:hAnsi="Courier New"/>
+                <w:i/>
                 <w:color w:val="555555"/>
                 <w:sz w:val="16"/>
               </w:rPr>
@@ -2903,6 +3084,7 @@
             <w:r>
               <w:rPr>
                 <w:rFonts w:ascii="Courier New" w:hAnsi="Courier New"/>
+                <w:i/>
                 <w:color w:val="555555"/>
                 <w:sz w:val="16"/>
               </w:rPr>
@@ -2919,6 +3101,7 @@
             <w:r>
               <w:rPr>
                 <w:rFonts w:ascii="Courier New" w:hAnsi="Courier New"/>
+                <w:i/>
                 <w:color w:val="555555"/>
                 <w:sz w:val="16"/>
               </w:rPr>
@@ -2935,6 +3118,7 @@
             <w:r>
               <w:rPr>
                 <w:rFonts w:ascii="Courier New" w:hAnsi="Courier New"/>
+                <w:i/>
                 <w:color w:val="555555"/>
                 <w:sz w:val="16"/>
               </w:rPr>
@@ -2951,6 +3135,7 @@
             <w:r>
               <w:rPr>
                 <w:rFonts w:ascii="Courier New" w:hAnsi="Courier New"/>
+                <w:i/>
                 <w:color w:val="555555"/>
                 <w:sz w:val="16"/>
               </w:rPr>
@@ -2967,6 +3152,7 @@
             <w:r>
               <w:rPr>
                 <w:rFonts w:ascii="Courier New" w:hAnsi="Courier New"/>
+                <w:i/>
                 <w:color w:val="555555"/>
                 <w:sz w:val="16"/>
               </w:rPr>
@@ -2983,6 +3169,7 @@
             <w:r>
               <w:rPr>
                 <w:rFonts w:ascii="Courier New" w:hAnsi="Courier New"/>
+                <w:i/>
                 <w:color w:val="555555"/>
                 <w:sz w:val="16"/>
               </w:rPr>
@@ -2999,6 +3186,7 @@
             <w:r>
               <w:rPr>
                 <w:rFonts w:ascii="Courier New" w:hAnsi="Courier New"/>
+                <w:i/>
                 <w:color w:val="555555"/>
                 <w:sz w:val="16"/>
               </w:rPr>
@@ -3015,6 +3203,7 @@
             <w:r>
               <w:rPr>
                 <w:rFonts w:ascii="Courier New" w:hAnsi="Courier New"/>
+                <w:i/>
                 <w:color w:val="555555"/>
                 <w:sz w:val="16"/>
               </w:rPr>
@@ -3031,6 +3220,7 @@
             <w:r>
               <w:rPr>
                 <w:rFonts w:ascii="Courier New" w:hAnsi="Courier New"/>
+                <w:i/>
                 <w:color w:val="555555"/>
                 <w:sz w:val="16"/>
               </w:rPr>
@@ -3047,6 +3237,7 @@
             <w:r>
               <w:rPr>
                 <w:rFonts w:ascii="Courier New" w:hAnsi="Courier New"/>
+                <w:i/>
                 <w:color w:val="555555"/>
                 <w:sz w:val="16"/>
               </w:rPr>
@@ -3063,6 +3254,7 @@
             <w:r>
               <w:rPr>
                 <w:rFonts w:ascii="Courier New" w:hAnsi="Courier New"/>
+                <w:i/>
                 <w:color w:val="555555"/>
                 <w:sz w:val="16"/>
               </w:rPr>
@@ -3079,6 +3271,7 @@
             <w:r>
               <w:rPr>
                 <w:rFonts w:ascii="Courier New" w:hAnsi="Courier New"/>
+                <w:i/>
                 <w:color w:val="555555"/>
                 <w:sz w:val="16"/>
               </w:rPr>
@@ -3095,6 +3288,7 @@
             <w:r>
               <w:rPr>
                 <w:rFonts w:ascii="Courier New" w:hAnsi="Courier New"/>
+                <w:i/>
                 <w:color w:val="555555"/>
                 <w:sz w:val="16"/>
               </w:rPr>
@@ -3111,6 +3305,7 @@
             <w:r>
               <w:rPr>
                 <w:rFonts w:ascii="Courier New" w:hAnsi="Courier New"/>
+                <w:i/>
                 <w:color w:val="555555"/>
                 <w:sz w:val="16"/>
               </w:rPr>
@@ -3127,6 +3322,7 @@
             <w:r>
               <w:rPr>
                 <w:rFonts w:ascii="Courier New" w:hAnsi="Courier New"/>
+                <w:i/>
                 <w:color w:val="555555"/>
                 <w:sz w:val="16"/>
               </w:rPr>
@@ -3143,6 +3339,7 @@
             <w:r>
               <w:rPr>
                 <w:rFonts w:ascii="Courier New" w:hAnsi="Courier New"/>
+                <w:i/>
                 <w:color w:val="555555"/>
                 <w:sz w:val="16"/>
               </w:rPr>
@@ -3159,6 +3356,7 @@
             <w:r>
               <w:rPr>
                 <w:rFonts w:ascii="Courier New" w:hAnsi="Courier New"/>
+                <w:i/>
                 <w:color w:val="555555"/>
                 <w:sz w:val="16"/>
               </w:rPr>
@@ -3175,6 +3373,7 @@
             <w:r>
               <w:rPr>
                 <w:rFonts w:ascii="Courier New" w:hAnsi="Courier New"/>
+                <w:i/>
                 <w:color w:val="555555"/>
                 <w:sz w:val="16"/>
               </w:rPr>
@@ -3191,6 +3390,7 @@
             <w:r>
               <w:rPr>
                 <w:rFonts w:ascii="Courier New" w:hAnsi="Courier New"/>
+                <w:i/>
                 <w:color w:val="555555"/>
                 <w:sz w:val="16"/>
               </w:rPr>
@@ -3207,6 +3407,7 @@
             <w:r>
               <w:rPr>
                 <w:rFonts w:ascii="Courier New" w:hAnsi="Courier New"/>
+                <w:i/>
                 <w:color w:val="555555"/>
                 <w:sz w:val="16"/>
               </w:rPr>
@@ -3223,6 +3424,7 @@
             <w:r>
               <w:rPr>
                 <w:rFonts w:ascii="Courier New" w:hAnsi="Courier New"/>
+                <w:i/>
                 <w:color w:val="555555"/>
                 <w:sz w:val="16"/>
               </w:rPr>
@@ -3239,6 +3441,7 @@
             <w:r>
               <w:rPr>
                 <w:rFonts w:ascii="Courier New" w:hAnsi="Courier New"/>
+                <w:i/>
                 <w:color w:val="555555"/>
                 <w:sz w:val="16"/>
               </w:rPr>
@@ -3255,6 +3458,7 @@
             <w:r>
               <w:rPr>
                 <w:rFonts w:ascii="Courier New" w:hAnsi="Courier New"/>
+                <w:i/>
                 <w:color w:val="555555"/>
                 <w:sz w:val="16"/>
               </w:rPr>
@@ -3271,6 +3475,7 @@
             <w:r>
               <w:rPr>
                 <w:rFonts w:ascii="Courier New" w:hAnsi="Courier New"/>
+                <w:i/>
                 <w:color w:val="555555"/>
                 <w:sz w:val="16"/>
               </w:rPr>
@@ -3287,6 +3492,7 @@
             <w:r>
               <w:rPr>
                 <w:rFonts w:ascii="Courier New" w:hAnsi="Courier New"/>
+                <w:i/>
                 <w:color w:val="555555"/>
                 <w:sz w:val="16"/>
               </w:rPr>
@@ -3303,6 +3509,7 @@
             <w:r>
               <w:rPr>
                 <w:rFonts w:ascii="Courier New" w:hAnsi="Courier New"/>
+                <w:i/>
                 <w:color w:val="555555"/>
                 <w:sz w:val="16"/>
               </w:rPr>
@@ -3319,6 +3526,7 @@
             <w:r>
               <w:rPr>
                 <w:rFonts w:ascii="Courier New" w:hAnsi="Courier New"/>
+                <w:i/>
                 <w:color w:val="555555"/>
                 <w:sz w:val="16"/>
               </w:rPr>
@@ -3335,6 +3543,7 @@
             <w:r>
               <w:rPr>
                 <w:rFonts w:ascii="Courier New" w:hAnsi="Courier New"/>
+                <w:i/>
                 <w:color w:val="555555"/>
                 <w:sz w:val="16"/>
               </w:rPr>
@@ -3351,6 +3560,7 @@
             <w:r>
               <w:rPr>
                 <w:rFonts w:ascii="Courier New" w:hAnsi="Courier New"/>
+                <w:i/>
                 <w:color w:val="555555"/>
                 <w:sz w:val="16"/>
               </w:rPr>
@@ -3367,6 +3577,7 @@
             <w:r>
               <w:rPr>
                 <w:rFonts w:ascii="Courier New" w:hAnsi="Courier New"/>
+                <w:i/>
                 <w:color w:val="555555"/>
                 <w:sz w:val="16"/>
               </w:rPr>
@@ -3383,6 +3594,7 @@
             <w:r>
               <w:rPr>
                 <w:rFonts w:ascii="Courier New" w:hAnsi="Courier New"/>
+                <w:i/>
                 <w:color w:val="555555"/>
                 <w:sz w:val="16"/>
               </w:rPr>
@@ -3399,6 +3611,7 @@
             <w:r>
               <w:rPr>
                 <w:rFonts w:ascii="Courier New" w:hAnsi="Courier New"/>
+                <w:i/>
                 <w:color w:val="555555"/>
                 <w:sz w:val="16"/>
               </w:rPr>
@@ -3415,6 +3628,7 @@
             <w:r>
               <w:rPr>
                 <w:rFonts w:ascii="Courier New" w:hAnsi="Courier New"/>
+                <w:i/>
                 <w:color w:val="555555"/>
                 <w:sz w:val="16"/>
               </w:rPr>
@@ -3431,6 +3645,7 @@
             <w:r>
               <w:rPr>
                 <w:rFonts w:ascii="Courier New" w:hAnsi="Courier New"/>
+                <w:i/>
                 <w:color w:val="555555"/>
                 <w:sz w:val="16"/>
               </w:rPr>
@@ -3447,6 +3662,7 @@
             <w:r>
               <w:rPr>
                 <w:rFonts w:ascii="Courier New" w:hAnsi="Courier New"/>
+                <w:i/>
                 <w:color w:val="555555"/>
                 <w:sz w:val="16"/>
               </w:rPr>
@@ -3463,6 +3679,7 @@
             <w:r>
               <w:rPr>
                 <w:rFonts w:ascii="Courier New" w:hAnsi="Courier New"/>
+                <w:i/>
                 <w:color w:val="555555"/>
                 <w:sz w:val="16"/>
               </w:rPr>
@@ -3479,6 +3696,7 @@
             <w:r>
               <w:rPr>
                 <w:rFonts w:ascii="Courier New" w:hAnsi="Courier New"/>
+                <w:i/>
                 <w:color w:val="555555"/>
                 <w:sz w:val="16"/>
               </w:rPr>
@@ -3495,6 +3713,7 @@
             <w:r>
               <w:rPr>
                 <w:rFonts w:ascii="Courier New" w:hAnsi="Courier New"/>
+                <w:i/>
                 <w:color w:val="555555"/>
                 <w:sz w:val="16"/>
               </w:rPr>
@@ -3511,6 +3730,7 @@
             <w:r>
               <w:rPr>
                 <w:rFonts w:ascii="Courier New" w:hAnsi="Courier New"/>
+                <w:i/>
                 <w:color w:val="555555"/>
                 <w:sz w:val="16"/>
               </w:rPr>
@@ -3527,6 +3747,7 @@
             <w:r>
               <w:rPr>
                 <w:rFonts w:ascii="Courier New" w:hAnsi="Courier New"/>
+                <w:i/>
                 <w:color w:val="555555"/>
                 <w:sz w:val="16"/>
               </w:rPr>
@@ -3543,6 +3764,7 @@
             <w:r>
               <w:rPr>
                 <w:rFonts w:ascii="Courier New" w:hAnsi="Courier New"/>
+                <w:i/>
                 <w:color w:val="555555"/>
                 <w:sz w:val="16"/>
               </w:rPr>
@@ -3559,6 +3781,7 @@
             <w:r>
               <w:rPr>
                 <w:rFonts w:ascii="Courier New" w:hAnsi="Courier New"/>
+                <w:i/>
                 <w:color w:val="555555"/>
                 <w:sz w:val="16"/>
               </w:rPr>
@@ -3575,6 +3798,7 @@
             <w:r>
               <w:rPr>
                 <w:rFonts w:ascii="Courier New" w:hAnsi="Courier New"/>
+                <w:i/>
                 <w:color w:val="555555"/>
                 <w:sz w:val="16"/>
               </w:rPr>
@@ -3591,6 +3815,7 @@
             <w:r>
               <w:rPr>
                 <w:rFonts w:ascii="Courier New" w:hAnsi="Courier New"/>
+                <w:i/>
                 <w:color w:val="555555"/>
                 <w:sz w:val="16"/>
               </w:rPr>
@@ -3607,6 +3832,7 @@
             <w:r>
               <w:rPr>
                 <w:rFonts w:ascii="Courier New" w:hAnsi="Courier New"/>
+                <w:i/>
                 <w:color w:val="555555"/>
                 <w:sz w:val="16"/>
               </w:rPr>
@@ -3623,6 +3849,7 @@
             <w:r>
               <w:rPr>
                 <w:rFonts w:ascii="Courier New" w:hAnsi="Courier New"/>
+                <w:i/>
                 <w:color w:val="555555"/>
                 <w:sz w:val="16"/>
               </w:rPr>
@@ -3639,6 +3866,7 @@
             <w:r>
               <w:rPr>
                 <w:rFonts w:ascii="Courier New" w:hAnsi="Courier New"/>
+                <w:i/>
                 <w:color w:val="555555"/>
                 <w:sz w:val="16"/>
               </w:rPr>
@@ -3655,6 +3883,7 @@
             <w:r>
               <w:rPr>
                 <w:rFonts w:ascii="Courier New" w:hAnsi="Courier New"/>
+                <w:i/>
                 <w:color w:val="555555"/>
                 <w:sz w:val="16"/>
               </w:rPr>
@@ -3671,6 +3900,7 @@
             <w:r>
               <w:rPr>
                 <w:rFonts w:ascii="Courier New" w:hAnsi="Courier New"/>
+                <w:i/>
                 <w:color w:val="555555"/>
                 <w:sz w:val="16"/>
               </w:rPr>
@@ -3687,6 +3917,7 @@
             <w:r>
               <w:rPr>
                 <w:rFonts w:ascii="Courier New" w:hAnsi="Courier New"/>
+                <w:i/>
                 <w:color w:val="555555"/>
                 <w:sz w:val="16"/>
               </w:rPr>
@@ -3703,6 +3934,7 @@
             <w:r>
               <w:rPr>
                 <w:rFonts w:ascii="Courier New" w:hAnsi="Courier New"/>
+                <w:i/>
                 <w:color w:val="555555"/>
                 <w:sz w:val="16"/>
               </w:rPr>
@@ -3719,6 +3951,7 @@
             <w:r>
               <w:rPr>
                 <w:rFonts w:ascii="Courier New" w:hAnsi="Courier New"/>
+                <w:i/>
                 <w:color w:val="555555"/>
                 <w:sz w:val="16"/>
               </w:rPr>
@@ -3735,6 +3968,7 @@
             <w:r>
               <w:rPr>
                 <w:rFonts w:ascii="Courier New" w:hAnsi="Courier New"/>
+                <w:i/>
                 <w:color w:val="555555"/>
                 <w:sz w:val="16"/>
               </w:rPr>
@@ -3751,6 +3985,7 @@
             <w:r>
               <w:rPr>
                 <w:rFonts w:ascii="Courier New" w:hAnsi="Courier New"/>
+                <w:i/>
                 <w:color w:val="555555"/>
                 <w:sz w:val="16"/>
               </w:rPr>
@@ -3767,6 +4002,7 @@
             <w:r>
               <w:rPr>
                 <w:rFonts w:ascii="Courier New" w:hAnsi="Courier New"/>
+                <w:i/>
                 <w:color w:val="555555"/>
                 <w:sz w:val="16"/>
               </w:rPr>
@@ -3783,6 +4019,7 @@
             <w:r>
               <w:rPr>
                 <w:rFonts w:ascii="Courier New" w:hAnsi="Courier New"/>
+                <w:i/>
                 <w:color w:val="555555"/>
                 <w:sz w:val="16"/>
               </w:rPr>
@@ -3799,6 +4036,7 @@
             <w:r>
               <w:rPr>
                 <w:rFonts w:ascii="Courier New" w:hAnsi="Courier New"/>
+                <w:i/>
                 <w:color w:val="555555"/>
                 <w:sz w:val="16"/>
               </w:rPr>
@@ -3815,6 +4053,7 @@
             <w:r>
               <w:rPr>
                 <w:rFonts w:ascii="Courier New" w:hAnsi="Courier New"/>
+                <w:i/>
                 <w:color w:val="555555"/>
                 <w:sz w:val="16"/>
               </w:rPr>
@@ -3831,6 +4070,7 @@
             <w:r>
               <w:rPr>
                 <w:rFonts w:ascii="Courier New" w:hAnsi="Courier New"/>
+                <w:i/>
                 <w:color w:val="555555"/>
                 <w:sz w:val="16"/>
               </w:rPr>
@@ -3847,6 +4087,7 @@
             <w:r>
               <w:rPr>
                 <w:rFonts w:ascii="Courier New" w:hAnsi="Courier New"/>
+                <w:i/>
                 <w:color w:val="555555"/>
                 <w:sz w:val="16"/>
               </w:rPr>
@@ -3863,6 +4104,7 @@
             <w:r>
               <w:rPr>
                 <w:rFonts w:ascii="Courier New" w:hAnsi="Courier New"/>
+                <w:i/>
                 <w:color w:val="555555"/>
                 <w:sz w:val="16"/>
               </w:rPr>
@@ -3879,6 +4121,7 @@
             <w:r>
               <w:rPr>
                 <w:rFonts w:ascii="Courier New" w:hAnsi="Courier New"/>
+                <w:i/>
                 <w:color w:val="555555"/>
                 <w:sz w:val="16"/>
               </w:rPr>
@@ -3895,6 +4138,7 @@
             <w:r>
               <w:rPr>
                 <w:rFonts w:ascii="Courier New" w:hAnsi="Courier New"/>
+                <w:i/>
                 <w:color w:val="555555"/>
                 <w:sz w:val="16"/>
               </w:rPr>
@@ -3911,6 +4155,7 @@
             <w:r>
               <w:rPr>
                 <w:rFonts w:ascii="Courier New" w:hAnsi="Courier New"/>
+                <w:i/>
                 <w:color w:val="555555"/>
                 <w:sz w:val="16"/>
               </w:rPr>
@@ -3927,6 +4172,7 @@
             <w:r>
               <w:rPr>
                 <w:rFonts w:ascii="Courier New" w:hAnsi="Courier New"/>
+                <w:i/>
                 <w:color w:val="555555"/>
                 <w:sz w:val="16"/>
               </w:rPr>
@@ -3943,6 +4189,7 @@
             <w:r>
               <w:rPr>
                 <w:rFonts w:ascii="Courier New" w:hAnsi="Courier New"/>
+                <w:i/>
                 <w:color w:val="555555"/>
                 <w:sz w:val="16"/>
               </w:rPr>
@@ -3959,6 +4206,7 @@
             <w:r>
               <w:rPr>
                 <w:rFonts w:ascii="Courier New" w:hAnsi="Courier New"/>
+                <w:i/>
                 <w:color w:val="555555"/>
                 <w:sz w:val="16"/>
               </w:rPr>
@@ -4023,6 +4271,7 @@
             <w:r>
               <w:rPr>
                 <w:rFonts w:ascii="Courier New" w:hAnsi="Courier New"/>
+                <w:i/>
                 <w:color w:val="555555"/>
                 <w:sz w:val="16"/>
               </w:rPr>
@@ -4039,6 +4288,7 @@
             <w:r>
               <w:rPr>
                 <w:rFonts w:ascii="Courier New" w:hAnsi="Courier New"/>
+                <w:i/>
                 <w:color w:val="555555"/>
                 <w:sz w:val="16"/>
               </w:rPr>
@@ -4099,7 +4349,7 @@
             <w:r>
               <w:rPr>
                 <w:rFonts w:ascii="Courier New" w:hAnsi="Courier New"/>
-                <w:sz w:val="17"/>
+                <w:sz w:val="16"/>
               </w:rPr>
               <w:t>openclaw.json</w:t>
             </w:r>
@@ -4109,7 +4359,7 @@
             <w:r>
               <w:rPr>
                 <w:rFonts w:ascii="Courier New" w:hAnsi="Courier New"/>
-                <w:sz w:val="17"/>
+                <w:sz w:val="16"/>
               </w:rPr>
               <w:t>agents</w:t>
             </w:r>
@@ -4119,7 +4369,7 @@
             <w:r>
               <w:rPr>
                 <w:rFonts w:ascii="Courier New" w:hAnsi="Courier New"/>
-                <w:sz w:val="17"/>
+                <w:sz w:val="16"/>
               </w:rPr>
               <w:t>gateway</w:t>
             </w:r>
@@ -4129,7 +4379,7 @@
             <w:r>
               <w:rPr>
                 <w:rFonts w:ascii="Courier New" w:hAnsi="Courier New"/>
-                <w:sz w:val="17"/>
+                <w:sz w:val="16"/>
               </w:rPr>
               <w:t>session</w:t>
             </w:r>
@@ -4139,7 +4389,7 @@
             <w:r>
               <w:rPr>
                 <w:rFonts w:ascii="Courier New" w:hAnsi="Courier New"/>
-                <w:sz w:val="17"/>
+                <w:sz w:val="16"/>
               </w:rPr>
               <w:t>tools</w:t>
             </w:r>
@@ -4149,7 +4399,7 @@
             <w:r>
               <w:rPr>
                 <w:rFonts w:ascii="Courier New" w:hAnsi="Courier New"/>
-                <w:sz w:val="17"/>
+                <w:sz w:val="16"/>
               </w:rPr>
               <w:t>plugins</w:t>
             </w:r>
@@ -4159,7 +4409,7 @@
             <w:r>
               <w:rPr>
                 <w:rFonts w:ascii="Courier New" w:hAnsi="Courier New"/>
-                <w:sz w:val="17"/>
+                <w:sz w:val="16"/>
               </w:rPr>
               <w:t>models</w:t>
             </w:r>
@@ -4169,7 +4419,7 @@
             <w:r>
               <w:rPr>
                 <w:rFonts w:ascii="Courier New" w:hAnsi="Courier New"/>
-                <w:sz w:val="17"/>
+                <w:sz w:val="16"/>
               </w:rPr>
               <w:t>auth</w:t>
             </w:r>
@@ -4179,7 +4429,7 @@
             <w:r>
               <w:rPr>
                 <w:rFonts w:ascii="Courier New" w:hAnsi="Courier New"/>
-                <w:sz w:val="17"/>
+                <w:sz w:val="16"/>
               </w:rPr>
               <w:t>channels</w:t>
             </w:r>
@@ -4189,7 +4439,7 @@
             <w:r>
               <w:rPr>
                 <w:rFonts w:ascii="Courier New" w:hAnsi="Courier New"/>
-                <w:sz w:val="17"/>
+                <w:sz w:val="16"/>
               </w:rPr>
               <w:t>commands</w:t>
             </w:r>
@@ -4199,7 +4449,7 @@
             <w:r>
               <w:rPr>
                 <w:rFonts w:ascii="Courier New" w:hAnsi="Courier New"/>
-                <w:sz w:val="17"/>
+                <w:sz w:val="16"/>
               </w:rPr>
               <w:t>skills</w:t>
             </w:r>
@@ -4209,7 +4459,7 @@
             <w:r>
               <w:rPr>
                 <w:rFonts w:ascii="Courier New" w:hAnsi="Courier New"/>
-                <w:sz w:val="17"/>
+                <w:sz w:val="16"/>
               </w:rPr>
               <w:t>hooks</w:t>
             </w:r>
@@ -4219,7 +4469,7 @@
             <w:r>
               <w:rPr>
                 <w:rFonts w:ascii="Courier New" w:hAnsi="Courier New"/>
-                <w:sz w:val="17"/>
+                <w:sz w:val="16"/>
               </w:rPr>
               <w:t>models.providers.vllm.apiKey</w:t>
             </w:r>
@@ -4229,7 +4479,7 @@
             <w:r>
               <w:rPr>
                 <w:rFonts w:ascii="Courier New" w:hAnsi="Courier New"/>
-                <w:sz w:val="17"/>
+                <w:sz w:val="16"/>
               </w:rPr>
               <w:t>"vllm-local"</w:t>
             </w:r>
@@ -4239,7 +4489,7 @@
             <w:r>
               <w:rPr>
                 <w:rFonts w:ascii="Courier New" w:hAnsi="Courier New"/>
-                <w:sz w:val="17"/>
+                <w:sz w:val="16"/>
               </w:rPr>
               <w:t>$VLLM_API_KEY</w:t>
             </w:r>
@@ -4249,7 +4499,7 @@
             <w:r>
               <w:rPr>
                 <w:rFonts w:ascii="Courier New" w:hAnsi="Courier New"/>
-                <w:sz w:val="17"/>
+                <w:sz w:val="16"/>
               </w:rPr>
               <w:t>~/.bash_aliases</w:t>
             </w:r>
@@ -4259,7 +4509,7 @@
             <w:r>
               <w:rPr>
                 <w:rFonts w:ascii="Courier New" w:hAnsi="Courier New"/>
-                <w:sz w:val="17"/>
+                <w:sz w:val="16"/>
               </w:rPr>
               <w:t>--api-key</w:t>
             </w:r>
@@ -4269,7 +4519,7 @@
             <w:r>
               <w:rPr>
                 <w:rFonts w:ascii="Courier New" w:hAnsi="Courier New"/>
-                <w:sz w:val="17"/>
+                <w:sz w:val="16"/>
               </w:rPr>
               <w:t>docker run vllm</w:t>
             </w:r>
@@ -4279,7 +4529,7 @@
             <w:r>
               <w:rPr>
                 <w:rFonts w:ascii="Courier New" w:hAnsi="Courier New"/>
-                <w:sz w:val="17"/>
+                <w:sz w:val="16"/>
               </w:rPr>
               <w:t>VLLM_API_KEY</w:t>
             </w:r>
@@ -4308,7 +4558,7 @@
         <w:tc>
           <w:tcPr>
             <w:tcW w:type="dxa" w:w="8152"/>
-            <w:shd w:val="clear" w:color="auto" w:fill="F2F2F2"/>
+            <w:shd w:val="clear" w:color="auto" w:fill="EAEAEA"/>
             <w:tcBorders>
               <w:left w:val="thick" w:sz="24" w:color="1A5A6A"/>
             </w:tcBorders>
@@ -4346,6 +4596,7 @@
             <w:r>
               <w:rPr>
                 <w:rFonts w:ascii="Courier New" w:hAnsi="Courier New"/>
+                <w:i/>
                 <w:color w:val="555555"/>
                 <w:sz w:val="16"/>
               </w:rPr>
@@ -4362,6 +4613,7 @@
             <w:r>
               <w:rPr>
                 <w:rFonts w:ascii="Courier New" w:hAnsi="Courier New"/>
+                <w:i/>
                 <w:color w:val="555555"/>
                 <w:sz w:val="16"/>
               </w:rPr>
@@ -4378,6 +4630,7 @@
             <w:r>
               <w:rPr>
                 <w:rFonts w:ascii="Courier New" w:hAnsi="Courier New"/>
+                <w:i/>
                 <w:color w:val="555555"/>
                 <w:sz w:val="16"/>
               </w:rPr>
@@ -4405,7 +4658,7 @@
         <w:tc>
           <w:tcPr>
             <w:tcW w:type="dxa" w:w="8152"/>
-            <w:shd w:val="clear" w:color="auto" w:fill="F2F2F2"/>
+            <w:shd w:val="clear" w:color="auto" w:fill="EAEAEA"/>
             <w:tcBorders>
               <w:left w:val="thick" w:sz="24" w:color="1A5A6A"/>
             </w:tcBorders>
@@ -4443,6 +4696,7 @@
             <w:r>
               <w:rPr>
                 <w:rFonts w:ascii="Courier New" w:hAnsi="Courier New"/>
+                <w:i/>
                 <w:color w:val="555555"/>
                 <w:sz w:val="16"/>
               </w:rPr>
@@ -4459,6 +4713,7 @@
             <w:r>
               <w:rPr>
                 <w:rFonts w:ascii="Courier New" w:hAnsi="Courier New"/>
+                <w:i/>
                 <w:color w:val="555555"/>
                 <w:sz w:val="16"/>
               </w:rPr>
@@ -4475,6 +4730,7 @@
             <w:r>
               <w:rPr>
                 <w:rFonts w:ascii="Courier New" w:hAnsi="Courier New"/>
+                <w:i/>
                 <w:color w:val="555555"/>
                 <w:sz w:val="16"/>
               </w:rPr>
@@ -4491,6 +4747,7 @@
             <w:r>
               <w:rPr>
                 <w:rFonts w:ascii="Courier New" w:hAnsi="Courier New"/>
+                <w:i/>
                 <w:color w:val="555555"/>
                 <w:sz w:val="16"/>
               </w:rPr>
@@ -4510,10 +4767,11 @@
         <w:pStyle w:val="Endure-Subhead"/>
         <w:keepNext/>
         <w:spacing w:before="160" w:after="60"/>
+        <w:outlineLvl w:val="2"/>
       </w:pPr>
       <w:r>
         <w:rPr>
-          <w:sz w:val="18"/>
+          <w:sz w:val="22"/>
         </w:rPr>
         <w:t>13A.4.3 Tabla de Errores Críticos de Configuración (todos verificados en producción)</w:t>
       </w:r>
@@ -4531,20 +4789,38 @@
         <w:gridCol w:w="2038"/>
       </w:tblGrid>
       <w:tr>
+        <w:trPr>
+          <w:trHeight w:val="453" w:hRule="atLeast"/>
+          <w:tblHeader/>
+        </w:trPr>
         <w:tc>
           <w:tcPr>
             <w:tcW w:type="dxa" w:w="2038"/>
             <w:shd w:val="clear" w:color="auto" w:fill="1A5A6A"/>
+            <w:tcBorders>
+              <w:top w:val="single" w:sz="12" w:color="FFFFFF"/>
+              <w:left w:val="single" w:sz="12" w:color="FFFFFF"/>
+              <w:bottom w:val="single" w:sz="12" w:color="FFFFFF"/>
+              <w:right w:val="single" w:sz="12" w:color="FFFFFF"/>
+            </w:tcBorders>
+            <w:vAlign w:val="center"/>
+            <w:tcMar>
+              <w:top w:w="60" w:type="dxa"/>
+              <w:left w:w="120" w:type="dxa"/>
+              <w:bottom w:w="60" w:type="dxa"/>
+              <w:right w:w="80" w:type="dxa"/>
+            </w:tcMar>
           </w:tcPr>
           <w:p>
             <w:pPr>
+              <w:spacing w:before="0" w:after="0"/>
               <w:jc w:val="center"/>
             </w:pPr>
             <w:r>
               <w:rPr>
                 <w:b/>
                 <w:color w:val="FFFFFF"/>
-                <w:sz w:val="17"/>
+                <w:sz w:val="16"/>
               </w:rPr>
               <w:t>Campo incorrecto</w:t>
             </w:r>
@@ -4554,16 +4830,30 @@
           <w:tcPr>
             <w:tcW w:type="dxa" w:w="2038"/>
             <w:shd w:val="clear" w:color="auto" w:fill="1A5A6A"/>
+            <w:tcBorders>
+              <w:top w:val="single" w:sz="12" w:color="FFFFFF"/>
+              <w:left w:val="single" w:sz="12" w:color="FFFFFF"/>
+              <w:bottom w:val="single" w:sz="12" w:color="FFFFFF"/>
+              <w:right w:val="single" w:sz="12" w:color="FFFFFF"/>
+            </w:tcBorders>
+            <w:vAlign w:val="center"/>
+            <w:tcMar>
+              <w:top w:w="60" w:type="dxa"/>
+              <w:left w:w="120" w:type="dxa"/>
+              <w:bottom w:w="60" w:type="dxa"/>
+              <w:right w:w="80" w:type="dxa"/>
+            </w:tcMar>
           </w:tcPr>
           <w:p>
             <w:pPr>
+              <w:spacing w:before="0" w:after="0"/>
               <w:jc w:val="center"/>
             </w:pPr>
             <w:r>
               <w:rPr>
                 <w:b/>
                 <w:color w:val="FFFFFF"/>
-                <w:sz w:val="17"/>
+                <w:sz w:val="16"/>
               </w:rPr>
               <w:t>Valor que falla</w:t>
             </w:r>
@@ -4573,16 +4863,30 @@
           <w:tcPr>
             <w:tcW w:type="dxa" w:w="2038"/>
             <w:shd w:val="clear" w:color="auto" w:fill="1A5A6A"/>
+            <w:tcBorders>
+              <w:top w:val="single" w:sz="12" w:color="FFFFFF"/>
+              <w:left w:val="single" w:sz="12" w:color="FFFFFF"/>
+              <w:bottom w:val="single" w:sz="12" w:color="FFFFFF"/>
+              <w:right w:val="single" w:sz="12" w:color="FFFFFF"/>
+            </w:tcBorders>
+            <w:vAlign w:val="center"/>
+            <w:tcMar>
+              <w:top w:w="60" w:type="dxa"/>
+              <w:left w:w="120" w:type="dxa"/>
+              <w:bottom w:w="60" w:type="dxa"/>
+              <w:right w:w="80" w:type="dxa"/>
+            </w:tcMar>
           </w:tcPr>
           <w:p>
             <w:pPr>
+              <w:spacing w:before="0" w:after="0"/>
               <w:jc w:val="center"/>
             </w:pPr>
             <w:r>
               <w:rPr>
                 <w:b/>
                 <w:color w:val="FFFFFF"/>
-                <w:sz w:val="17"/>
+                <w:sz w:val="16"/>
               </w:rPr>
               <w:t>Valor correcto</w:t>
             </w:r>
@@ -4592,16 +4896,30 @@
           <w:tcPr>
             <w:tcW w:type="dxa" w:w="2038"/>
             <w:shd w:val="clear" w:color="auto" w:fill="1A5A6A"/>
+            <w:tcBorders>
+              <w:top w:val="single" w:sz="12" w:color="FFFFFF"/>
+              <w:left w:val="single" w:sz="12" w:color="FFFFFF"/>
+              <w:bottom w:val="single" w:sz="12" w:color="FFFFFF"/>
+              <w:right w:val="single" w:sz="12" w:color="FFFFFF"/>
+            </w:tcBorders>
+            <w:vAlign w:val="center"/>
+            <w:tcMar>
+              <w:top w:w="60" w:type="dxa"/>
+              <w:left w:w="120" w:type="dxa"/>
+              <w:bottom w:w="60" w:type="dxa"/>
+              <w:right w:w="80" w:type="dxa"/>
+            </w:tcMar>
           </w:tcPr>
           <w:p>
             <w:pPr>
+              <w:spacing w:before="0" w:after="0"/>
               <w:jc w:val="center"/>
             </w:pPr>
             <w:r>
               <w:rPr>
                 <w:b/>
                 <w:color w:val="FFFFFF"/>
-                <w:sz w:val="17"/>
+                <w:sz w:val="16"/>
               </w:rPr>
               <w:t>Consecuencia</w:t>
             </w:r>
@@ -4609,15 +4927,35 @@
         </w:tc>
       </w:tr>
       <w:tr>
+        <w:trPr>
+          <w:trHeight w:val="283" w:hRule="atLeast"/>
+        </w:trPr>
         <w:tc>
           <w:tcPr>
             <w:tcW w:type="dxa" w:w="2038"/>
-            <w:shd w:val="clear" w:color="auto" w:fill="F8F8F8"/>
+            <w:shd w:val="clear" w:color="auto" w:fill="EAEAEA"/>
+            <w:tcBorders>
+              <w:top w:val="single" w:sz="12" w:color="FFFFFF"/>
+              <w:left w:val="single" w:sz="12" w:color="FFFFFF"/>
+              <w:bottom w:val="single" w:sz="12" w:color="FFFFFF"/>
+              <w:right w:val="single" w:sz="12" w:color="FFFFFF"/>
+            </w:tcBorders>
+            <w:vAlign w:val="center"/>
+            <w:tcMar>
+              <w:top w:w="40" w:type="dxa"/>
+              <w:left w:w="120" w:type="dxa"/>
+              <w:bottom w:w="40" w:type="dxa"/>
+              <w:right w:w="80" w:type="dxa"/>
+            </w:tcMar>
           </w:tcPr>
           <w:p>
-            <w:r>
-              <w:rPr>
-                <w:sz w:val="17"/>
+            <w:pPr>
+              <w:spacing w:before="0" w:after="0"/>
+              <w:jc w:val="center"/>
+            </w:pPr>
+            <w:r>
+              <w:rPr>
+                <w:sz w:val="16"/>
               </w:rPr>
               <w:t>tools.profile</w:t>
             </w:r>
@@ -4626,12 +4964,29 @@
         <w:tc>
           <w:tcPr>
             <w:tcW w:type="dxa" w:w="2038"/>
-            <w:shd w:val="clear" w:color="auto" w:fill="F8F8F8"/>
+            <w:shd w:val="clear" w:color="auto" w:fill="EAEAEA"/>
+            <w:tcBorders>
+              <w:top w:val="single" w:sz="12" w:color="FFFFFF"/>
+              <w:left w:val="single" w:sz="12" w:color="FFFFFF"/>
+              <w:bottom w:val="single" w:sz="12" w:color="FFFFFF"/>
+              <w:right w:val="single" w:sz="12" w:color="FFFFFF"/>
+            </w:tcBorders>
+            <w:vAlign w:val="center"/>
+            <w:tcMar>
+              <w:top w:w="40" w:type="dxa"/>
+              <w:left w:w="120" w:type="dxa"/>
+              <w:bottom w:w="40" w:type="dxa"/>
+              <w:right w:w="80" w:type="dxa"/>
+            </w:tcMar>
           </w:tcPr>
           <w:p>
-            <w:r>
-              <w:rPr>
-                <w:sz w:val="17"/>
+            <w:pPr>
+              <w:spacing w:before="0" w:after="0"/>
+              <w:jc w:val="center"/>
+            </w:pPr>
+            <w:r>
+              <w:rPr>
+                <w:sz w:val="16"/>
               </w:rPr>
               <w:t>"default"</w:t>
             </w:r>
@@ -4640,12 +4995,29 @@
         <w:tc>
           <w:tcPr>
             <w:tcW w:type="dxa" w:w="2038"/>
-            <w:shd w:val="clear" w:color="auto" w:fill="F8F8F8"/>
+            <w:shd w:val="clear" w:color="auto" w:fill="EAEAEA"/>
+            <w:tcBorders>
+              <w:top w:val="single" w:sz="12" w:color="FFFFFF"/>
+              <w:left w:val="single" w:sz="12" w:color="FFFFFF"/>
+              <w:bottom w:val="single" w:sz="12" w:color="FFFFFF"/>
+              <w:right w:val="single" w:sz="12" w:color="FFFFFF"/>
+            </w:tcBorders>
+            <w:vAlign w:val="center"/>
+            <w:tcMar>
+              <w:top w:w="40" w:type="dxa"/>
+              <w:left w:w="120" w:type="dxa"/>
+              <w:bottom w:w="40" w:type="dxa"/>
+              <w:right w:w="80" w:type="dxa"/>
+            </w:tcMar>
           </w:tcPr>
           <w:p>
-            <w:r>
-              <w:rPr>
-                <w:sz w:val="17"/>
+            <w:pPr>
+              <w:spacing w:before="0" w:after="0"/>
+              <w:jc w:val="center"/>
+            </w:pPr>
+            <w:r>
+              <w:rPr>
+                <w:sz w:val="16"/>
               </w:rPr>
               <w:t>"full"</w:t>
             </w:r>
@@ -4654,12 +5026,29 @@
         <w:tc>
           <w:tcPr>
             <w:tcW w:type="dxa" w:w="2038"/>
-            <w:shd w:val="clear" w:color="auto" w:fill="F8F8F8"/>
+            <w:shd w:val="clear" w:color="auto" w:fill="EAEAEA"/>
+            <w:tcBorders>
+              <w:top w:val="single" w:sz="12" w:color="FFFFFF"/>
+              <w:left w:val="single" w:sz="12" w:color="FFFFFF"/>
+              <w:bottom w:val="single" w:sz="12" w:color="FFFFFF"/>
+              <w:right w:val="single" w:sz="12" w:color="FFFFFF"/>
+            </w:tcBorders>
+            <w:vAlign w:val="center"/>
+            <w:tcMar>
+              <w:top w:w="40" w:type="dxa"/>
+              <w:left w:w="120" w:type="dxa"/>
+              <w:bottom w:w="40" w:type="dxa"/>
+              <w:right w:w="80" w:type="dxa"/>
+            </w:tcMar>
           </w:tcPr>
           <w:p>
-            <w:r>
-              <w:rPr>
-                <w:sz w:val="17"/>
+            <w:pPr>
+              <w:spacing w:before="0" w:after="0"/>
+              <w:jc w:val="both"/>
+            </w:pPr>
+            <w:r>
+              <w:rPr>
+                <w:sz w:val="16"/>
               </w:rPr>
               <w:t>WhatsApp no puede responder mensajes</w:t>
             </w:r>
@@ -4667,15 +5056,35 @@
         </w:tc>
       </w:tr>
       <w:tr>
+        <w:trPr>
+          <w:trHeight w:val="283" w:hRule="atLeast"/>
+        </w:trPr>
         <w:tc>
           <w:tcPr>
             <w:tcW w:type="dxa" w:w="2038"/>
-            <w:shd w:val="clear" w:color="auto" w:fill="FFFFFF"/>
+            <w:shd w:val="clear" w:color="auto" w:fill="EAEAEA"/>
+            <w:tcBorders>
+              <w:top w:val="single" w:sz="12" w:color="FFFFFF"/>
+              <w:left w:val="single" w:sz="12" w:color="FFFFFF"/>
+              <w:bottom w:val="single" w:sz="12" w:color="FFFFFF"/>
+              <w:right w:val="single" w:sz="12" w:color="FFFFFF"/>
+            </w:tcBorders>
+            <w:vAlign w:val="center"/>
+            <w:tcMar>
+              <w:top w:w="40" w:type="dxa"/>
+              <w:left w:w="120" w:type="dxa"/>
+              <w:bottom w:w="40" w:type="dxa"/>
+              <w:right w:w="80" w:type="dxa"/>
+            </w:tcMar>
           </w:tcPr>
           <w:p>
-            <w:r>
-              <w:rPr>
-                <w:sz w:val="17"/>
+            <w:pPr>
+              <w:spacing w:before="0" w:after="0"/>
+              <w:jc w:val="center"/>
+            </w:pPr>
+            <w:r>
+              <w:rPr>
+                <w:sz w:val="16"/>
               </w:rPr>
               <w:t>tools.profile</w:t>
             </w:r>
@@ -4684,12 +5093,29 @@
         <w:tc>
           <w:tcPr>
             <w:tcW w:type="dxa" w:w="2038"/>
-            <w:shd w:val="clear" w:color="auto" w:fill="FFFFFF"/>
+            <w:shd w:val="clear" w:color="auto" w:fill="EAEAEA"/>
+            <w:tcBorders>
+              <w:top w:val="single" w:sz="12" w:color="FFFFFF"/>
+              <w:left w:val="single" w:sz="12" w:color="FFFFFF"/>
+              <w:bottom w:val="single" w:sz="12" w:color="FFFFFF"/>
+              <w:right w:val="single" w:sz="12" w:color="FFFFFF"/>
+            </w:tcBorders>
+            <w:vAlign w:val="center"/>
+            <w:tcMar>
+              <w:top w:w="40" w:type="dxa"/>
+              <w:left w:w="120" w:type="dxa"/>
+              <w:bottom w:w="40" w:type="dxa"/>
+              <w:right w:w="80" w:type="dxa"/>
+            </w:tcMar>
           </w:tcPr>
           <w:p>
-            <w:r>
-              <w:rPr>
-                <w:sz w:val="17"/>
+            <w:pPr>
+              <w:spacing w:before="0" w:after="0"/>
+              <w:jc w:val="center"/>
+            </w:pPr>
+            <w:r>
+              <w:rPr>
+                <w:sz w:val="16"/>
               </w:rPr>
               <w:t>"coding"</w:t>
             </w:r>
@@ -4698,12 +5124,29 @@
         <w:tc>
           <w:tcPr>
             <w:tcW w:type="dxa" w:w="2038"/>
-            <w:shd w:val="clear" w:color="auto" w:fill="FFFFFF"/>
+            <w:shd w:val="clear" w:color="auto" w:fill="EAEAEA"/>
+            <w:tcBorders>
+              <w:top w:val="single" w:sz="12" w:color="FFFFFF"/>
+              <w:left w:val="single" w:sz="12" w:color="FFFFFF"/>
+              <w:bottom w:val="single" w:sz="12" w:color="FFFFFF"/>
+              <w:right w:val="single" w:sz="12" w:color="FFFFFF"/>
+            </w:tcBorders>
+            <w:vAlign w:val="center"/>
+            <w:tcMar>
+              <w:top w:w="40" w:type="dxa"/>
+              <w:left w:w="120" w:type="dxa"/>
+              <w:bottom w:w="40" w:type="dxa"/>
+              <w:right w:w="80" w:type="dxa"/>
+            </w:tcMar>
           </w:tcPr>
           <w:p>
-            <w:r>
-              <w:rPr>
-                <w:sz w:val="17"/>
+            <w:pPr>
+              <w:spacing w:before="0" w:after="0"/>
+              <w:jc w:val="center"/>
+            </w:pPr>
+            <w:r>
+              <w:rPr>
+                <w:sz w:val="16"/>
               </w:rPr>
               <w:t>"full"</w:t>
             </w:r>
@@ -4712,12 +5155,29 @@
         <w:tc>
           <w:tcPr>
             <w:tcW w:type="dxa" w:w="2038"/>
-            <w:shd w:val="clear" w:color="auto" w:fill="FFFFFF"/>
+            <w:shd w:val="clear" w:color="auto" w:fill="EAEAEA"/>
+            <w:tcBorders>
+              <w:top w:val="single" w:sz="12" w:color="FFFFFF"/>
+              <w:left w:val="single" w:sz="12" w:color="FFFFFF"/>
+              <w:bottom w:val="single" w:sz="12" w:color="FFFFFF"/>
+              <w:right w:val="single" w:sz="12" w:color="FFFFFF"/>
+            </w:tcBorders>
+            <w:vAlign w:val="center"/>
+            <w:tcMar>
+              <w:top w:w="40" w:type="dxa"/>
+              <w:left w:w="120" w:type="dxa"/>
+              <w:bottom w:w="40" w:type="dxa"/>
+              <w:right w:w="80" w:type="dxa"/>
+            </w:tcMar>
           </w:tcPr>
           <w:p>
-            <w:r>
-              <w:rPr>
-                <w:sz w:val="17"/>
+            <w:pPr>
+              <w:spacing w:before="0" w:after="0"/>
+              <w:jc w:val="both"/>
+            </w:pPr>
+            <w:r>
+              <w:rPr>
+                <w:sz w:val="16"/>
               </w:rPr>
               <w:t>Perfil coding elimina la herramienta de respuesta WhatsApp</w:t>
             </w:r>
@@ -4725,15 +5185,35 @@
         </w:tc>
       </w:tr>
       <w:tr>
+        <w:trPr>
+          <w:trHeight w:val="283" w:hRule="atLeast"/>
+        </w:trPr>
         <w:tc>
           <w:tcPr>
             <w:tcW w:type="dxa" w:w="2038"/>
-            <w:shd w:val="clear" w:color="auto" w:fill="F8F8F8"/>
+            <w:shd w:val="clear" w:color="auto" w:fill="EAEAEA"/>
+            <w:tcBorders>
+              <w:top w:val="single" w:sz="12" w:color="FFFFFF"/>
+              <w:left w:val="single" w:sz="12" w:color="FFFFFF"/>
+              <w:bottom w:val="single" w:sz="12" w:color="FFFFFF"/>
+              <w:right w:val="single" w:sz="12" w:color="FFFFFF"/>
+            </w:tcBorders>
+            <w:vAlign w:val="center"/>
+            <w:tcMar>
+              <w:top w:w="40" w:type="dxa"/>
+              <w:left w:w="120" w:type="dxa"/>
+              <w:bottom w:w="40" w:type="dxa"/>
+              <w:right w:w="80" w:type="dxa"/>
+            </w:tcMar>
           </w:tcPr>
           <w:p>
-            <w:r>
-              <w:rPr>
-                <w:sz w:val="17"/>
+            <w:pPr>
+              <w:spacing w:before="0" w:after="0"/>
+              <w:jc w:val="center"/>
+            </w:pPr>
+            <w:r>
+              <w:rPr>
+                <w:sz w:val="16"/>
               </w:rPr>
               <w:t>models.providers.vllm.apiKey</w:t>
             </w:r>
@@ -4742,12 +5222,29 @@
         <w:tc>
           <w:tcPr>
             <w:tcW w:type="dxa" w:w="2038"/>
-            <w:shd w:val="clear" w:color="auto" w:fill="F8F8F8"/>
+            <w:shd w:val="clear" w:color="auto" w:fill="EAEAEA"/>
+            <w:tcBorders>
+              <w:top w:val="single" w:sz="12" w:color="FFFFFF"/>
+              <w:left w:val="single" w:sz="12" w:color="FFFFFF"/>
+              <w:bottom w:val="single" w:sz="12" w:color="FFFFFF"/>
+              <w:right w:val="single" w:sz="12" w:color="FFFFFF"/>
+            </w:tcBorders>
+            <w:vAlign w:val="center"/>
+            <w:tcMar>
+              <w:top w:w="40" w:type="dxa"/>
+              <w:left w:w="120" w:type="dxa"/>
+              <w:bottom w:w="40" w:type="dxa"/>
+              <w:right w:w="80" w:type="dxa"/>
+            </w:tcMar>
           </w:tcPr>
           <w:p>
-            <w:r>
-              <w:rPr>
-                <w:sz w:val="17"/>
+            <w:pPr>
+              <w:spacing w:before="0" w:after="0"/>
+              <w:jc w:val="center"/>
+            </w:pPr>
+            <w:r>
+              <w:rPr>
+                <w:sz w:val="16"/>
               </w:rPr>
               <w:t>"VLLM_API_KEY"</w:t>
             </w:r>
@@ -4756,12 +5253,29 @@
         <w:tc>
           <w:tcPr>
             <w:tcW w:type="dxa" w:w="2038"/>
-            <w:shd w:val="clear" w:color="auto" w:fill="F8F8F8"/>
+            <w:shd w:val="clear" w:color="auto" w:fill="EAEAEA"/>
+            <w:tcBorders>
+              <w:top w:val="single" w:sz="12" w:color="FFFFFF"/>
+              <w:left w:val="single" w:sz="12" w:color="FFFFFF"/>
+              <w:bottom w:val="single" w:sz="12" w:color="FFFFFF"/>
+              <w:right w:val="single" w:sz="12" w:color="FFFFFF"/>
+            </w:tcBorders>
+            <w:vAlign w:val="center"/>
+            <w:tcMar>
+              <w:top w:w="40" w:type="dxa"/>
+              <w:left w:w="120" w:type="dxa"/>
+              <w:bottom w:w="40" w:type="dxa"/>
+              <w:right w:w="80" w:type="dxa"/>
+            </w:tcMar>
           </w:tcPr>
           <w:p>
-            <w:r>
-              <w:rPr>
-                <w:sz w:val="17"/>
+            <w:pPr>
+              <w:spacing w:before="0" w:after="0"/>
+              <w:jc w:val="center"/>
+            </w:pPr>
+            <w:r>
+              <w:rPr>
+                <w:sz w:val="16"/>
               </w:rPr>
               <w:t>"vllm-local"</w:t>
             </w:r>
@@ -4770,12 +5284,29 @@
         <w:tc>
           <w:tcPr>
             <w:tcW w:type="dxa" w:w="2038"/>
-            <w:shd w:val="clear" w:color="auto" w:fill="F8F8F8"/>
+            <w:shd w:val="clear" w:color="auto" w:fill="EAEAEA"/>
+            <w:tcBorders>
+              <w:top w:val="single" w:sz="12" w:color="FFFFFF"/>
+              <w:left w:val="single" w:sz="12" w:color="FFFFFF"/>
+              <w:bottom w:val="single" w:sz="12" w:color="FFFFFF"/>
+              <w:right w:val="single" w:sz="12" w:color="FFFFFF"/>
+            </w:tcBorders>
+            <w:vAlign w:val="center"/>
+            <w:tcMar>
+              <w:top w:w="40" w:type="dxa"/>
+              <w:left w:w="120" w:type="dxa"/>
+              <w:bottom w:w="40" w:type="dxa"/>
+              <w:right w:w="80" w:type="dxa"/>
+            </w:tcMar>
           </w:tcPr>
           <w:p>
-            <w:r>
-              <w:rPr>
-                <w:sz w:val="17"/>
+            <w:pPr>
+              <w:spacing w:before="0" w:after="0"/>
+              <w:jc w:val="both"/>
+            </w:pPr>
+            <w:r>
+              <w:rPr>
+                <w:sz w:val="16"/>
               </w:rPr>
               <w:t>Error de autenticación contra el endpoint local</w:t>
             </w:r>
@@ -4783,15 +5314,35 @@
         </w:tc>
       </w:tr>
       <w:tr>
+        <w:trPr>
+          <w:trHeight w:val="283" w:hRule="atLeast"/>
+        </w:trPr>
         <w:tc>
           <w:tcPr>
             <w:tcW w:type="dxa" w:w="2038"/>
-            <w:shd w:val="clear" w:color="auto" w:fill="FFFFFF"/>
+            <w:shd w:val="clear" w:color="auto" w:fill="EAEAEA"/>
+            <w:tcBorders>
+              <w:top w:val="single" w:sz="12" w:color="FFFFFF"/>
+              <w:left w:val="single" w:sz="12" w:color="FFFFFF"/>
+              <w:bottom w:val="single" w:sz="12" w:color="FFFFFF"/>
+              <w:right w:val="single" w:sz="12" w:color="FFFFFF"/>
+            </w:tcBorders>
+            <w:vAlign w:val="center"/>
+            <w:tcMar>
+              <w:top w:w="40" w:type="dxa"/>
+              <w:left w:w="120" w:type="dxa"/>
+              <w:bottom w:w="40" w:type="dxa"/>
+              <w:right w:w="80" w:type="dxa"/>
+            </w:tcMar>
           </w:tcPr>
           <w:p>
-            <w:r>
-              <w:rPr>
-                <w:sz w:val="17"/>
+            <w:pPr>
+              <w:spacing w:before="0" w:after="0"/>
+              <w:jc w:val="both"/>
+            </w:pPr>
+            <w:r>
+              <w:rPr>
+                <w:sz w:val="16"/>
               </w:rPr>
               <w:t>models.providers.vllm.models[].id</w:t>
             </w:r>
@@ -4800,12 +5351,29 @@
         <w:tc>
           <w:tcPr>
             <w:tcW w:type="dxa" w:w="2038"/>
-            <w:shd w:val="clear" w:color="auto" w:fill="FFFFFF"/>
+            <w:shd w:val="clear" w:color="auto" w:fill="EAEAEA"/>
+            <w:tcBorders>
+              <w:top w:val="single" w:sz="12" w:color="FFFFFF"/>
+              <w:left w:val="single" w:sz="12" w:color="FFFFFF"/>
+              <w:bottom w:val="single" w:sz="12" w:color="FFFFFF"/>
+              <w:right w:val="single" w:sz="12" w:color="FFFFFF"/>
+            </w:tcBorders>
+            <w:vAlign w:val="center"/>
+            <w:tcMar>
+              <w:top w:w="40" w:type="dxa"/>
+              <w:left w:w="120" w:type="dxa"/>
+              <w:bottom w:w="40" w:type="dxa"/>
+              <w:right w:w="80" w:type="dxa"/>
+            </w:tcMar>
           </w:tcPr>
           <w:p>
-            <w:r>
-              <w:rPr>
-                <w:sz w:val="17"/>
+            <w:pPr>
+              <w:spacing w:before="0" w:after="0"/>
+              <w:jc w:val="center"/>
+            </w:pPr>
+            <w:r>
+              <w:rPr>
+                <w:sz w:val="16"/>
               </w:rPr>
               <w:t>"vllm/google/gemma-4-E4B-it"</w:t>
             </w:r>
@@ -4814,12 +5382,29 @@
         <w:tc>
           <w:tcPr>
             <w:tcW w:type="dxa" w:w="2038"/>
-            <w:shd w:val="clear" w:color="auto" w:fill="FFFFFF"/>
+            <w:shd w:val="clear" w:color="auto" w:fill="EAEAEA"/>
+            <w:tcBorders>
+              <w:top w:val="single" w:sz="12" w:color="FFFFFF"/>
+              <w:left w:val="single" w:sz="12" w:color="FFFFFF"/>
+              <w:bottom w:val="single" w:sz="12" w:color="FFFFFF"/>
+              <w:right w:val="single" w:sz="12" w:color="FFFFFF"/>
+            </w:tcBorders>
+            <w:vAlign w:val="center"/>
+            <w:tcMar>
+              <w:top w:w="40" w:type="dxa"/>
+              <w:left w:w="120" w:type="dxa"/>
+              <w:bottom w:w="40" w:type="dxa"/>
+              <w:right w:w="80" w:type="dxa"/>
+            </w:tcMar>
           </w:tcPr>
           <w:p>
-            <w:r>
-              <w:rPr>
-                <w:sz w:val="17"/>
+            <w:pPr>
+              <w:spacing w:before="0" w:after="0"/>
+              <w:jc w:val="center"/>
+            </w:pPr>
+            <w:r>
+              <w:rPr>
+                <w:sz w:val="16"/>
               </w:rPr>
               <w:t>"google/gemma-4-E4B-it"</w:t>
             </w:r>
@@ -4828,12 +5413,29 @@
         <w:tc>
           <w:tcPr>
             <w:tcW w:type="dxa" w:w="2038"/>
-            <w:shd w:val="clear" w:color="auto" w:fill="FFFFFF"/>
+            <w:shd w:val="clear" w:color="auto" w:fill="EAEAEA"/>
+            <w:tcBorders>
+              <w:top w:val="single" w:sz="12" w:color="FFFFFF"/>
+              <w:left w:val="single" w:sz="12" w:color="FFFFFF"/>
+              <w:bottom w:val="single" w:sz="12" w:color="FFFFFF"/>
+              <w:right w:val="single" w:sz="12" w:color="FFFFFF"/>
+            </w:tcBorders>
+            <w:vAlign w:val="center"/>
+            <w:tcMar>
+              <w:top w:w="40" w:type="dxa"/>
+              <w:left w:w="120" w:type="dxa"/>
+              <w:bottom w:w="40" w:type="dxa"/>
+              <w:right w:w="80" w:type="dxa"/>
+            </w:tcMar>
           </w:tcPr>
           <w:p>
-            <w:r>
-              <w:rPr>
-                <w:sz w:val="17"/>
+            <w:pPr>
+              <w:spacing w:before="0" w:after="0"/>
+              <w:jc w:val="both"/>
+            </w:pPr>
+            <w:r>
+              <w:rPr>
+                <w:sz w:val="16"/>
               </w:rPr>
               <w:t>El prefijo vllm/ no va en el campo id del modelo</w:t>
             </w:r>
@@ -4841,15 +5443,35 @@
         </w:tc>
       </w:tr>
       <w:tr>
+        <w:trPr>
+          <w:trHeight w:val="283" w:hRule="atLeast"/>
+        </w:trPr>
         <w:tc>
           <w:tcPr>
             <w:tcW w:type="dxa" w:w="2038"/>
-            <w:shd w:val="clear" w:color="auto" w:fill="F8F8F8"/>
+            <w:shd w:val="clear" w:color="auto" w:fill="EAEAEA"/>
+            <w:tcBorders>
+              <w:top w:val="single" w:sz="12" w:color="FFFFFF"/>
+              <w:left w:val="single" w:sz="12" w:color="FFFFFF"/>
+              <w:bottom w:val="single" w:sz="12" w:color="FFFFFF"/>
+              <w:right w:val="single" w:sz="12" w:color="FFFFFF"/>
+            </w:tcBorders>
+            <w:vAlign w:val="center"/>
+            <w:tcMar>
+              <w:top w:w="40" w:type="dxa"/>
+              <w:left w:w="120" w:type="dxa"/>
+              <w:bottom w:w="40" w:type="dxa"/>
+              <w:right w:w="80" w:type="dxa"/>
+            </w:tcMar>
           </w:tcPr>
           <w:p>
-            <w:r>
-              <w:rPr>
-                <w:sz w:val="17"/>
+            <w:pPr>
+              <w:spacing w:before="0" w:after="0"/>
+              <w:jc w:val="center"/>
+            </w:pPr>
+            <w:r>
+              <w:rPr>
+                <w:sz w:val="16"/>
               </w:rPr>
               <w:t>agents.defaults.model.primary</w:t>
             </w:r>
@@ -4858,12 +5480,29 @@
         <w:tc>
           <w:tcPr>
             <w:tcW w:type="dxa" w:w="2038"/>
-            <w:shd w:val="clear" w:color="auto" w:fill="F8F8F8"/>
+            <w:shd w:val="clear" w:color="auto" w:fill="EAEAEA"/>
+            <w:tcBorders>
+              <w:top w:val="single" w:sz="12" w:color="FFFFFF"/>
+              <w:left w:val="single" w:sz="12" w:color="FFFFFF"/>
+              <w:bottom w:val="single" w:sz="12" w:color="FFFFFF"/>
+              <w:right w:val="single" w:sz="12" w:color="FFFFFF"/>
+            </w:tcBorders>
+            <w:vAlign w:val="center"/>
+            <w:tcMar>
+              <w:top w:w="40" w:type="dxa"/>
+              <w:left w:w="120" w:type="dxa"/>
+              <w:bottom w:w="40" w:type="dxa"/>
+              <w:right w:w="80" w:type="dxa"/>
+            </w:tcMar>
           </w:tcPr>
           <w:p>
-            <w:r>
-              <w:rPr>
-                <w:sz w:val="17"/>
+            <w:pPr>
+              <w:spacing w:before="0" w:after="0"/>
+              <w:jc w:val="center"/>
+            </w:pPr>
+            <w:r>
+              <w:rPr>
+                <w:sz w:val="16"/>
               </w:rPr>
               <w:t>"vllm/google/gemma4-E4B-it"</w:t>
             </w:r>
@@ -4872,12 +5511,29 @@
         <w:tc>
           <w:tcPr>
             <w:tcW w:type="dxa" w:w="2038"/>
-            <w:shd w:val="clear" w:color="auto" w:fill="F8F8F8"/>
+            <w:shd w:val="clear" w:color="auto" w:fill="EAEAEA"/>
+            <w:tcBorders>
+              <w:top w:val="single" w:sz="12" w:color="FFFFFF"/>
+              <w:left w:val="single" w:sz="12" w:color="FFFFFF"/>
+              <w:bottom w:val="single" w:sz="12" w:color="FFFFFF"/>
+              <w:right w:val="single" w:sz="12" w:color="FFFFFF"/>
+            </w:tcBorders>
+            <w:vAlign w:val="center"/>
+            <w:tcMar>
+              <w:top w:w="40" w:type="dxa"/>
+              <w:left w:w="120" w:type="dxa"/>
+              <w:bottom w:w="40" w:type="dxa"/>
+              <w:right w:w="80" w:type="dxa"/>
+            </w:tcMar>
           </w:tcPr>
           <w:p>
-            <w:r>
-              <w:rPr>
-                <w:sz w:val="17"/>
+            <w:pPr>
+              <w:spacing w:before="0" w:after="0"/>
+              <w:jc w:val="center"/>
+            </w:pPr>
+            <w:r>
+              <w:rPr>
+                <w:sz w:val="16"/>
               </w:rPr>
               <w:t>"vllm/google/gemma-4-E4B-it"</w:t>
             </w:r>
@@ -4886,12 +5542,29 @@
         <w:tc>
           <w:tcPr>
             <w:tcW w:type="dxa" w:w="2038"/>
-            <w:shd w:val="clear" w:color="auto" w:fill="F8F8F8"/>
+            <w:shd w:val="clear" w:color="auto" w:fill="EAEAEA"/>
+            <w:tcBorders>
+              <w:top w:val="single" w:sz="12" w:color="FFFFFF"/>
+              <w:left w:val="single" w:sz="12" w:color="FFFFFF"/>
+              <w:bottom w:val="single" w:sz="12" w:color="FFFFFF"/>
+              <w:right w:val="single" w:sz="12" w:color="FFFFFF"/>
+            </w:tcBorders>
+            <w:vAlign w:val="center"/>
+            <w:tcMar>
+              <w:top w:w="40" w:type="dxa"/>
+              <w:left w:w="120" w:type="dxa"/>
+              <w:bottom w:w="40" w:type="dxa"/>
+              <w:right w:w="80" w:type="dxa"/>
+            </w:tcMar>
           </w:tcPr>
           <w:p>
-            <w:r>
-              <w:rPr>
-                <w:sz w:val="17"/>
+            <w:pPr>
+              <w:spacing w:before="0" w:after="0"/>
+              <w:jc w:val="center"/>
+            </w:pPr>
+            <w:r>
+              <w:rPr>
+                <w:sz w:val="16"/>
               </w:rPr>
               <w:t>El guión en gemma-4 es obligatorio</w:t>
             </w:r>
@@ -4899,15 +5572,35 @@
         </w:tc>
       </w:tr>
       <w:tr>
+        <w:trPr>
+          <w:trHeight w:val="283" w:hRule="atLeast"/>
+        </w:trPr>
         <w:tc>
           <w:tcPr>
             <w:tcW w:type="dxa" w:w="2038"/>
-            <w:shd w:val="clear" w:color="auto" w:fill="FFFFFF"/>
+            <w:shd w:val="clear" w:color="auto" w:fill="EAEAEA"/>
+            <w:tcBorders>
+              <w:top w:val="single" w:sz="12" w:color="FFFFFF"/>
+              <w:left w:val="single" w:sz="12" w:color="FFFFFF"/>
+              <w:bottom w:val="single" w:sz="12" w:color="FFFFFF"/>
+              <w:right w:val="single" w:sz="12" w:color="FFFFFF"/>
+            </w:tcBorders>
+            <w:vAlign w:val="center"/>
+            <w:tcMar>
+              <w:top w:w="40" w:type="dxa"/>
+              <w:left w:w="120" w:type="dxa"/>
+              <w:bottom w:w="40" w:type="dxa"/>
+              <w:right w:w="80" w:type="dxa"/>
+            </w:tcMar>
           </w:tcPr>
           <w:p>
-            <w:r>
-              <w:rPr>
-                <w:sz w:val="17"/>
+            <w:pPr>
+              <w:spacing w:before="0" w:after="0"/>
+              <w:jc w:val="both"/>
+            </w:pPr>
+            <w:r>
+              <w:rPr>
+                <w:sz w:val="16"/>
               </w:rPr>
               <w:t>models.providers.vllm.models[].maxTokens</w:t>
             </w:r>
@@ -4916,12 +5609,29 @@
         <w:tc>
           <w:tcPr>
             <w:tcW w:type="dxa" w:w="2038"/>
-            <w:shd w:val="clear" w:color="auto" w:fill="FFFFFF"/>
+            <w:shd w:val="clear" w:color="auto" w:fill="EAEAEA"/>
+            <w:tcBorders>
+              <w:top w:val="single" w:sz="12" w:color="FFFFFF"/>
+              <w:left w:val="single" w:sz="12" w:color="FFFFFF"/>
+              <w:bottom w:val="single" w:sz="12" w:color="FFFFFF"/>
+              <w:right w:val="single" w:sz="12" w:color="FFFFFF"/>
+            </w:tcBorders>
+            <w:vAlign w:val="center"/>
+            <w:tcMar>
+              <w:top w:w="40" w:type="dxa"/>
+              <w:left w:w="120" w:type="dxa"/>
+              <w:bottom w:w="40" w:type="dxa"/>
+              <w:right w:w="80" w:type="dxa"/>
+            </w:tcMar>
           </w:tcPr>
           <w:p>
-            <w:r>
-              <w:rPr>
-                <w:sz w:val="17"/>
+            <w:pPr>
+              <w:spacing w:before="0" w:after="0"/>
+              <w:jc w:val="center"/>
+            </w:pPr>
+            <w:r>
+              <w:rPr>
+                <w:sz w:val="16"/>
               </w:rPr>
               <w:t>65536</w:t>
             </w:r>
@@ -4930,12 +5640,29 @@
         <w:tc>
           <w:tcPr>
             <w:tcW w:type="dxa" w:w="2038"/>
-            <w:shd w:val="clear" w:color="auto" w:fill="FFFFFF"/>
+            <w:shd w:val="clear" w:color="auto" w:fill="EAEAEA"/>
+            <w:tcBorders>
+              <w:top w:val="single" w:sz="12" w:color="FFFFFF"/>
+              <w:left w:val="single" w:sz="12" w:color="FFFFFF"/>
+              <w:bottom w:val="single" w:sz="12" w:color="FFFFFF"/>
+              <w:right w:val="single" w:sz="12" w:color="FFFFFF"/>
+            </w:tcBorders>
+            <w:vAlign w:val="center"/>
+            <w:tcMar>
+              <w:top w:w="40" w:type="dxa"/>
+              <w:left w:w="120" w:type="dxa"/>
+              <w:bottom w:w="40" w:type="dxa"/>
+              <w:right w:w="80" w:type="dxa"/>
+            </w:tcMar>
           </w:tcPr>
           <w:p>
-            <w:r>
-              <w:rPr>
-                <w:sz w:val="17"/>
+            <w:pPr>
+              <w:spacing w:before="0" w:after="0"/>
+              <w:jc w:val="center"/>
+            </w:pPr>
+            <w:r>
+              <w:rPr>
+                <w:sz w:val="16"/>
               </w:rPr>
               <w:t>4096</w:t>
             </w:r>
@@ -4944,12 +5671,29 @@
         <w:tc>
           <w:tcPr>
             <w:tcW w:type="dxa" w:w="2038"/>
-            <w:shd w:val="clear" w:color="auto" w:fill="FFFFFF"/>
+            <w:shd w:val="clear" w:color="auto" w:fill="EAEAEA"/>
+            <w:tcBorders>
+              <w:top w:val="single" w:sz="12" w:color="FFFFFF"/>
+              <w:left w:val="single" w:sz="12" w:color="FFFFFF"/>
+              <w:bottom w:val="single" w:sz="12" w:color="FFFFFF"/>
+              <w:right w:val="single" w:sz="12" w:color="FFFFFF"/>
+            </w:tcBorders>
+            <w:vAlign w:val="center"/>
+            <w:tcMar>
+              <w:top w:w="40" w:type="dxa"/>
+              <w:left w:w="120" w:type="dxa"/>
+              <w:bottom w:w="40" w:type="dxa"/>
+              <w:right w:w="80" w:type="dxa"/>
+            </w:tcMar>
           </w:tcPr>
           <w:p>
-            <w:r>
-              <w:rPr>
-                <w:sz w:val="17"/>
+            <w:pPr>
+              <w:spacing w:before="0" w:after="0"/>
+              <w:jc w:val="both"/>
+            </w:pPr>
+            <w:r>
+              <w:rPr>
+                <w:sz w:val="16"/>
               </w:rPr>
               <w:t>Si maxTokens == contextWindow, no queda espacio para el input</w:t>
             </w:r>
@@ -4957,15 +5701,35 @@
         </w:tc>
       </w:tr>
       <w:tr>
+        <w:trPr>
+          <w:trHeight w:val="283" w:hRule="atLeast"/>
+        </w:trPr>
         <w:tc>
           <w:tcPr>
             <w:tcW w:type="dxa" w:w="2038"/>
-            <w:shd w:val="clear" w:color="auto" w:fill="F8F8F8"/>
+            <w:shd w:val="clear" w:color="auto" w:fill="EAEAEA"/>
+            <w:tcBorders>
+              <w:top w:val="single" w:sz="12" w:color="FFFFFF"/>
+              <w:left w:val="single" w:sz="12" w:color="FFFFFF"/>
+              <w:bottom w:val="single" w:sz="12" w:color="FFFFFF"/>
+              <w:right w:val="single" w:sz="12" w:color="FFFFFF"/>
+            </w:tcBorders>
+            <w:vAlign w:val="center"/>
+            <w:tcMar>
+              <w:top w:w="40" w:type="dxa"/>
+              <w:left w:w="120" w:type="dxa"/>
+              <w:bottom w:w="40" w:type="dxa"/>
+              <w:right w:w="80" w:type="dxa"/>
+            </w:tcMar>
           </w:tcPr>
           <w:p>
-            <w:r>
-              <w:rPr>
-                <w:sz w:val="17"/>
+            <w:pPr>
+              <w:spacing w:before="0" w:after="0"/>
+              <w:jc w:val="both"/>
+            </w:pPr>
+            <w:r>
+              <w:rPr>
+                <w:sz w:val="16"/>
               </w:rPr>
               <w:t>agents.defaults.memorySearch.enabled</w:t>
             </w:r>
@@ -4974,12 +5738,29 @@
         <w:tc>
           <w:tcPr>
             <w:tcW w:type="dxa" w:w="2038"/>
-            <w:shd w:val="clear" w:color="auto" w:fill="F8F8F8"/>
+            <w:shd w:val="clear" w:color="auto" w:fill="EAEAEA"/>
+            <w:tcBorders>
+              <w:top w:val="single" w:sz="12" w:color="FFFFFF"/>
+              <w:left w:val="single" w:sz="12" w:color="FFFFFF"/>
+              <w:bottom w:val="single" w:sz="12" w:color="FFFFFF"/>
+              <w:right w:val="single" w:sz="12" w:color="FFFFFF"/>
+            </w:tcBorders>
+            <w:vAlign w:val="center"/>
+            <w:tcMar>
+              <w:top w:w="40" w:type="dxa"/>
+              <w:left w:w="120" w:type="dxa"/>
+              <w:bottom w:w="40" w:type="dxa"/>
+              <w:right w:w="80" w:type="dxa"/>
+            </w:tcMar>
           </w:tcPr>
           <w:p>
-            <w:r>
-              <w:rPr>
-                <w:sz w:val="17"/>
+            <w:pPr>
+              <w:spacing w:before="0" w:after="0"/>
+              <w:jc w:val="center"/>
+            </w:pPr>
+            <w:r>
+              <w:rPr>
+                <w:sz w:val="16"/>
               </w:rPr>
               <w:t>true</w:t>
             </w:r>
@@ -4988,12 +5769,29 @@
         <w:tc>
           <w:tcPr>
             <w:tcW w:type="dxa" w:w="2038"/>
-            <w:shd w:val="clear" w:color="auto" w:fill="F8F8F8"/>
+            <w:shd w:val="clear" w:color="auto" w:fill="EAEAEA"/>
+            <w:tcBorders>
+              <w:top w:val="single" w:sz="12" w:color="FFFFFF"/>
+              <w:left w:val="single" w:sz="12" w:color="FFFFFF"/>
+              <w:bottom w:val="single" w:sz="12" w:color="FFFFFF"/>
+              <w:right w:val="single" w:sz="12" w:color="FFFFFF"/>
+            </w:tcBorders>
+            <w:vAlign w:val="center"/>
+            <w:tcMar>
+              <w:top w:w="40" w:type="dxa"/>
+              <w:left w:w="120" w:type="dxa"/>
+              <w:bottom w:w="40" w:type="dxa"/>
+              <w:right w:w="80" w:type="dxa"/>
+            </w:tcMar>
           </w:tcPr>
           <w:p>
-            <w:r>
-              <w:rPr>
-                <w:sz w:val="17"/>
+            <w:pPr>
+              <w:spacing w:before="0" w:after="0"/>
+              <w:jc w:val="center"/>
+            </w:pPr>
+            <w:r>
+              <w:rPr>
+                <w:sz w:val="16"/>
               </w:rPr>
               <w:t>false</w:t>
             </w:r>
@@ -5002,12 +5800,29 @@
         <w:tc>
           <w:tcPr>
             <w:tcW w:type="dxa" w:w="2038"/>
-            <w:shd w:val="clear" w:color="auto" w:fill="F8F8F8"/>
+            <w:shd w:val="clear" w:color="auto" w:fill="EAEAEA"/>
+            <w:tcBorders>
+              <w:top w:val="single" w:sz="12" w:color="FFFFFF"/>
+              <w:left w:val="single" w:sz="12" w:color="FFFFFF"/>
+              <w:bottom w:val="single" w:sz="12" w:color="FFFFFF"/>
+              <w:right w:val="single" w:sz="12" w:color="FFFFFF"/>
+            </w:tcBorders>
+            <w:vAlign w:val="center"/>
+            <w:tcMar>
+              <w:top w:w="40" w:type="dxa"/>
+              <w:left w:w="120" w:type="dxa"/>
+              <w:bottom w:w="40" w:type="dxa"/>
+              <w:right w:w="80" w:type="dxa"/>
+            </w:tcMar>
           </w:tcPr>
           <w:p>
-            <w:r>
-              <w:rPr>
-                <w:sz w:val="17"/>
+            <w:pPr>
+              <w:spacing w:before="0" w:after="0"/>
+              <w:jc w:val="both"/>
+            </w:pPr>
+            <w:r>
+              <w:rPr>
+                <w:sz w:val="16"/>
               </w:rPr>
               <w:t>Falla silenciosamente sin API key de OpenAI</w:t>
             </w:r>
@@ -5025,26 +5840,37 @@
         <w:pStyle w:val="Endure-Subhead"/>
         <w:keepNext/>
         <w:spacing w:before="240" w:after="60"/>
+        <w:outlineLvl w:val="1"/>
       </w:pPr>
       <w:r>
+        <w:rPr>
+          <w:sz w:val="24"/>
+        </w:rPr>
         <w:t>13A.5 Acceso Web UI desde Windows (Túnel SSH)</w:t>
       </w:r>
     </w:p>
     <w:p>
       <w:pPr>
         <w:pStyle w:val="Endure-FirstParagraphBodyText"/>
+        <w:spacing w:before="100" w:after="100"/>
       </w:pPr>
       <w:r>
+        <w:rPr>
+          <w:sz w:val="20"/>
+        </w:rPr>
         <w:t xml:space="preserve">El gateway escucha únicamente en </w:t>
       </w:r>
       <w:r>
         <w:rPr>
           <w:rFonts w:ascii="Courier New" w:hAnsi="Courier New"/>
-          <w:sz w:val="17"/>
+          <w:sz w:val="16"/>
         </w:rPr>
         <w:t>loopback</w:t>
       </w:r>
       <w:r>
+        <w:rPr>
+          <w:sz w:val="20"/>
+        </w:rPr>
         <w:t xml:space="preserve"> (127.0.0.1:18789), inaccesible desde la red local por diseño. Para acceder desde Windows se requiere un túnel SSH.</w:t>
       </w:r>
     </w:p>
@@ -5094,7 +5920,7 @@
             <w:r>
               <w:rPr>
                 <w:rFonts w:ascii="Courier New" w:hAnsi="Courier New"/>
-                <w:sz w:val="17"/>
+                <w:sz w:val="16"/>
               </w:rPr>
               <w:t>Permission denied (publickey)</w:t>
             </w:r>
@@ -5123,7 +5949,7 @@
         <w:tc>
           <w:tcPr>
             <w:tcW w:type="dxa" w:w="8152"/>
-            <w:shd w:val="clear" w:color="auto" w:fill="F2F2F2"/>
+            <w:shd w:val="clear" w:color="auto" w:fill="EAEAEA"/>
             <w:tcBorders>
               <w:left w:val="thick" w:sz="24" w:color="1A5A6A"/>
             </w:tcBorders>
@@ -5144,7 +5970,8 @@
             <w:r>
               <w:rPr>
                 <w:rFonts w:ascii="Courier New" w:hAnsi="Courier New"/>
-                <w:color w:val="1A1A1A"/>
+                <w:i/>
+                <w:color w:val="888888"/>
                 <w:sz w:val="16"/>
               </w:rPr>
               <w:t># En Windows PowerShell — mantener esta ventana abierta mientras usa el Web UI</w:t>
@@ -5160,7 +5987,8 @@
             <w:r>
               <w:rPr>
                 <w:rFonts w:ascii="Courier New" w:hAnsi="Courier New"/>
-                <w:color w:val="1A1A1A"/>
+                <w:i/>
+                <w:color w:val="888888"/>
                 <w:sz w:val="16"/>
               </w:rPr>
               <w:t># Reemplazar 192.168.1.100 con la IP de su Jetson</w:t>
@@ -5193,8 +6021,12 @@
     <w:p>
       <w:pPr>
         <w:pStyle w:val="Endure-ChapterBodyText"/>
+        <w:spacing w:before="100" w:after="100"/>
       </w:pPr>
       <w:r>
+        <w:rPr>
+          <w:sz w:val="20"/>
+        </w:rPr>
         <w:t>Abra en el navegador de Windows:</w:t>
       </w:r>
     </w:p>
@@ -5211,7 +6043,7 @@
         <w:tc>
           <w:tcPr>
             <w:tcW w:type="dxa" w:w="8152"/>
-            <w:shd w:val="clear" w:color="auto" w:fill="F2F2F2"/>
+            <w:shd w:val="clear" w:color="auto" w:fill="EAEAEA"/>
             <w:tcBorders>
               <w:left w:val="thick" w:sz="24" w:color="1A5A6A"/>
             </w:tcBorders>
@@ -5232,6 +6064,7 @@
             <w:r>
               <w:rPr>
                 <w:rFonts w:ascii="Courier New" w:hAnsi="Courier New"/>
+                <w:i/>
                 <w:color w:val="555555"/>
                 <w:sz w:val="16"/>
               </w:rPr>
@@ -5259,7 +6092,7 @@
         <w:tc>
           <w:tcPr>
             <w:tcW w:type="dxa" w:w="8152"/>
-            <w:shd w:val="clear" w:color="auto" w:fill="F2F2F2"/>
+            <w:shd w:val="clear" w:color="auto" w:fill="EAEAEA"/>
             <w:tcBorders>
               <w:left w:val="thick" w:sz="24" w:color="1A5A6A"/>
             </w:tcBorders>
@@ -5297,6 +6130,7 @@
             <w:r>
               <w:rPr>
                 <w:rFonts w:ascii="Courier New" w:hAnsi="Courier New"/>
+                <w:i/>
                 <w:color w:val="555555"/>
                 <w:sz w:val="16"/>
               </w:rPr>
@@ -5331,10 +6165,12 @@
     <w:p>
       <w:pPr>
         <w:pStyle w:val="Endure-ChapterBodyText"/>
+        <w:spacing w:before="100" w:after="100"/>
       </w:pPr>
       <w:r>
         <w:rPr>
           <w:b/>
+          <w:sz w:val="20"/>
         </w:rPr>
         <w:t>Alternativa — NoMachine (más sencilla, sin túnel):</w:t>
       </w:r>
@@ -5342,8 +6178,12 @@
     <w:p>
       <w:pPr>
         <w:pStyle w:val="Endure-ChapterBodyText"/>
+        <w:spacing w:before="100" w:after="100"/>
       </w:pPr>
       <w:r>
+        <w:rPr>
+          <w:sz w:val="20"/>
+        </w:rPr>
         <w:t>Si tiene NoMachine instalado (Capítulo 7), conéctese con el cliente NoMachine desde Windows y abra el navegador dentro del escritorio virtual del Jetson:</w:t>
       </w:r>
     </w:p>
@@ -5360,7 +6200,7 @@
         <w:tc>
           <w:tcPr>
             <w:tcW w:type="dxa" w:w="8152"/>
-            <w:shd w:val="clear" w:color="auto" w:fill="F2F2F2"/>
+            <w:shd w:val="clear" w:color="auto" w:fill="EAEAEA"/>
             <w:tcBorders>
               <w:left w:val="thick" w:sz="24" w:color="1A5A6A"/>
             </w:tcBorders>
@@ -5381,6 +6221,7 @@
             <w:r>
               <w:rPr>
                 <w:rFonts w:ascii="Courier New" w:hAnsi="Courier New"/>
+                <w:i/>
                 <w:color w:val="555555"/>
                 <w:sz w:val="16"/>
               </w:rPr>
@@ -5400,16 +6241,24 @@
         <w:pStyle w:val="Endure-Subhead"/>
         <w:keepNext/>
         <w:spacing w:before="240" w:after="60"/>
+        <w:outlineLvl w:val="1"/>
       </w:pPr>
       <w:r>
+        <w:rPr>
+          <w:sz w:val="24"/>
+        </w:rPr>
         <w:t>13A.6 Canal Telegram — Configuración del Bot (Canal Principal)</w:t>
       </w:r>
     </w:p>
     <w:p>
       <w:pPr>
         <w:pStyle w:val="Endure-FirstParagraphBodyText"/>
+        <w:spacing w:before="100" w:after="100"/>
       </w:pPr>
       <w:r>
+        <w:rPr>
+          <w:sz w:val="20"/>
+        </w:rPr>
         <w:t>Telegram es el canal primario de este capítulo. A diferencia de WhatsApp, no requiere vincular un número de teléfono personal — el bot corre con un token independiente y puede atender a múltiples usuarios.</w:t>
       </w:r>
     </w:p>
@@ -5418,10 +6267,11 @@
         <w:pStyle w:val="Endure-Subhead"/>
         <w:keepNext/>
         <w:spacing w:before="160" w:after="60"/>
+        <w:outlineLvl w:val="2"/>
       </w:pPr>
       <w:r>
         <w:rPr>
-          <w:sz w:val="18"/>
+          <w:sz w:val="22"/>
         </w:rPr>
         <w:t>13A.6.1 Crear el bot en Telegram</w:t>
       </w:r>
@@ -5439,7 +6289,7 @@
         <w:tc>
           <w:tcPr>
             <w:tcW w:type="dxa" w:w="8152"/>
-            <w:shd w:val="clear" w:color="auto" w:fill="F2F2F2"/>
+            <w:shd w:val="clear" w:color="auto" w:fill="EAEAEA"/>
             <w:tcBorders>
               <w:left w:val="thick" w:sz="24" w:color="1A5A6A"/>
             </w:tcBorders>
@@ -5477,6 +6327,7 @@
             <w:r>
               <w:rPr>
                 <w:rFonts w:ascii="Courier New" w:hAnsi="Courier New"/>
+                <w:i/>
                 <w:color w:val="555555"/>
                 <w:sz w:val="16"/>
               </w:rPr>
@@ -5670,7 +6521,7 @@
         <w:tc>
           <w:tcPr>
             <w:tcW w:type="dxa" w:w="8152"/>
-            <w:shd w:val="clear" w:color="auto" w:fill="F2F2F2"/>
+            <w:shd w:val="clear" w:color="auto" w:fill="EAEAEA"/>
             <w:tcBorders>
               <w:left w:val="thick" w:sz="24" w:color="1A5A6A"/>
             </w:tcBorders>
@@ -5725,6 +6576,7 @@
             <w:r>
               <w:rPr>
                 <w:rFonts w:ascii="Courier New" w:hAnsi="Courier New"/>
+                <w:i/>
                 <w:color w:val="555555"/>
                 <w:sz w:val="16"/>
               </w:rPr>
@@ -5741,6 +6593,7 @@
             <w:r>
               <w:rPr>
                 <w:rFonts w:ascii="Courier New" w:hAnsi="Courier New"/>
+                <w:i/>
                 <w:color w:val="555555"/>
                 <w:sz w:val="16"/>
               </w:rPr>
@@ -5840,6 +6693,7 @@
             <w:r>
               <w:rPr>
                 <w:rFonts w:ascii="Courier New" w:hAnsi="Courier New"/>
+                <w:i/>
                 <w:color w:val="555555"/>
                 <w:sz w:val="16"/>
               </w:rPr>
@@ -5856,6 +6710,7 @@
             <w:r>
               <w:rPr>
                 <w:rFonts w:ascii="Courier New" w:hAnsi="Courier New"/>
+                <w:i/>
                 <w:color w:val="555555"/>
                 <w:sz w:val="16"/>
               </w:rPr>
@@ -5904,6 +6759,7 @@
             <w:r>
               <w:rPr>
                 <w:rFonts w:ascii="Courier New" w:hAnsi="Courier New"/>
+                <w:i/>
                 <w:color w:val="555555"/>
                 <w:sz w:val="16"/>
               </w:rPr>
@@ -5920,6 +6776,7 @@
             <w:r>
               <w:rPr>
                 <w:rFonts w:ascii="Courier New" w:hAnsi="Courier New"/>
+                <w:i/>
                 <w:color w:val="555555"/>
                 <w:sz w:val="16"/>
               </w:rPr>
@@ -5968,6 +6825,7 @@
             <w:r>
               <w:rPr>
                 <w:rFonts w:ascii="Courier New" w:hAnsi="Courier New"/>
+                <w:i/>
                 <w:color w:val="555555"/>
                 <w:sz w:val="16"/>
               </w:rPr>
@@ -5995,7 +6853,7 @@
         <w:tc>
           <w:tcPr>
             <w:tcW w:type="dxa" w:w="8152"/>
-            <w:shd w:val="clear" w:color="auto" w:fill="F2F2F2"/>
+            <w:shd w:val="clear" w:color="auto" w:fill="EAEAEA"/>
             <w:tcBorders>
               <w:left w:val="thick" w:sz="24" w:color="1A5A6A"/>
             </w:tcBorders>
@@ -6033,6 +6891,7 @@
             <w:r>
               <w:rPr>
                 <w:rFonts w:ascii="Courier New" w:hAnsi="Courier New"/>
+                <w:i/>
                 <w:color w:val="555555"/>
                 <w:sz w:val="16"/>
               </w:rPr>
@@ -6052,10 +6911,11 @@
         <w:pStyle w:val="Endure-Subhead"/>
         <w:keepNext/>
         <w:spacing w:before="160" w:after="60"/>
+        <w:outlineLvl w:val="2"/>
       </w:pPr>
       <w:r>
         <w:rPr>
-          <w:sz w:val="18"/>
+          <w:sz w:val="22"/>
         </w:rPr>
         <w:t>13A.6.2 Probar el bot desde Telegram</w:t>
       </w:r>
@@ -6073,7 +6933,7 @@
         <w:tc>
           <w:tcPr>
             <w:tcW w:type="dxa" w:w="8152"/>
-            <w:shd w:val="clear" w:color="auto" w:fill="F2F2F2"/>
+            <w:shd w:val="clear" w:color="auto" w:fill="EAEAEA"/>
             <w:tcBorders>
               <w:left w:val="thick" w:sz="24" w:color="1A5A6A"/>
             </w:tcBorders>
@@ -6222,7 +7082,7 @@
         <w:tc>
           <w:tcPr>
             <w:tcW w:type="dxa" w:w="8152"/>
-            <w:shd w:val="clear" w:color="auto" w:fill="F2F2F2"/>
+            <w:shd w:val="clear" w:color="auto" w:fill="EAEAEA"/>
             <w:tcBorders>
               <w:left w:val="thick" w:sz="24" w:color="1A5A6A"/>
             </w:tcBorders>
@@ -6260,6 +7120,7 @@
             <w:r>
               <w:rPr>
                 <w:rFonts w:ascii="Courier New" w:hAnsi="Courier New"/>
+                <w:i/>
                 <w:color w:val="555555"/>
                 <w:sz w:val="16"/>
               </w:rPr>
@@ -6308,6 +7169,7 @@
             <w:r>
               <w:rPr>
                 <w:rFonts w:ascii="Courier New" w:hAnsi="Courier New"/>
+                <w:i/>
                 <w:color w:val="555555"/>
                 <w:sz w:val="16"/>
               </w:rPr>
@@ -6327,10 +7189,11 @@
         <w:pStyle w:val="Endure-Subhead"/>
         <w:keepNext/>
         <w:spacing w:before="160" w:after="60"/>
+        <w:outlineLvl w:val="2"/>
       </w:pPr>
       <w:r>
         <w:rPr>
-          <w:sz w:val="18"/>
+          <w:sz w:val="22"/>
         </w:rPr>
         <w:t>13A.6.3 Dar acceso a otros usuarios (opcional — monetizacion)</w:t>
       </w:r>
@@ -6348,7 +7211,7 @@
         <w:tc>
           <w:tcPr>
             <w:tcW w:type="dxa" w:w="8152"/>
-            <w:shd w:val="clear" w:color="auto" w:fill="F2F2F2"/>
+            <w:shd w:val="clear" w:color="auto" w:fill="EAEAEA"/>
             <w:tcBorders>
               <w:left w:val="thick" w:sz="24" w:color="1A5A6A"/>
             </w:tcBorders>
@@ -6420,6 +7283,7 @@
             <w:r>
               <w:rPr>
                 <w:rFonts w:ascii="Courier New" w:hAnsi="Courier New"/>
+                <w:i/>
                 <w:color w:val="555555"/>
                 <w:sz w:val="16"/>
               </w:rPr>
@@ -6436,6 +7300,7 @@
             <w:r>
               <w:rPr>
                 <w:rFonts w:ascii="Courier New" w:hAnsi="Courier New"/>
+                <w:i/>
                 <w:color w:val="555555"/>
                 <w:sz w:val="16"/>
               </w:rPr>
@@ -6507,10 +7372,11 @@
         <w:pStyle w:val="Endure-Subhead"/>
         <w:keepNext/>
         <w:spacing w:before="160" w:after="60"/>
+        <w:outlineLvl w:val="2"/>
       </w:pPr>
       <w:r>
         <w:rPr>
-          <w:sz w:val="18"/>
+          <w:sz w:val="22"/>
         </w:rPr>
         <w:t>13A.6.4 Canal WhatsApp (opcional)</w:t>
       </w:r>
@@ -6518,8 +7384,12 @@
     <w:p>
       <w:pPr>
         <w:pStyle w:val="Endure-FirstParagraphBodyText"/>
+        <w:spacing w:before="100" w:after="100"/>
       </w:pPr>
       <w:r>
+        <w:rPr>
+          <w:sz w:val="20"/>
+        </w:rPr>
         <w:t>Si prefiere WhatsApp en lugar de (o además de) Telegram, la configuración requiere vincular su número de teléfono:</w:t>
       </w:r>
     </w:p>
@@ -6536,7 +7406,7 @@
         <w:tc>
           <w:tcPr>
             <w:tcW w:type="dxa" w:w="8152"/>
-            <w:shd w:val="clear" w:color="auto" w:fill="F2F2F2"/>
+            <w:shd w:val="clear" w:color="auto" w:fill="EAEAEA"/>
             <w:tcBorders>
               <w:left w:val="thick" w:sz="24" w:color="1A5A6A"/>
             </w:tcBorders>
@@ -6574,6 +7444,7 @@
             <w:r>
               <w:rPr>
                 <w:rFonts w:ascii="Courier New" w:hAnsi="Courier New"/>
+                <w:i/>
                 <w:color w:val="555555"/>
                 <w:sz w:val="16"/>
               </w:rPr>
@@ -6739,6 +7610,7 @@
             <w:r>
               <w:rPr>
                 <w:rFonts w:ascii="Courier New" w:hAnsi="Courier New"/>
+                <w:i/>
                 <w:color w:val="555555"/>
                 <w:sz w:val="16"/>
               </w:rPr>
@@ -6772,6 +7644,7 @@
             <w:r>
               <w:rPr>
                 <w:rFonts w:ascii="Courier New" w:hAnsi="Courier New"/>
+                <w:i/>
                 <w:color w:val="555555"/>
                 <w:sz w:val="16"/>
               </w:rPr>
@@ -6820,6 +7693,7 @@
             <w:r>
               <w:rPr>
                 <w:rFonts w:ascii="Courier New" w:hAnsi="Courier New"/>
+                <w:i/>
                 <w:color w:val="555555"/>
                 <w:sz w:val="16"/>
               </w:rPr>
@@ -6897,7 +7771,7 @@
             <w:r>
               <w:rPr>
                 <w:rFonts w:ascii="Courier New" w:hAnsi="Courier New"/>
-                <w:sz w:val="17"/>
+                <w:sz w:val="16"/>
               </w:rPr>
               <w:t>openclaw channels auth login whatsapp</w:t>
             </w:r>
@@ -6918,16 +7792,24 @@
         <w:pStyle w:val="Endure-Subhead"/>
         <w:keepNext/>
         <w:spacing w:before="240" w:after="60"/>
+        <w:outlineLvl w:val="1"/>
       </w:pPr>
       <w:r>
+        <w:rPr>
+          <w:sz w:val="24"/>
+        </w:rPr>
         <w:t>13A.7 Cambiar el Modelo de Inferencia</w:t>
       </w:r>
     </w:p>
     <w:p>
       <w:pPr>
         <w:pStyle w:val="Endure-FirstParagraphBodyText"/>
+        <w:spacing w:before="100" w:after="100"/>
       </w:pPr>
       <w:r>
+        <w:rPr>
+          <w:sz w:val="20"/>
+        </w:rPr>
         <w:t>Para cambiar el modelo que usa OpenClaw, actualice la configuración y reinicie el gateway:</w:t>
       </w:r>
     </w:p>
@@ -6944,7 +7826,7 @@
         <w:tc>
           <w:tcPr>
             <w:tcW w:type="dxa" w:w="8152"/>
-            <w:shd w:val="clear" w:color="auto" w:fill="F2F2F2"/>
+            <w:shd w:val="clear" w:color="auto" w:fill="EAEAEA"/>
             <w:tcBorders>
               <w:left w:val="thick" w:sz="24" w:color="1A5A6A"/>
             </w:tcBorders>
@@ -6982,6 +7864,7 @@
             <w:r>
               <w:rPr>
                 <w:rFonts w:ascii="Courier New" w:hAnsi="Courier New"/>
+                <w:i/>
                 <w:color w:val="555555"/>
                 <w:sz w:val="16"/>
               </w:rPr>
@@ -6998,6 +7881,7 @@
             <w:r>
               <w:rPr>
                 <w:rFonts w:ascii="Courier New" w:hAnsi="Courier New"/>
+                <w:i/>
                 <w:color w:val="555555"/>
                 <w:sz w:val="16"/>
               </w:rPr>
@@ -7014,6 +7898,7 @@
             <w:r>
               <w:rPr>
                 <w:rFonts w:ascii="Courier New" w:hAnsi="Courier New"/>
+                <w:i/>
                 <w:color w:val="555555"/>
                 <w:sz w:val="16"/>
               </w:rPr>
@@ -7030,6 +7915,7 @@
             <w:r>
               <w:rPr>
                 <w:rFonts w:ascii="Courier New" w:hAnsi="Courier New"/>
+                <w:i/>
                 <w:color w:val="555555"/>
                 <w:sz w:val="16"/>
               </w:rPr>
@@ -7061,6 +7947,7 @@
             <w:r>
               <w:rPr>
                 <w:rFonts w:ascii="Courier New" w:hAnsi="Courier New"/>
+                <w:i/>
                 <w:color w:val="555555"/>
                 <w:sz w:val="16"/>
               </w:rPr>
@@ -7077,6 +7964,7 @@
             <w:r>
               <w:rPr>
                 <w:rFonts w:ascii="Courier New" w:hAnsi="Courier New"/>
+                <w:i/>
                 <w:color w:val="555555"/>
                 <w:sz w:val="16"/>
               </w:rPr>
@@ -7093,6 +7981,7 @@
             <w:r>
               <w:rPr>
                 <w:rFonts w:ascii="Courier New" w:hAnsi="Courier New"/>
+                <w:i/>
                 <w:color w:val="555555"/>
                 <w:sz w:val="16"/>
               </w:rPr>
@@ -7137,7 +8026,7 @@
         <w:tc>
           <w:tcPr>
             <w:tcW w:type="dxa" w:w="8152"/>
-            <w:shd w:val="clear" w:color="auto" w:fill="F2F2F2"/>
+            <w:shd w:val="clear" w:color="auto" w:fill="EAEAEA"/>
             <w:tcBorders>
               <w:left w:val="thick" w:sz="24" w:color="1A5A6A"/>
             </w:tcBorders>
@@ -7175,6 +8064,7 @@
             <w:r>
               <w:rPr>
                 <w:rFonts w:ascii="Courier New" w:hAnsi="Courier New"/>
+                <w:i/>
                 <w:color w:val="555555"/>
                 <w:sz w:val="16"/>
               </w:rPr>
@@ -7191,6 +8081,7 @@
             <w:r>
               <w:rPr>
                 <w:rFonts w:ascii="Courier New" w:hAnsi="Courier New"/>
+                <w:i/>
                 <w:color w:val="555555"/>
                 <w:sz w:val="16"/>
               </w:rPr>
@@ -7207,6 +8098,7 @@
             <w:r>
               <w:rPr>
                 <w:rFonts w:ascii="Courier New" w:hAnsi="Courier New"/>
+                <w:i/>
                 <w:color w:val="555555"/>
                 <w:sz w:val="16"/>
               </w:rPr>
@@ -7223,6 +8115,7 @@
             <w:r>
               <w:rPr>
                 <w:rFonts w:ascii="Courier New" w:hAnsi="Courier New"/>
+                <w:i/>
                 <w:color w:val="555555"/>
                 <w:sz w:val="16"/>
               </w:rPr>
@@ -7254,6 +8147,7 @@
             <w:r>
               <w:rPr>
                 <w:rFonts w:ascii="Courier New" w:hAnsi="Courier New"/>
+                <w:i/>
                 <w:color w:val="555555"/>
                 <w:sz w:val="16"/>
               </w:rPr>
@@ -7273,8 +8167,12 @@
         <w:pStyle w:val="Endure-Subhead"/>
         <w:keepNext/>
         <w:spacing w:before="240" w:after="60"/>
+        <w:outlineLvl w:val="1"/>
       </w:pPr>
       <w:r>
+        <w:rPr>
+          <w:sz w:val="24"/>
+        </w:rPr>
         <w:t>13A.8 Gestión del Gateway en el Día a Día</w:t>
       </w:r>
     </w:p>
@@ -7291,7 +8189,7 @@
         <w:tc>
           <w:tcPr>
             <w:tcW w:type="dxa" w:w="8152"/>
-            <w:shd w:val="clear" w:color="auto" w:fill="F2F2F2"/>
+            <w:shd w:val="clear" w:color="auto" w:fill="EAEAEA"/>
             <w:tcBorders>
               <w:left w:val="thick" w:sz="24" w:color="1A5A6A"/>
             </w:tcBorders>
@@ -7329,6 +8227,7 @@
             <w:r>
               <w:rPr>
                 <w:rFonts w:ascii="Courier New" w:hAnsi="Courier New"/>
+                <w:i/>
                 <w:color w:val="555555"/>
                 <w:sz w:val="16"/>
               </w:rPr>
@@ -7377,6 +8276,7 @@
             <w:r>
               <w:rPr>
                 <w:rFonts w:ascii="Courier New" w:hAnsi="Courier New"/>
+                <w:i/>
                 <w:color w:val="555555"/>
                 <w:sz w:val="16"/>
               </w:rPr>
@@ -7425,6 +8325,7 @@
             <w:r>
               <w:rPr>
                 <w:rFonts w:ascii="Courier New" w:hAnsi="Courier New"/>
+                <w:i/>
                 <w:color w:val="555555"/>
                 <w:sz w:val="16"/>
               </w:rPr>
@@ -7473,6 +8374,7 @@
             <w:r>
               <w:rPr>
                 <w:rFonts w:ascii="Courier New" w:hAnsi="Courier New"/>
+                <w:i/>
                 <w:color w:val="555555"/>
                 <w:sz w:val="16"/>
               </w:rPr>
@@ -7521,6 +8423,7 @@
             <w:r>
               <w:rPr>
                 <w:rFonts w:ascii="Courier New" w:hAnsi="Courier New"/>
+                <w:i/>
                 <w:color w:val="555555"/>
                 <w:sz w:val="16"/>
               </w:rPr>
@@ -7569,6 +8472,7 @@
             <w:r>
               <w:rPr>
                 <w:rFonts w:ascii="Courier New" w:hAnsi="Courier New"/>
+                <w:i/>
                 <w:color w:val="555555"/>
                 <w:sz w:val="16"/>
               </w:rPr>
@@ -7650,6 +8554,7 @@
             <w:r>
               <w:rPr>
                 <w:rFonts w:ascii="Courier New" w:hAnsi="Courier New"/>
+                <w:i/>
                 <w:color w:val="555555"/>
                 <w:sz w:val="16"/>
               </w:rPr>
@@ -7669,16 +8574,24 @@
         <w:pStyle w:val="Endure-Subhead"/>
         <w:keepNext/>
         <w:spacing w:before="240" w:after="60"/>
+        <w:outlineLvl w:val="1"/>
       </w:pPr>
       <w:r>
+        <w:rPr>
+          <w:sz w:val="24"/>
+        </w:rPr>
         <w:t>13A.9 Skills de OpenClaw</w:t>
       </w:r>
     </w:p>
     <w:p>
       <w:pPr>
         <w:pStyle w:val="Endure-FirstParagraphBodyText"/>
+        <w:spacing w:before="100" w:after="100"/>
       </w:pPr>
       <w:r>
+        <w:rPr>
+          <w:sz w:val="20"/>
+        </w:rPr>
         <w:t>Los skills amplían las capacidades del agente con herramientas adicionales.</w:t>
       </w:r>
     </w:p>
@@ -7695,7 +8608,7 @@
         <w:tc>
           <w:tcPr>
             <w:tcW w:type="dxa" w:w="8152"/>
-            <w:shd w:val="clear" w:color="auto" w:fill="F2F2F2"/>
+            <w:shd w:val="clear" w:color="auto" w:fill="EAEAEA"/>
             <w:tcBorders>
               <w:left w:val="thick" w:sz="24" w:color="1A5A6A"/>
             </w:tcBorders>
@@ -7733,6 +8646,7 @@
             <w:r>
               <w:rPr>
                 <w:rFonts w:ascii="Courier New" w:hAnsi="Courier New"/>
+                <w:i/>
                 <w:color w:val="555555"/>
                 <w:sz w:val="16"/>
               </w:rPr>
@@ -7781,6 +8695,7 @@
             <w:r>
               <w:rPr>
                 <w:rFonts w:ascii="Courier New" w:hAnsi="Courier New"/>
+                <w:i/>
                 <w:color w:val="555555"/>
                 <w:sz w:val="16"/>
               </w:rPr>
@@ -7829,6 +8744,7 @@
             <w:r>
               <w:rPr>
                 <w:rFonts w:ascii="Courier New" w:hAnsi="Courier New"/>
+                <w:i/>
                 <w:color w:val="555555"/>
                 <w:sz w:val="16"/>
               </w:rPr>
@@ -7931,8 +8847,12 @@
         <w:pStyle w:val="Endure-Subhead"/>
         <w:keepNext/>
         <w:spacing w:before="240" w:after="60"/>
+        <w:outlineLvl w:val="1"/>
       </w:pPr>
       <w:r>
+        <w:rPr>
+          <w:sz w:val="24"/>
+        </w:rPr>
         <w:t>13A.10 Aliases para el Día a Día</w:t>
       </w:r>
     </w:p>
@@ -7949,7 +8869,7 @@
         <w:tc>
           <w:tcPr>
             <w:tcW w:type="dxa" w:w="8152"/>
-            <w:shd w:val="clear" w:color="auto" w:fill="F2F2F2"/>
+            <w:shd w:val="clear" w:color="auto" w:fill="EAEAEA"/>
             <w:tcBorders>
               <w:left w:val="thick" w:sz="24" w:color="1A5A6A"/>
             </w:tcBorders>
@@ -8035,6 +8955,7 @@
             <w:r>
               <w:rPr>
                 <w:rFonts w:ascii="Courier New" w:hAnsi="Courier New"/>
+                <w:i/>
                 <w:color w:val="555555"/>
                 <w:sz w:val="16"/>
               </w:rPr>
@@ -8051,6 +8972,7 @@
             <w:r>
               <w:rPr>
                 <w:rFonts w:ascii="Courier New" w:hAnsi="Courier New"/>
+                <w:i/>
                 <w:color w:val="555555"/>
                 <w:sz w:val="16"/>
               </w:rPr>
@@ -8067,6 +8989,7 @@
             <w:r>
               <w:rPr>
                 <w:rFonts w:ascii="Courier New" w:hAnsi="Courier New"/>
+                <w:i/>
                 <w:color w:val="555555"/>
                 <w:sz w:val="16"/>
               </w:rPr>
@@ -8083,6 +9006,7 @@
             <w:r>
               <w:rPr>
                 <w:rFonts w:ascii="Courier New" w:hAnsi="Courier New"/>
+                <w:i/>
                 <w:color w:val="555555"/>
                 <w:sz w:val="16"/>
               </w:rPr>
@@ -8099,6 +9023,7 @@
             <w:r>
               <w:rPr>
                 <w:rFonts w:ascii="Courier New" w:hAnsi="Courier New"/>
+                <w:i/>
                 <w:color w:val="555555"/>
                 <w:sz w:val="16"/>
               </w:rPr>
@@ -8115,6 +9040,7 @@
             <w:r>
               <w:rPr>
                 <w:rFonts w:ascii="Courier New" w:hAnsi="Courier New"/>
+                <w:i/>
                 <w:color w:val="555555"/>
                 <w:sz w:val="16"/>
               </w:rPr>
@@ -8131,6 +9057,7 @@
             <w:r>
               <w:rPr>
                 <w:rFonts w:ascii="Courier New" w:hAnsi="Courier New"/>
+                <w:i/>
                 <w:color w:val="555555"/>
                 <w:sz w:val="16"/>
               </w:rPr>
@@ -8147,6 +9074,7 @@
             <w:r>
               <w:rPr>
                 <w:rFonts w:ascii="Courier New" w:hAnsi="Courier New"/>
+                <w:i/>
                 <w:color w:val="555555"/>
                 <w:sz w:val="16"/>
               </w:rPr>
@@ -8197,8 +9125,12 @@
         <w:pStyle w:val="Endure-Subhead"/>
         <w:keepNext/>
         <w:spacing w:before="240" w:after="60"/>
+        <w:outlineLvl w:val="1"/>
       </w:pPr>
       <w:r>
+        <w:rPr>
+          <w:sz w:val="24"/>
+        </w:rPr>
         <w:t>13A.11 Solución de Problemas</w:t>
       </w:r>
     </w:p>
@@ -8207,10 +9139,11 @@
         <w:pStyle w:val="Endure-Subhead"/>
         <w:keepNext/>
         <w:spacing w:before="160" w:after="60"/>
+        <w:outlineLvl w:val="2"/>
       </w:pPr>
       <w:r>
         <w:rPr>
-          <w:sz w:val="18"/>
+          <w:sz w:val="22"/>
         </w:rPr>
         <w:t>Error: `model not found` al arrancar el gateway</w:t>
       </w:r>
@@ -8218,14 +9151,19 @@
     <w:p>
       <w:pPr>
         <w:pStyle w:val="Endure-FirstParagraphBodyText"/>
+        <w:spacing w:before="100" w:after="100"/>
       </w:pPr>
       <w:r>
         <w:rPr>
           <w:b/>
+          <w:sz w:val="20"/>
         </w:rPr>
         <w:t>Causa:</w:t>
       </w:r>
       <w:r>
+        <w:rPr>
+          <w:sz w:val="20"/>
+        </w:rPr>
         <w:t xml:space="preserve"> El backend de inferencia no está activo o el ID del modelo no coincide.</w:t>
       </w:r>
     </w:p>
@@ -8242,7 +9180,7 @@
         <w:tc>
           <w:tcPr>
             <w:tcW w:type="dxa" w:w="8152"/>
-            <w:shd w:val="clear" w:color="auto" w:fill="F2F2F2"/>
+            <w:shd w:val="clear" w:color="auto" w:fill="EAEAEA"/>
             <w:tcBorders>
               <w:left w:val="thick" w:sz="24" w:color="1A5A6A"/>
             </w:tcBorders>
@@ -8328,6 +9266,7 @@
             <w:r>
               <w:rPr>
                 <w:rFonts w:ascii="Courier New" w:hAnsi="Courier New"/>
+                <w:i/>
                 <w:color w:val="555555"/>
                 <w:sz w:val="16"/>
               </w:rPr>
@@ -8376,6 +9315,7 @@
             <w:r>
               <w:rPr>
                 <w:rFonts w:ascii="Courier New" w:hAnsi="Courier New"/>
+                <w:i/>
                 <w:color w:val="555555"/>
                 <w:sz w:val="16"/>
               </w:rPr>
@@ -8395,10 +9335,11 @@
         <w:pStyle w:val="Endure-Subhead"/>
         <w:keepNext/>
         <w:spacing w:before="160" w:after="60"/>
+        <w:outlineLvl w:val="2"/>
       </w:pPr>
       <w:r>
         <w:rPr>
-          <w:sz w:val="18"/>
+          <w:sz w:val="22"/>
         </w:rPr>
         <w:t>Error: `Permission denied` al abrir el Web UI</w:t>
       </w:r>
@@ -8406,14 +9347,19 @@
     <w:p>
       <w:pPr>
         <w:pStyle w:val="Endure-FirstParagraphBodyText"/>
+        <w:spacing w:before="100" w:after="100"/>
       </w:pPr>
       <w:r>
         <w:rPr>
           <w:b/>
+          <w:sz w:val="20"/>
         </w:rPr>
         <w:t>Causa:</w:t>
       </w:r>
       <w:r>
+        <w:rPr>
+          <w:sz w:val="20"/>
+        </w:rPr>
         <w:t xml:space="preserve"> El túnel SSH se ejecutó desde el Jetson en lugar de desde Windows.</w:t>
       </w:r>
     </w:p>
@@ -8430,7 +9376,7 @@
         <w:tc>
           <w:tcPr>
             <w:tcW w:type="dxa" w:w="8152"/>
-            <w:shd w:val="clear" w:color="auto" w:fill="F2F2F2"/>
+            <w:shd w:val="clear" w:color="auto" w:fill="EAEAEA"/>
             <w:tcBorders>
               <w:left w:val="thick" w:sz="24" w:color="1A5A6A"/>
             </w:tcBorders>
@@ -8468,6 +9414,7 @@
             <w:r>
               <w:rPr>
                 <w:rFonts w:ascii="Courier New" w:hAnsi="Courier New"/>
+                <w:i/>
                 <w:color w:val="555555"/>
                 <w:sz w:val="16"/>
               </w:rPr>
@@ -8516,6 +9463,7 @@
             <w:r>
               <w:rPr>
                 <w:rFonts w:ascii="Courier New" w:hAnsi="Courier New"/>
+                <w:i/>
                 <w:color w:val="555555"/>
                 <w:sz w:val="16"/>
               </w:rPr>
@@ -8535,10 +9483,11 @@
         <w:pStyle w:val="Endure-Subhead"/>
         <w:keepNext/>
         <w:spacing w:before="160" w:after="60"/>
+        <w:outlineLvl w:val="2"/>
       </w:pPr>
       <w:r>
         <w:rPr>
-          <w:sz w:val="18"/>
+          <w:sz w:val="22"/>
         </w:rPr>
         <w:t>WhatsApp: mensajes sin respuesta del agente</w:t>
       </w:r>
@@ -8546,24 +9495,32 @@
     <w:p>
       <w:pPr>
         <w:pStyle w:val="Endure-FirstParagraphBodyText"/>
+        <w:spacing w:before="100" w:after="100"/>
       </w:pPr>
       <w:r>
         <w:rPr>
           <w:b/>
+          <w:sz w:val="20"/>
         </w:rPr>
         <w:t>Causa más común:</w:t>
       </w:r>
       <w:r>
+        <w:rPr>
+          <w:sz w:val="20"/>
+        </w:rPr>
         <w:t xml:space="preserve"> El perfil de herramientas no es </w:t>
       </w:r>
       <w:r>
         <w:rPr>
           <w:rFonts w:ascii="Courier New" w:hAnsi="Courier New"/>
-          <w:sz w:val="17"/>
+          <w:sz w:val="16"/>
         </w:rPr>
         <w:t>"full"</w:t>
       </w:r>
       <w:r>
+        <w:rPr>
+          <w:sz w:val="20"/>
+        </w:rPr>
         <w:t>.</w:t>
       </w:r>
     </w:p>
@@ -8580,7 +9537,7 @@
         <w:tc>
           <w:tcPr>
             <w:tcW w:type="dxa" w:w="8152"/>
-            <w:shd w:val="clear" w:color="auto" w:fill="F2F2F2"/>
+            <w:shd w:val="clear" w:color="auto" w:fill="EAEAEA"/>
             <w:tcBorders>
               <w:left w:val="thick" w:sz="24" w:color="1A5A6A"/>
             </w:tcBorders>
@@ -8618,7 +9575,7 @@
             <w:r>
               <w:rPr>
                 <w:rFonts w:ascii="Courier New" w:hAnsi="Courier New"/>
-                <w:color w:val="555555"/>
+                <w:color w:val="1A1A1A"/>
                 <w:sz w:val="16"/>
               </w:rPr>
               <w:t>grep '"profile"' ~/.openclaw/openclaw.json</w:t>
@@ -8666,6 +9623,7 @@
             <w:r>
               <w:rPr>
                 <w:rFonts w:ascii="Courier New" w:hAnsi="Courier New"/>
+                <w:i/>
                 <w:color w:val="555555"/>
                 <w:sz w:val="16"/>
               </w:rPr>
@@ -8682,6 +9640,7 @@
             <w:r>
               <w:rPr>
                 <w:rFonts w:ascii="Courier New" w:hAnsi="Courier New"/>
+                <w:i/>
                 <w:color w:val="555555"/>
                 <w:sz w:val="16"/>
               </w:rPr>
@@ -8701,10 +9660,11 @@
         <w:pStyle w:val="Endure-Subhead"/>
         <w:keepNext/>
         <w:spacing w:before="160" w:after="60"/>
+        <w:outlineLvl w:val="2"/>
       </w:pPr>
       <w:r>
         <w:rPr>
-          <w:sz w:val="18"/>
+          <w:sz w:val="22"/>
         </w:rPr>
         <w:t>Gateway arranca pero no conecta al modelo</w:t>
       </w:r>
@@ -8722,7 +9682,7 @@
         <w:tc>
           <w:tcPr>
             <w:tcW w:type="dxa" w:w="8152"/>
-            <w:shd w:val="clear" w:color="auto" w:fill="F2F2F2"/>
+            <w:shd w:val="clear" w:color="auto" w:fill="EAEAEA"/>
             <w:tcBorders>
               <w:left w:val="thick" w:sz="24" w:color="1A5A6A"/>
             </w:tcBorders>
@@ -8776,6 +9736,7 @@
             <w:r>
               <w:rPr>
                 <w:rFonts w:ascii="Courier New" w:hAnsi="Courier New"/>
+                <w:i/>
                 <w:color w:val="555555"/>
                 <w:sz w:val="16"/>
               </w:rPr>
@@ -8792,6 +9753,7 @@
             <w:r>
               <w:rPr>
                 <w:rFonts w:ascii="Courier New" w:hAnsi="Courier New"/>
+                <w:i/>
                 <w:color w:val="555555"/>
                 <w:sz w:val="16"/>
               </w:rPr>
@@ -8808,6 +9770,7 @@
             <w:r>
               <w:rPr>
                 <w:rFonts w:ascii="Courier New" w:hAnsi="Courier New"/>
+                <w:i/>
                 <w:color w:val="555555"/>
                 <w:sz w:val="16"/>
               </w:rPr>
@@ -8824,6 +9787,7 @@
             <w:r>
               <w:rPr>
                 <w:rFonts w:ascii="Courier New" w:hAnsi="Courier New"/>
+                <w:i/>
                 <w:color w:val="555555"/>
                 <w:sz w:val="16"/>
               </w:rPr>
@@ -8840,6 +9804,7 @@
             <w:r>
               <w:rPr>
                 <w:rFonts w:ascii="Courier New" w:hAnsi="Courier New"/>
+                <w:i/>
                 <w:color w:val="555555"/>
                 <w:sz w:val="16"/>
               </w:rPr>
@@ -8856,6 +9821,7 @@
             <w:r>
               <w:rPr>
                 <w:rFonts w:ascii="Courier New" w:hAnsi="Courier New"/>
+                <w:i/>
                 <w:color w:val="555555"/>
                 <w:sz w:val="16"/>
               </w:rPr>
@@ -8923,16 +9889,24 @@
         <w:pStyle w:val="Endure-Subhead"/>
         <w:keepNext/>
         <w:spacing w:before="240" w:after="60"/>
+        <w:outlineLvl w:val="1"/>
       </w:pPr>
       <w:r>
+        <w:rPr>
+          <w:sz w:val="24"/>
+        </w:rPr>
         <w:t>13A.12 Modos de Backend — Cambio de Motor de Inferencia</w:t>
       </w:r>
     </w:p>
     <w:p>
       <w:pPr>
         <w:pStyle w:val="Endure-FirstParagraphBodyText"/>
+        <w:spacing w:before="100" w:after="100"/>
       </w:pPr>
       <w:r>
+        <w:rPr>
+          <w:sz w:val="20"/>
+        </w:rPr>
         <w:t>OpenClaw puede conectarse a cualquiera de los tres motores instalados en el Capítulo anterior. Para tareas diferentes, use el backend más apropiado:</w:t>
       </w:r>
     </w:p>
@@ -8948,20 +9922,38 @@
         <w:gridCol w:w="2717"/>
       </w:tblGrid>
       <w:tr>
+        <w:trPr>
+          <w:trHeight w:val="453" w:hRule="atLeast"/>
+          <w:tblHeader/>
+        </w:trPr>
         <w:tc>
           <w:tcPr>
             <w:tcW w:type="dxa" w:w="2717"/>
             <w:shd w:val="clear" w:color="auto" w:fill="1A5A6A"/>
+            <w:tcBorders>
+              <w:top w:val="single" w:sz="12" w:color="FFFFFF"/>
+              <w:left w:val="single" w:sz="12" w:color="FFFFFF"/>
+              <w:bottom w:val="single" w:sz="12" w:color="FFFFFF"/>
+              <w:right w:val="single" w:sz="12" w:color="FFFFFF"/>
+            </w:tcBorders>
+            <w:vAlign w:val="center"/>
+            <w:tcMar>
+              <w:top w:w="60" w:type="dxa"/>
+              <w:left w:w="120" w:type="dxa"/>
+              <w:bottom w:w="60" w:type="dxa"/>
+              <w:right w:w="80" w:type="dxa"/>
+            </w:tcMar>
           </w:tcPr>
           <w:p>
             <w:pPr>
+              <w:spacing w:before="0" w:after="0"/>
               <w:jc w:val="center"/>
             </w:pPr>
             <w:r>
               <w:rPr>
                 <w:b/>
                 <w:color w:val="FFFFFF"/>
-                <w:sz w:val="17"/>
+                <w:sz w:val="16"/>
               </w:rPr>
               <w:t>Tarea</w:t>
             </w:r>
@@ -8971,16 +9963,30 @@
           <w:tcPr>
             <w:tcW w:type="dxa" w:w="2717"/>
             <w:shd w:val="clear" w:color="auto" w:fill="1A5A6A"/>
+            <w:tcBorders>
+              <w:top w:val="single" w:sz="12" w:color="FFFFFF"/>
+              <w:left w:val="single" w:sz="12" w:color="FFFFFF"/>
+              <w:bottom w:val="single" w:sz="12" w:color="FFFFFF"/>
+              <w:right w:val="single" w:sz="12" w:color="FFFFFF"/>
+            </w:tcBorders>
+            <w:vAlign w:val="center"/>
+            <w:tcMar>
+              <w:top w:w="60" w:type="dxa"/>
+              <w:left w:w="120" w:type="dxa"/>
+              <w:bottom w:w="60" w:type="dxa"/>
+              <w:right w:w="80" w:type="dxa"/>
+            </w:tcMar>
           </w:tcPr>
           <w:p>
             <w:pPr>
+              <w:spacing w:before="0" w:after="0"/>
               <w:jc w:val="center"/>
             </w:pPr>
             <w:r>
               <w:rPr>
                 <w:b/>
                 <w:color w:val="FFFFFF"/>
-                <w:sz w:val="17"/>
+                <w:sz w:val="16"/>
               </w:rPr>
               <w:t>Backend recomendado</w:t>
             </w:r>
@@ -8990,16 +9996,30 @@
           <w:tcPr>
             <w:tcW w:type="dxa" w:w="2717"/>
             <w:shd w:val="clear" w:color="auto" w:fill="1A5A6A"/>
+            <w:tcBorders>
+              <w:top w:val="single" w:sz="12" w:color="FFFFFF"/>
+              <w:left w:val="single" w:sz="12" w:color="FFFFFF"/>
+              <w:bottom w:val="single" w:sz="12" w:color="FFFFFF"/>
+              <w:right w:val="single" w:sz="12" w:color="FFFFFF"/>
+            </w:tcBorders>
+            <w:vAlign w:val="center"/>
+            <w:tcMar>
+              <w:top w:w="60" w:type="dxa"/>
+              <w:left w:w="120" w:type="dxa"/>
+              <w:bottom w:w="60" w:type="dxa"/>
+              <w:right w:w="80" w:type="dxa"/>
+            </w:tcMar>
           </w:tcPr>
           <w:p>
             <w:pPr>
+              <w:spacing w:before="0" w:after="0"/>
               <w:jc w:val="center"/>
             </w:pPr>
             <w:r>
               <w:rPr>
                 <w:b/>
                 <w:color w:val="FFFFFF"/>
-                <w:sz w:val="17"/>
+                <w:sz w:val="16"/>
               </w:rPr>
               <w:t>Comando</w:t>
             </w:r>
@@ -9007,15 +10027,35 @@
         </w:tc>
       </w:tr>
       <w:tr>
+        <w:trPr>
+          <w:trHeight w:val="283" w:hRule="atLeast"/>
+        </w:trPr>
         <w:tc>
           <w:tcPr>
             <w:tcW w:type="dxa" w:w="2717"/>
-            <w:shd w:val="clear" w:color="auto" w:fill="F8F8F8"/>
+            <w:shd w:val="clear" w:color="auto" w:fill="EAEAEA"/>
+            <w:tcBorders>
+              <w:top w:val="single" w:sz="12" w:color="FFFFFF"/>
+              <w:left w:val="single" w:sz="12" w:color="FFFFFF"/>
+              <w:bottom w:val="single" w:sz="12" w:color="FFFFFF"/>
+              <w:right w:val="single" w:sz="12" w:color="FFFFFF"/>
+            </w:tcBorders>
+            <w:vAlign w:val="center"/>
+            <w:tcMar>
+              <w:top w:w="40" w:type="dxa"/>
+              <w:left w:w="120" w:type="dxa"/>
+              <w:bottom w:w="40" w:type="dxa"/>
+              <w:right w:w="80" w:type="dxa"/>
+            </w:tcMar>
           </w:tcPr>
           <w:p>
-            <w:r>
-              <w:rPr>
-                <w:sz w:val="17"/>
+            <w:pPr>
+              <w:spacing w:before="0" w:after="0"/>
+              <w:jc w:val="center"/>
+            </w:pPr>
+            <w:r>
+              <w:rPr>
+                <w:sz w:val="16"/>
               </w:rPr>
               <w:t>Chat rapido, preguntas generales</w:t>
             </w:r>
@@ -9024,12 +10064,29 @@
         <w:tc>
           <w:tcPr>
             <w:tcW w:type="dxa" w:w="2717"/>
-            <w:shd w:val="clear" w:color="auto" w:fill="F8F8F8"/>
+            <w:shd w:val="clear" w:color="auto" w:fill="EAEAEA"/>
+            <w:tcBorders>
+              <w:top w:val="single" w:sz="12" w:color="FFFFFF"/>
+              <w:left w:val="single" w:sz="12" w:color="FFFFFF"/>
+              <w:bottom w:val="single" w:sz="12" w:color="FFFFFF"/>
+              <w:right w:val="single" w:sz="12" w:color="FFFFFF"/>
+            </w:tcBorders>
+            <w:vAlign w:val="center"/>
+            <w:tcMar>
+              <w:top w:w="40" w:type="dxa"/>
+              <w:left w:w="120" w:type="dxa"/>
+              <w:bottom w:w="40" w:type="dxa"/>
+              <w:right w:w="80" w:type="dxa"/>
+            </w:tcMar>
           </w:tcPr>
           <w:p>
-            <w:r>
-              <w:rPr>
-                <w:sz w:val="17"/>
+            <w:pPr>
+              <w:spacing w:before="0" w:after="0"/>
+              <w:jc w:val="center"/>
+            </w:pPr>
+            <w:r>
+              <w:rPr>
+                <w:sz w:val="16"/>
               </w:rPr>
               <w:t>Ollama (qwen3:8b)</w:t>
             </w:r>
@@ -9038,12 +10095,29 @@
         <w:tc>
           <w:tcPr>
             <w:tcW w:type="dxa" w:w="2717"/>
-            <w:shd w:val="clear" w:color="auto" w:fill="F8F8F8"/>
+            <w:shd w:val="clear" w:color="auto" w:fill="EAEAEA"/>
+            <w:tcBorders>
+              <w:top w:val="single" w:sz="12" w:color="FFFFFF"/>
+              <w:left w:val="single" w:sz="12" w:color="FFFFFF"/>
+              <w:bottom w:val="single" w:sz="12" w:color="FFFFFF"/>
+              <w:right w:val="single" w:sz="12" w:color="FFFFFF"/>
+            </w:tcBorders>
+            <w:vAlign w:val="center"/>
+            <w:tcMar>
+              <w:top w:w="40" w:type="dxa"/>
+              <w:left w:w="120" w:type="dxa"/>
+              <w:bottom w:w="40" w:type="dxa"/>
+              <w:right w:w="80" w:type="dxa"/>
+            </w:tcMar>
           </w:tcPr>
           <w:p>
-            <w:r>
-              <w:rPr>
-                <w:sz w:val="17"/>
+            <w:pPr>
+              <w:spacing w:before="0" w:after="0"/>
+              <w:jc w:val="center"/>
+            </w:pPr>
+            <w:r>
+              <w:rPr>
+                <w:sz w:val="16"/>
               </w:rPr>
               <w:t>mode-ollama</w:t>
             </w:r>
@@ -9051,15 +10125,35 @@
         </w:tc>
       </w:tr>
       <w:tr>
+        <w:trPr>
+          <w:trHeight w:val="283" w:hRule="atLeast"/>
+        </w:trPr>
         <w:tc>
           <w:tcPr>
             <w:tcW w:type="dxa" w:w="2717"/>
-            <w:shd w:val="clear" w:color="auto" w:fill="FFFFFF"/>
+            <w:shd w:val="clear" w:color="auto" w:fill="EAEAEA"/>
+            <w:tcBorders>
+              <w:top w:val="single" w:sz="12" w:color="FFFFFF"/>
+              <w:left w:val="single" w:sz="12" w:color="FFFFFF"/>
+              <w:bottom w:val="single" w:sz="12" w:color="FFFFFF"/>
+              <w:right w:val="single" w:sz="12" w:color="FFFFFF"/>
+            </w:tcBorders>
+            <w:vAlign w:val="center"/>
+            <w:tcMar>
+              <w:top w:w="40" w:type="dxa"/>
+              <w:left w:w="120" w:type="dxa"/>
+              <w:bottom w:w="40" w:type="dxa"/>
+              <w:right w:w="80" w:type="dxa"/>
+            </w:tcMar>
           </w:tcPr>
           <w:p>
-            <w:r>
-              <w:rPr>
-                <w:sz w:val="17"/>
+            <w:pPr>
+              <w:spacing w:before="0" w:after="0"/>
+              <w:jc w:val="both"/>
+            </w:pPr>
+            <w:r>
+              <w:rPr>
+                <w:sz w:val="16"/>
               </w:rPr>
               <w:t>Agente con tool calling (por defecto)</w:t>
             </w:r>
@@ -9068,12 +10162,29 @@
         <w:tc>
           <w:tcPr>
             <w:tcW w:type="dxa" w:w="2717"/>
-            <w:shd w:val="clear" w:color="auto" w:fill="FFFFFF"/>
+            <w:shd w:val="clear" w:color="auto" w:fill="EAEAEA"/>
+            <w:tcBorders>
+              <w:top w:val="single" w:sz="12" w:color="FFFFFF"/>
+              <w:left w:val="single" w:sz="12" w:color="FFFFFF"/>
+              <w:bottom w:val="single" w:sz="12" w:color="FFFFFF"/>
+              <w:right w:val="single" w:sz="12" w:color="FFFFFF"/>
+            </w:tcBorders>
+            <w:vAlign w:val="center"/>
+            <w:tcMar>
+              <w:top w:w="40" w:type="dxa"/>
+              <w:left w:w="120" w:type="dxa"/>
+              <w:bottom w:w="40" w:type="dxa"/>
+              <w:right w:w="80" w:type="dxa"/>
+            </w:tcMar>
           </w:tcPr>
           <w:p>
-            <w:r>
-              <w:rPr>
-                <w:sz w:val="17"/>
+            <w:pPr>
+              <w:spacing w:before="0" w:after="0"/>
+              <w:jc w:val="center"/>
+            </w:pPr>
+            <w:r>
+              <w:rPr>
+                <w:sz w:val="16"/>
               </w:rPr>
               <w:t>vLLM + Gemma 4 E2B</w:t>
             </w:r>
@@ -9082,12 +10193,29 @@
         <w:tc>
           <w:tcPr>
             <w:tcW w:type="dxa" w:w="2717"/>
-            <w:shd w:val="clear" w:color="auto" w:fill="FFFFFF"/>
+            <w:shd w:val="clear" w:color="auto" w:fill="EAEAEA"/>
+            <w:tcBorders>
+              <w:top w:val="single" w:sz="12" w:color="FFFFFF"/>
+              <w:left w:val="single" w:sz="12" w:color="FFFFFF"/>
+              <w:bottom w:val="single" w:sz="12" w:color="FFFFFF"/>
+              <w:right w:val="single" w:sz="12" w:color="FFFFFF"/>
+            </w:tcBorders>
+            <w:vAlign w:val="center"/>
+            <w:tcMar>
+              <w:top w:w="40" w:type="dxa"/>
+              <w:left w:w="120" w:type="dxa"/>
+              <w:bottom w:w="40" w:type="dxa"/>
+              <w:right w:w="80" w:type="dxa"/>
+            </w:tcMar>
           </w:tcPr>
           <w:p>
-            <w:r>
-              <w:rPr>
-                <w:sz w:val="17"/>
+            <w:pPr>
+              <w:spacing w:before="0" w:after="0"/>
+              <w:jc w:val="center"/>
+            </w:pPr>
+            <w:r>
+              <w:rPr>
+                <w:sz w:val="16"/>
               </w:rPr>
               <w:t>mode-vllm</w:t>
             </w:r>
@@ -9095,15 +10223,35 @@
         </w:tc>
       </w:tr>
       <w:tr>
+        <w:trPr>
+          <w:trHeight w:val="283" w:hRule="atLeast"/>
+        </w:trPr>
         <w:tc>
           <w:tcPr>
             <w:tcW w:type="dxa" w:w="2717"/>
-            <w:shd w:val="clear" w:color="auto" w:fill="F8F8F8"/>
+            <w:shd w:val="clear" w:color="auto" w:fill="EAEAEA"/>
+            <w:tcBorders>
+              <w:top w:val="single" w:sz="12" w:color="FFFFFF"/>
+              <w:left w:val="single" w:sz="12" w:color="FFFFFF"/>
+              <w:bottom w:val="single" w:sz="12" w:color="FFFFFF"/>
+              <w:right w:val="single" w:sz="12" w:color="FFFFFF"/>
+            </w:tcBorders>
+            <w:vAlign w:val="center"/>
+            <w:tcMar>
+              <w:top w:w="40" w:type="dxa"/>
+              <w:left w:w="120" w:type="dxa"/>
+              <w:bottom w:w="40" w:type="dxa"/>
+              <w:right w:w="80" w:type="dxa"/>
+            </w:tcMar>
           </w:tcPr>
           <w:p>
-            <w:r>
-              <w:rPr>
-                <w:sz w:val="17"/>
+            <w:pPr>
+              <w:spacing w:before="0" w:after="0"/>
+              <w:jc w:val="center"/>
+            </w:pPr>
+            <w:r>
+              <w:rPr>
+                <w:sz w:val="16"/>
               </w:rPr>
               <w:t>Bajo consumo, modo nocturno</w:t>
             </w:r>
@@ -9112,12 +10260,29 @@
         <w:tc>
           <w:tcPr>
             <w:tcW w:type="dxa" w:w="2717"/>
-            <w:shd w:val="clear" w:color="auto" w:fill="F8F8F8"/>
+            <w:shd w:val="clear" w:color="auto" w:fill="EAEAEA"/>
+            <w:tcBorders>
+              <w:top w:val="single" w:sz="12" w:color="FFFFFF"/>
+              <w:left w:val="single" w:sz="12" w:color="FFFFFF"/>
+              <w:bottom w:val="single" w:sz="12" w:color="FFFFFF"/>
+              <w:right w:val="single" w:sz="12" w:color="FFFFFF"/>
+            </w:tcBorders>
+            <w:vAlign w:val="center"/>
+            <w:tcMar>
+              <w:top w:w="40" w:type="dxa"/>
+              <w:left w:w="120" w:type="dxa"/>
+              <w:bottom w:w="40" w:type="dxa"/>
+              <w:right w:w="80" w:type="dxa"/>
+            </w:tcMar>
           </w:tcPr>
           <w:p>
-            <w:r>
-              <w:rPr>
-                <w:sz w:val="17"/>
+            <w:pPr>
+              <w:spacing w:before="0" w:after="0"/>
+              <w:jc w:val="center"/>
+            </w:pPr>
+            <w:r>
+              <w:rPr>
+                <w:sz w:val="16"/>
               </w:rPr>
               <w:t>llama.cpp + Gemma 4 E2B GGUF</w:t>
             </w:r>
@@ -9126,12 +10291,29 @@
         <w:tc>
           <w:tcPr>
             <w:tcW w:type="dxa" w:w="2717"/>
-            <w:shd w:val="clear" w:color="auto" w:fill="F8F8F8"/>
+            <w:shd w:val="clear" w:color="auto" w:fill="EAEAEA"/>
+            <w:tcBorders>
+              <w:top w:val="single" w:sz="12" w:color="FFFFFF"/>
+              <w:left w:val="single" w:sz="12" w:color="FFFFFF"/>
+              <w:bottom w:val="single" w:sz="12" w:color="FFFFFF"/>
+              <w:right w:val="single" w:sz="12" w:color="FFFFFF"/>
+            </w:tcBorders>
+            <w:vAlign w:val="center"/>
+            <w:tcMar>
+              <w:top w:w="40" w:type="dxa"/>
+              <w:left w:w="120" w:type="dxa"/>
+              <w:bottom w:w="40" w:type="dxa"/>
+              <w:right w:w="80" w:type="dxa"/>
+            </w:tcMar>
           </w:tcPr>
           <w:p>
-            <w:r>
-              <w:rPr>
-                <w:sz w:val="17"/>
+            <w:pPr>
+              <w:spacing w:before="0" w:after="0"/>
+              <w:jc w:val="center"/>
+            </w:pPr>
+            <w:r>
+              <w:rPr>
+                <w:sz w:val="16"/>
               </w:rPr>
               <w:t>mode-lite</w:t>
             </w:r>
@@ -9139,15 +10321,35 @@
         </w:tc>
       </w:tr>
       <w:tr>
+        <w:trPr>
+          <w:trHeight w:val="283" w:hRule="atLeast"/>
+        </w:trPr>
         <w:tc>
           <w:tcPr>
             <w:tcW w:type="dxa" w:w="2717"/>
-            <w:shd w:val="clear" w:color="auto" w:fill="FFFFFF"/>
+            <w:shd w:val="clear" w:color="auto" w:fill="EAEAEA"/>
+            <w:tcBorders>
+              <w:top w:val="single" w:sz="12" w:color="FFFFFF"/>
+              <w:left w:val="single" w:sz="12" w:color="FFFFFF"/>
+              <w:bottom w:val="single" w:sz="12" w:color="FFFFFF"/>
+              <w:right w:val="single" w:sz="12" w:color="FFFFFF"/>
+            </w:tcBorders>
+            <w:vAlign w:val="center"/>
+            <w:tcMar>
+              <w:top w:w="40" w:type="dxa"/>
+              <w:left w:w="120" w:type="dxa"/>
+              <w:bottom w:w="40" w:type="dxa"/>
+              <w:right w:w="80" w:type="dxa"/>
+            </w:tcMar>
           </w:tcPr>
           <w:p>
-            <w:r>
-              <w:rPr>
-                <w:sz w:val="17"/>
+            <w:pPr>
+              <w:spacing w:before="0" w:after="0"/>
+              <w:jc w:val="both"/>
+            </w:pPr>
+            <w:r>
+              <w:rPr>
+                <w:sz w:val="16"/>
               </w:rPr>
               <w:t>Documentos largos (256K+ contexto)</w:t>
             </w:r>
@@ -9156,12 +10358,29 @@
         <w:tc>
           <w:tcPr>
             <w:tcW w:type="dxa" w:w="2717"/>
-            <w:shd w:val="clear" w:color="auto" w:fill="FFFFFF"/>
+            <w:shd w:val="clear" w:color="auto" w:fill="EAEAEA"/>
+            <w:tcBorders>
+              <w:top w:val="single" w:sz="12" w:color="FFFFFF"/>
+              <w:left w:val="single" w:sz="12" w:color="FFFFFF"/>
+              <w:bottom w:val="single" w:sz="12" w:color="FFFFFF"/>
+              <w:right w:val="single" w:sz="12" w:color="FFFFFF"/>
+            </w:tcBorders>
+            <w:vAlign w:val="center"/>
+            <w:tcMar>
+              <w:top w:w="40" w:type="dxa"/>
+              <w:left w:w="120" w:type="dxa"/>
+              <w:bottom w:w="40" w:type="dxa"/>
+              <w:right w:w="80" w:type="dxa"/>
+            </w:tcMar>
           </w:tcPr>
           <w:p>
-            <w:r>
-              <w:rPr>
-                <w:sz w:val="17"/>
+            <w:pPr>
+              <w:spacing w:before="0" w:after="0"/>
+              <w:jc w:val="center"/>
+            </w:pPr>
+            <w:r>
+              <w:rPr>
+                <w:sz w:val="16"/>
               </w:rPr>
               <w:t>vLLM + Nemotron3 30B</w:t>
             </w:r>
@@ -9170,12 +10389,29 @@
         <w:tc>
           <w:tcPr>
             <w:tcW w:type="dxa" w:w="2717"/>
-            <w:shd w:val="clear" w:color="auto" w:fill="FFFFFF"/>
+            <w:shd w:val="clear" w:color="auto" w:fill="EAEAEA"/>
+            <w:tcBorders>
+              <w:top w:val="single" w:sz="12" w:color="FFFFFF"/>
+              <w:left w:val="single" w:sz="12" w:color="FFFFFF"/>
+              <w:bottom w:val="single" w:sz="12" w:color="FFFFFF"/>
+              <w:right w:val="single" w:sz="12" w:color="FFFFFF"/>
+            </w:tcBorders>
+            <w:vAlign w:val="center"/>
+            <w:tcMar>
+              <w:top w:w="40" w:type="dxa"/>
+              <w:left w:w="120" w:type="dxa"/>
+              <w:bottom w:w="40" w:type="dxa"/>
+              <w:right w:w="80" w:type="dxa"/>
+            </w:tcMar>
           </w:tcPr>
           <w:p>
-            <w:r>
-              <w:rPr>
-                <w:sz w:val="17"/>
+            <w:pPr>
+              <w:spacing w:before="0" w:after="0"/>
+              <w:jc w:val="center"/>
+            </w:pPr>
+            <w:r>
+              <w:rPr>
+                <w:sz w:val="16"/>
               </w:rPr>
               <w:t>mode-longdoc</w:t>
             </w:r>
@@ -9183,15 +10419,35 @@
         </w:tc>
       </w:tr>
       <w:tr>
+        <w:trPr>
+          <w:trHeight w:val="283" w:hRule="atLeast"/>
+        </w:trPr>
         <w:tc>
           <w:tcPr>
             <w:tcW w:type="dxa" w:w="2717"/>
-            <w:shd w:val="clear" w:color="auto" w:fill="F8F8F8"/>
+            <w:shd w:val="clear" w:color="auto" w:fill="EAEAEA"/>
+            <w:tcBorders>
+              <w:top w:val="single" w:sz="12" w:color="FFFFFF"/>
+              <w:left w:val="single" w:sz="12" w:color="FFFFFF"/>
+              <w:bottom w:val="single" w:sz="12" w:color="FFFFFF"/>
+              <w:right w:val="single" w:sz="12" w:color="FFFFFF"/>
+            </w:tcBorders>
+            <w:vAlign w:val="center"/>
+            <w:tcMar>
+              <w:top w:w="40" w:type="dxa"/>
+              <w:left w:w="120" w:type="dxa"/>
+              <w:bottom w:w="40" w:type="dxa"/>
+              <w:right w:w="80" w:type="dxa"/>
+            </w:tcMar>
           </w:tcPr>
           <w:p>
-            <w:r>
-              <w:rPr>
-                <w:sz w:val="17"/>
+            <w:pPr>
+              <w:spacing w:before="0" w:after="0"/>
+              <w:jc w:val="center"/>
+            </w:pPr>
+            <w:r>
+              <w:rPr>
+                <w:sz w:val="16"/>
               </w:rPr>
               <w:t>Audio, video, multimodal</w:t>
             </w:r>
@@ -9200,12 +10456,29 @@
         <w:tc>
           <w:tcPr>
             <w:tcW w:type="dxa" w:w="2717"/>
-            <w:shd w:val="clear" w:color="auto" w:fill="F8F8F8"/>
+            <w:shd w:val="clear" w:color="auto" w:fill="EAEAEA"/>
+            <w:tcBorders>
+              <w:top w:val="single" w:sz="12" w:color="FFFFFF"/>
+              <w:left w:val="single" w:sz="12" w:color="FFFFFF"/>
+              <w:bottom w:val="single" w:sz="12" w:color="FFFFFF"/>
+              <w:right w:val="single" w:sz="12" w:color="FFFFFF"/>
+            </w:tcBorders>
+            <w:vAlign w:val="center"/>
+            <w:tcMar>
+              <w:top w:w="40" w:type="dxa"/>
+              <w:left w:w="120" w:type="dxa"/>
+              <w:bottom w:w="40" w:type="dxa"/>
+              <w:right w:w="80" w:type="dxa"/>
+            </w:tcMar>
           </w:tcPr>
           <w:p>
-            <w:r>
-              <w:rPr>
-                <w:sz w:val="17"/>
+            <w:pPr>
+              <w:spacing w:before="0" w:after="0"/>
+              <w:jc w:val="center"/>
+            </w:pPr>
+            <w:r>
+              <w:rPr>
+                <w:sz w:val="16"/>
               </w:rPr>
               <w:t>llama.cpp + Nemotron Omni</w:t>
             </w:r>
@@ -9214,12 +10487,29 @@
         <w:tc>
           <w:tcPr>
             <w:tcW w:type="dxa" w:w="2717"/>
-            <w:shd w:val="clear" w:color="auto" w:fill="F8F8F8"/>
+            <w:shd w:val="clear" w:color="auto" w:fill="EAEAEA"/>
+            <w:tcBorders>
+              <w:top w:val="single" w:sz="12" w:color="FFFFFF"/>
+              <w:left w:val="single" w:sz="12" w:color="FFFFFF"/>
+              <w:bottom w:val="single" w:sz="12" w:color="FFFFFF"/>
+              <w:right w:val="single" w:sz="12" w:color="FFFFFF"/>
+            </w:tcBorders>
+            <w:vAlign w:val="center"/>
+            <w:tcMar>
+              <w:top w:w="40" w:type="dxa"/>
+              <w:left w:w="120" w:type="dxa"/>
+              <w:bottom w:w="40" w:type="dxa"/>
+              <w:right w:w="80" w:type="dxa"/>
+            </w:tcMar>
           </w:tcPr>
           <w:p>
-            <w:r>
-              <w:rPr>
-                <w:sz w:val="17"/>
+            <w:pPr>
+              <w:spacing w:before="0" w:after="0"/>
+              <w:jc w:val="center"/>
+            </w:pPr>
+            <w:r>
+              <w:rPr>
+                <w:sz w:val="16"/>
               </w:rPr>
               <w:t>mode-multimodal</w:t>
             </w:r>
@@ -9237,10 +10527,11 @@
         <w:pStyle w:val="Endure-Subhead"/>
         <w:keepNext/>
         <w:spacing w:before="160" w:after="60"/>
+        <w:outlineLvl w:val="2"/>
       </w:pPr>
       <w:r>
         <w:rPr>
-          <w:sz w:val="18"/>
+          <w:sz w:val="22"/>
         </w:rPr>
         <w:t>13A.12.1 Script de cambio de backend</w:t>
       </w:r>
@@ -9248,18 +10539,25 @@
     <w:p>
       <w:pPr>
         <w:pStyle w:val="Endure-FirstParagraphBodyText"/>
+        <w:spacing w:before="100" w:after="100"/>
       </w:pPr>
       <w:r>
+        <w:rPr>
+          <w:sz w:val="20"/>
+        </w:rPr>
         <w:t xml:space="preserve">Guarde este script en </w:t>
       </w:r>
       <w:r>
         <w:rPr>
           <w:rFonts w:ascii="Courier New" w:hAnsi="Courier New"/>
-          <w:sz w:val="17"/>
+          <w:sz w:val="16"/>
         </w:rPr>
         <w:t>~/scripts/switch-model.sh</w:t>
       </w:r>
       <w:r>
+        <w:rPr>
+          <w:sz w:val="20"/>
+        </w:rPr>
         <w:t>:</w:t>
       </w:r>
     </w:p>
@@ -9276,7 +10574,7 @@
         <w:tc>
           <w:tcPr>
             <w:tcW w:type="dxa" w:w="8152"/>
-            <w:shd w:val="clear" w:color="auto" w:fill="F2F2F2"/>
+            <w:shd w:val="clear" w:color="auto" w:fill="EAEAEA"/>
             <w:tcBorders>
               <w:left w:val="thick" w:sz="24" w:color="1A5A6A"/>
             </w:tcBorders>
@@ -9364,6 +10662,7 @@
             <w:r>
               <w:rPr>
                 <w:rFonts w:ascii="Courier New" w:hAnsi="Courier New"/>
+                <w:i/>
                 <w:color w:val="555555"/>
                 <w:sz w:val="16"/>
               </w:rPr>
@@ -9395,7 +10694,7 @@
             <w:r>
               <w:rPr>
                 <w:rFonts w:ascii="Courier New" w:hAnsi="Courier New"/>
-                <w:color w:val="555555"/>
+                <w:color w:val="1A1A1A"/>
                 <w:sz w:val="16"/>
               </w:rPr>
               <w:t>MODE=${1:-help}</w:t>
@@ -9411,7 +10710,7 @@
             <w:r>
               <w:rPr>
                 <w:rFonts w:ascii="Courier New" w:hAnsi="Courier New"/>
-                <w:color w:val="555555"/>
+                <w:color w:val="1A1A1A"/>
                 <w:sz w:val="16"/>
               </w:rPr>
               <w:t>GATEWAY_URL="http://localhost:18789"</w:t>
@@ -9442,6 +10741,7 @@
             <w:r>
               <w:rPr>
                 <w:rFonts w:ascii="Courier New" w:hAnsi="Courier New"/>
+                <w:i/>
                 <w:color w:val="555555"/>
                 <w:sz w:val="16"/>
               </w:rPr>
@@ -9474,6 +10774,7 @@
             <w:r>
               <w:rPr>
                 <w:rFonts w:ascii="Courier New" w:hAnsi="Courier New"/>
+                <w:i/>
                 <w:color w:val="555555"/>
                 <w:sz w:val="16"/>
               </w:rPr>
@@ -9506,6 +10807,7 @@
             <w:r>
               <w:rPr>
                 <w:rFonts w:ascii="Courier New" w:hAnsi="Courier New"/>
+                <w:i/>
                 <w:color w:val="555555"/>
                 <w:sz w:val="16"/>
               </w:rPr>
@@ -9538,6 +10840,7 @@
             <w:r>
               <w:rPr>
                 <w:rFonts w:ascii="Courier New" w:hAnsi="Courier New"/>
+                <w:i/>
                 <w:color w:val="555555"/>
                 <w:sz w:val="16"/>
               </w:rPr>
@@ -9570,6 +10873,7 @@
             <w:r>
               <w:rPr>
                 <w:rFonts w:ascii="Courier New" w:hAnsi="Courier New"/>
+                <w:i/>
                 <w:color w:val="555555"/>
                 <w:sz w:val="16"/>
               </w:rPr>
@@ -9601,6 +10905,7 @@
             <w:r>
               <w:rPr>
                 <w:rFonts w:ascii="Courier New" w:hAnsi="Courier New"/>
+                <w:i/>
                 <w:color w:val="555555"/>
                 <w:sz w:val="16"/>
               </w:rPr>
@@ -9617,6 +10922,7 @@
             <w:r>
               <w:rPr>
                 <w:rFonts w:ascii="Courier New" w:hAnsi="Courier New"/>
+                <w:i/>
                 <w:color w:val="555555"/>
                 <w:sz w:val="16"/>
               </w:rPr>
@@ -9633,6 +10939,7 @@
             <w:r>
               <w:rPr>
                 <w:rFonts w:ascii="Courier New" w:hAnsi="Courier New"/>
+                <w:i/>
                 <w:color w:val="555555"/>
                 <w:sz w:val="16"/>
               </w:rPr>
@@ -9665,6 +10972,7 @@
             <w:r>
               <w:rPr>
                 <w:rFonts w:ascii="Courier New" w:hAnsi="Courier New"/>
+                <w:i/>
                 <w:color w:val="555555"/>
                 <w:sz w:val="16"/>
               </w:rPr>
@@ -9697,6 +11005,7 @@
             <w:r>
               <w:rPr>
                 <w:rFonts w:ascii="Courier New" w:hAnsi="Courier New"/>
+                <w:i/>
                 <w:color w:val="555555"/>
                 <w:sz w:val="16"/>
               </w:rPr>
@@ -9713,6 +11022,7 @@
             <w:r>
               <w:rPr>
                 <w:rFonts w:ascii="Courier New" w:hAnsi="Courier New"/>
+                <w:i/>
                 <w:color w:val="555555"/>
                 <w:sz w:val="16"/>
               </w:rPr>
@@ -9745,6 +11055,7 @@
             <w:r>
               <w:rPr>
                 <w:rFonts w:ascii="Courier New" w:hAnsi="Courier New"/>
+                <w:i/>
                 <w:color w:val="555555"/>
                 <w:sz w:val="16"/>
               </w:rPr>
@@ -9761,6 +11072,7 @@
             <w:r>
               <w:rPr>
                 <w:rFonts w:ascii="Courier New" w:hAnsi="Courier New"/>
+                <w:i/>
                 <w:color w:val="555555"/>
                 <w:sz w:val="16"/>
               </w:rPr>
@@ -9792,6 +11104,7 @@
             <w:r>
               <w:rPr>
                 <w:rFonts w:ascii="Courier New" w:hAnsi="Courier New"/>
+                <w:i/>
                 <w:color w:val="555555"/>
                 <w:sz w:val="16"/>
               </w:rPr>
@@ -9808,6 +11121,7 @@
             <w:r>
               <w:rPr>
                 <w:rFonts w:ascii="Courier New" w:hAnsi="Courier New"/>
+                <w:i/>
                 <w:color w:val="555555"/>
                 <w:sz w:val="16"/>
               </w:rPr>
@@ -9856,6 +11170,7 @@
             <w:r>
               <w:rPr>
                 <w:rFonts w:ascii="Courier New" w:hAnsi="Courier New"/>
+                <w:i/>
                 <w:color w:val="555555"/>
                 <w:sz w:val="16"/>
               </w:rPr>
@@ -9904,6 +11219,7 @@
             <w:r>
               <w:rPr>
                 <w:rFonts w:ascii="Courier New" w:hAnsi="Courier New"/>
+                <w:i/>
                 <w:color w:val="555555"/>
                 <w:sz w:val="16"/>
               </w:rPr>
@@ -9920,6 +11236,7 @@
             <w:r>
               <w:rPr>
                 <w:rFonts w:ascii="Courier New" w:hAnsi="Courier New"/>
+                <w:i/>
                 <w:color w:val="555555"/>
                 <w:sz w:val="16"/>
               </w:rPr>
@@ -9936,6 +11253,7 @@
             <w:r>
               <w:rPr>
                 <w:rFonts w:ascii="Courier New" w:hAnsi="Courier New"/>
+                <w:i/>
                 <w:color w:val="555555"/>
                 <w:sz w:val="16"/>
               </w:rPr>
@@ -9952,6 +11270,7 @@
             <w:r>
               <w:rPr>
                 <w:rFonts w:ascii="Courier New" w:hAnsi="Courier New"/>
+                <w:i/>
                 <w:color w:val="555555"/>
                 <w:sz w:val="16"/>
               </w:rPr>
@@ -9968,6 +11287,7 @@
             <w:r>
               <w:rPr>
                 <w:rFonts w:ascii="Courier New" w:hAnsi="Courier New"/>
+                <w:i/>
                 <w:color w:val="555555"/>
                 <w:sz w:val="16"/>
               </w:rPr>
@@ -9984,6 +11304,7 @@
             <w:r>
               <w:rPr>
                 <w:rFonts w:ascii="Courier New" w:hAnsi="Courier New"/>
+                <w:i/>
                 <w:color w:val="555555"/>
                 <w:sz w:val="16"/>
               </w:rPr>
@@ -10000,6 +11321,7 @@
             <w:r>
               <w:rPr>
                 <w:rFonts w:ascii="Courier New" w:hAnsi="Courier New"/>
+                <w:i/>
                 <w:color w:val="555555"/>
                 <w:sz w:val="16"/>
               </w:rPr>
@@ -10016,6 +11338,7 @@
             <w:r>
               <w:rPr>
                 <w:rFonts w:ascii="Courier New" w:hAnsi="Courier New"/>
+                <w:i/>
                 <w:color w:val="555555"/>
                 <w:sz w:val="16"/>
               </w:rPr>
@@ -10032,6 +11355,7 @@
             <w:r>
               <w:rPr>
                 <w:rFonts w:ascii="Courier New" w:hAnsi="Courier New"/>
+                <w:i/>
                 <w:color w:val="555555"/>
                 <w:sz w:val="16"/>
               </w:rPr>
@@ -10064,6 +11388,7 @@
             <w:r>
               <w:rPr>
                 <w:rFonts w:ascii="Courier New" w:hAnsi="Courier New"/>
+                <w:i/>
                 <w:color w:val="555555"/>
                 <w:sz w:val="16"/>
               </w:rPr>
@@ -10080,6 +11405,7 @@
             <w:r>
               <w:rPr>
                 <w:rFonts w:ascii="Courier New" w:hAnsi="Courier New"/>
+                <w:i/>
                 <w:color w:val="555555"/>
                 <w:sz w:val="16"/>
               </w:rPr>
@@ -10128,6 +11454,7 @@
             <w:r>
               <w:rPr>
                 <w:rFonts w:ascii="Courier New" w:hAnsi="Courier New"/>
+                <w:i/>
                 <w:color w:val="555555"/>
                 <w:sz w:val="16"/>
               </w:rPr>
@@ -10144,7 +11471,7 @@
             <w:r>
               <w:rPr>
                 <w:rFonts w:ascii="Courier New" w:hAnsi="Courier New"/>
-                <w:color w:val="555555"/>
+                <w:color w:val="1A1A1A"/>
                 <w:sz w:val="16"/>
               </w:rPr>
               <w:t xml:space="preserve">    GGUF=$(ls ~/data/models/gguf/gemma*.gguf 2&gt;/dev/null | head -1)</w:t>
@@ -10160,6 +11487,7 @@
             <w:r>
               <w:rPr>
                 <w:rFonts w:ascii="Courier New" w:hAnsi="Courier New"/>
+                <w:i/>
                 <w:color w:val="555555"/>
                 <w:sz w:val="16"/>
               </w:rPr>
@@ -10176,6 +11504,7 @@
             <w:r>
               <w:rPr>
                 <w:rFonts w:ascii="Courier New" w:hAnsi="Courier New"/>
+                <w:i/>
                 <w:color w:val="555555"/>
                 <w:sz w:val="16"/>
               </w:rPr>
@@ -10192,6 +11521,7 @@
             <w:r>
               <w:rPr>
                 <w:rFonts w:ascii="Courier New" w:hAnsi="Courier New"/>
+                <w:i/>
                 <w:color w:val="555555"/>
                 <w:sz w:val="16"/>
               </w:rPr>
@@ -10208,6 +11538,7 @@
             <w:r>
               <w:rPr>
                 <w:rFonts w:ascii="Courier New" w:hAnsi="Courier New"/>
+                <w:i/>
                 <w:color w:val="555555"/>
                 <w:sz w:val="16"/>
               </w:rPr>
@@ -10224,6 +11555,7 @@
             <w:r>
               <w:rPr>
                 <w:rFonts w:ascii="Courier New" w:hAnsi="Courier New"/>
+                <w:i/>
                 <w:color w:val="555555"/>
                 <w:sz w:val="16"/>
               </w:rPr>
@@ -10240,6 +11572,7 @@
             <w:r>
               <w:rPr>
                 <w:rFonts w:ascii="Courier New" w:hAnsi="Courier New"/>
+                <w:i/>
                 <w:color w:val="555555"/>
                 <w:sz w:val="16"/>
               </w:rPr>
@@ -10256,6 +11589,7 @@
             <w:r>
               <w:rPr>
                 <w:rFonts w:ascii="Courier New" w:hAnsi="Courier New"/>
+                <w:i/>
                 <w:color w:val="555555"/>
                 <w:sz w:val="16"/>
               </w:rPr>
@@ -10272,6 +11606,7 @@
             <w:r>
               <w:rPr>
                 <w:rFonts w:ascii="Courier New" w:hAnsi="Courier New"/>
+                <w:i/>
                 <w:color w:val="555555"/>
                 <w:sz w:val="16"/>
               </w:rPr>
@@ -10304,6 +11639,7 @@
             <w:r>
               <w:rPr>
                 <w:rFonts w:ascii="Courier New" w:hAnsi="Courier New"/>
+                <w:i/>
                 <w:color w:val="555555"/>
                 <w:sz w:val="16"/>
               </w:rPr>
@@ -10320,6 +11656,7 @@
             <w:r>
               <w:rPr>
                 <w:rFonts w:ascii="Courier New" w:hAnsi="Courier New"/>
+                <w:i/>
                 <w:color w:val="555555"/>
                 <w:sz w:val="16"/>
               </w:rPr>
@@ -10368,6 +11705,7 @@
             <w:r>
               <w:rPr>
                 <w:rFonts w:ascii="Courier New" w:hAnsi="Courier New"/>
+                <w:i/>
                 <w:color w:val="555555"/>
                 <w:sz w:val="16"/>
               </w:rPr>
@@ -10416,6 +11754,7 @@
             <w:r>
               <w:rPr>
                 <w:rFonts w:ascii="Courier New" w:hAnsi="Courier New"/>
+                <w:i/>
                 <w:color w:val="555555"/>
                 <w:sz w:val="16"/>
               </w:rPr>
@@ -10432,6 +11771,7 @@
             <w:r>
               <w:rPr>
                 <w:rFonts w:ascii="Courier New" w:hAnsi="Courier New"/>
+                <w:i/>
                 <w:color w:val="555555"/>
                 <w:sz w:val="16"/>
               </w:rPr>
@@ -10448,6 +11788,7 @@
             <w:r>
               <w:rPr>
                 <w:rFonts w:ascii="Courier New" w:hAnsi="Courier New"/>
+                <w:i/>
                 <w:color w:val="555555"/>
                 <w:sz w:val="16"/>
               </w:rPr>
@@ -10464,6 +11805,7 @@
             <w:r>
               <w:rPr>
                 <w:rFonts w:ascii="Courier New" w:hAnsi="Courier New"/>
+                <w:i/>
                 <w:color w:val="555555"/>
                 <w:sz w:val="16"/>
               </w:rPr>
@@ -10480,6 +11822,7 @@
             <w:r>
               <w:rPr>
                 <w:rFonts w:ascii="Courier New" w:hAnsi="Courier New"/>
+                <w:i/>
                 <w:color w:val="555555"/>
                 <w:sz w:val="16"/>
               </w:rPr>
@@ -10496,6 +11839,7 @@
             <w:r>
               <w:rPr>
                 <w:rFonts w:ascii="Courier New" w:hAnsi="Courier New"/>
+                <w:i/>
                 <w:color w:val="555555"/>
                 <w:sz w:val="16"/>
               </w:rPr>
@@ -10512,6 +11856,7 @@
             <w:r>
               <w:rPr>
                 <w:rFonts w:ascii="Courier New" w:hAnsi="Courier New"/>
+                <w:i/>
                 <w:color w:val="555555"/>
                 <w:sz w:val="16"/>
               </w:rPr>
@@ -10528,6 +11873,7 @@
             <w:r>
               <w:rPr>
                 <w:rFonts w:ascii="Courier New" w:hAnsi="Courier New"/>
+                <w:i/>
                 <w:color w:val="555555"/>
                 <w:sz w:val="16"/>
               </w:rPr>
@@ -10544,6 +11890,7 @@
             <w:r>
               <w:rPr>
                 <w:rFonts w:ascii="Courier New" w:hAnsi="Courier New"/>
+                <w:i/>
                 <w:color w:val="555555"/>
                 <w:sz w:val="16"/>
               </w:rPr>
@@ -10576,6 +11923,7 @@
             <w:r>
               <w:rPr>
                 <w:rFonts w:ascii="Courier New" w:hAnsi="Courier New"/>
+                <w:i/>
                 <w:color w:val="555555"/>
                 <w:sz w:val="16"/>
               </w:rPr>
@@ -10640,6 +11988,7 @@
             <w:r>
               <w:rPr>
                 <w:rFonts w:ascii="Courier New" w:hAnsi="Courier New"/>
+                <w:i/>
                 <w:color w:val="555555"/>
                 <w:sz w:val="16"/>
               </w:rPr>
@@ -10672,6 +12021,7 @@
             <w:r>
               <w:rPr>
                 <w:rFonts w:ascii="Courier New" w:hAnsi="Courier New"/>
+                <w:i/>
                 <w:color w:val="555555"/>
                 <w:sz w:val="16"/>
               </w:rPr>
@@ -10688,6 +12038,7 @@
             <w:r>
               <w:rPr>
                 <w:rFonts w:ascii="Courier New" w:hAnsi="Courier New"/>
+                <w:i/>
                 <w:color w:val="555555"/>
                 <w:sz w:val="16"/>
               </w:rPr>
@@ -10704,6 +12055,7 @@
             <w:r>
               <w:rPr>
                 <w:rFonts w:ascii="Courier New" w:hAnsi="Courier New"/>
+                <w:i/>
                 <w:color w:val="555555"/>
                 <w:sz w:val="16"/>
               </w:rPr>
@@ -10736,6 +12088,7 @@
             <w:r>
               <w:rPr>
                 <w:rFonts w:ascii="Courier New" w:hAnsi="Courier New"/>
+                <w:i/>
                 <w:color w:val="555555"/>
                 <w:sz w:val="16"/>
               </w:rPr>
@@ -10752,6 +12105,7 @@
             <w:r>
               <w:rPr>
                 <w:rFonts w:ascii="Courier New" w:hAnsi="Courier New"/>
+                <w:i/>
                 <w:color w:val="555555"/>
                 <w:sz w:val="16"/>
               </w:rPr>
@@ -10784,6 +12138,7 @@
             <w:r>
               <w:rPr>
                 <w:rFonts w:ascii="Courier New" w:hAnsi="Courier New"/>
+                <w:i/>
                 <w:color w:val="555555"/>
                 <w:sz w:val="16"/>
               </w:rPr>
@@ -10800,6 +12155,7 @@
             <w:r>
               <w:rPr>
                 <w:rFonts w:ascii="Courier New" w:hAnsi="Courier New"/>
+                <w:i/>
                 <w:color w:val="555555"/>
                 <w:sz w:val="16"/>
               </w:rPr>
@@ -10864,6 +12220,7 @@
             <w:r>
               <w:rPr>
                 <w:rFonts w:ascii="Courier New" w:hAnsi="Courier New"/>
+                <w:i/>
                 <w:color w:val="555555"/>
                 <w:sz w:val="16"/>
               </w:rPr>
@@ -10880,6 +12237,7 @@
             <w:r>
               <w:rPr>
                 <w:rFonts w:ascii="Courier New" w:hAnsi="Courier New"/>
+                <w:i/>
                 <w:color w:val="555555"/>
                 <w:sz w:val="16"/>
               </w:rPr>
@@ -11008,6 +12366,7 @@
             <w:r>
               <w:rPr>
                 <w:rFonts w:ascii="Courier New" w:hAnsi="Courier New"/>
+                <w:i/>
                 <w:color w:val="555555"/>
                 <w:sz w:val="16"/>
               </w:rPr>
@@ -11024,6 +12383,7 @@
             <w:r>
               <w:rPr>
                 <w:rFonts w:ascii="Courier New" w:hAnsi="Courier New"/>
+                <w:i/>
                 <w:color w:val="555555"/>
                 <w:sz w:val="16"/>
               </w:rPr>
@@ -11040,6 +12400,7 @@
             <w:r>
               <w:rPr>
                 <w:rFonts w:ascii="Courier New" w:hAnsi="Courier New"/>
+                <w:i/>
                 <w:color w:val="555555"/>
                 <w:sz w:val="16"/>
               </w:rPr>
@@ -11098,7 +12459,7 @@
         <w:tc>
           <w:tcPr>
             <w:tcW w:type="dxa" w:w="8152"/>
-            <w:shd w:val="clear" w:color="auto" w:fill="F2F2F2"/>
+            <w:shd w:val="clear" w:color="auto" w:fill="EAEAEA"/>
             <w:tcBorders>
               <w:left w:val="thick" w:sz="24" w:color="1A5A6A"/>
             </w:tcBorders>
@@ -11184,6 +12545,7 @@
             <w:r>
               <w:rPr>
                 <w:rFonts w:ascii="Courier New" w:hAnsi="Courier New"/>
+                <w:i/>
                 <w:color w:val="555555"/>
                 <w:sz w:val="16"/>
               </w:rPr>
@@ -11200,6 +12562,7 @@
             <w:r>
               <w:rPr>
                 <w:rFonts w:ascii="Courier New" w:hAnsi="Courier New"/>
+                <w:i/>
                 <w:color w:val="555555"/>
                 <w:sz w:val="16"/>
               </w:rPr>
@@ -11216,6 +12579,7 @@
             <w:r>
               <w:rPr>
                 <w:rFonts w:ascii="Courier New" w:hAnsi="Courier New"/>
+                <w:i/>
                 <w:color w:val="555555"/>
                 <w:sz w:val="16"/>
               </w:rPr>
@@ -11232,6 +12596,7 @@
             <w:r>
               <w:rPr>
                 <w:rFonts w:ascii="Courier New" w:hAnsi="Courier New"/>
+                <w:i/>
                 <w:color w:val="555555"/>
                 <w:sz w:val="16"/>
               </w:rPr>
@@ -11248,6 +12613,7 @@
             <w:r>
               <w:rPr>
                 <w:rFonts w:ascii="Courier New" w:hAnsi="Courier New"/>
+                <w:i/>
                 <w:color w:val="555555"/>
                 <w:sz w:val="16"/>
               </w:rPr>
@@ -11268,7 +12634,7 @@
                 <w:color w:val="888888"/>
                 <w:sz w:val="16"/>
               </w:rPr>
-              <w:t># mode-multimodal: disponible en Capítulo 13D (Tool Calling multimodal)</w:t>
+              <w:t># mode-multimodal: disponible en Capítulo 11D (Tool Calling multimodal)</w:t>
             </w:r>
           </w:p>
           <w:p>
@@ -11298,6 +12664,7 @@
             <w:r>
               <w:rPr>
                 <w:rFonts w:ascii="Courier New" w:hAnsi="Courier New"/>
+                <w:i/>
                 <w:color w:val="555555"/>
                 <w:sz w:val="16"/>
               </w:rPr>
@@ -11357,7 +12724,7 @@
         <w:tc>
           <w:tcPr>
             <w:tcW w:type="dxa" w:w="8152"/>
-            <w:shd w:val="clear" w:color="auto" w:fill="F2F2F2"/>
+            <w:shd w:val="clear" w:color="auto" w:fill="EAEAEA"/>
             <w:tcBorders>
               <w:left w:val="thick" w:sz="24" w:color="1A5A6A"/>
             </w:tcBorders>
@@ -11395,6 +12762,7 @@
             <w:r>
               <w:rPr>
                 <w:rFonts w:ascii="Courier New" w:hAnsi="Courier New"/>
+                <w:i/>
                 <w:color w:val="555555"/>
                 <w:sz w:val="16"/>
               </w:rPr>
@@ -11411,6 +12779,7 @@
             <w:r>
               <w:rPr>
                 <w:rFonts w:ascii="Courier New" w:hAnsi="Courier New"/>
+                <w:i/>
                 <w:color w:val="555555"/>
                 <w:sz w:val="16"/>
               </w:rPr>
@@ -11471,7 +12840,7 @@
             <w:r>
               <w:rPr>
                 <w:rFonts w:ascii="Courier New" w:hAnsi="Courier New"/>
-                <w:sz w:val="17"/>
+                <w:sz w:val="16"/>
               </w:rPr>
               <w:t>switch-model.sh</w:t>
             </w:r>
@@ -11481,7 +12850,7 @@
             <w:r>
               <w:rPr>
                 <w:rFonts w:ascii="Courier New" w:hAnsi="Courier New"/>
-                <w:sz w:val="17"/>
+                <w:sz w:val="16"/>
               </w:rPr>
               <w:t>agents.defaults.model.primary</w:t>
             </w:r>
@@ -11491,7 +12860,7 @@
             <w:r>
               <w:rPr>
                 <w:rFonts w:ascii="Courier New" w:hAnsi="Courier New"/>
-                <w:sz w:val="17"/>
+                <w:sz w:val="16"/>
               </w:rPr>
               <w:t>openclaw.json</w:t>
             </w:r>
@@ -11501,7 +12870,7 @@
             <w:r>
               <w:rPr>
                 <w:rFonts w:ascii="Courier New" w:hAnsi="Courier New"/>
-                <w:sz w:val="17"/>
+                <w:sz w:val="16"/>
               </w:rPr>
               <w:t>boot-md</w:t>
             </w:r>
@@ -11511,7 +12880,7 @@
             <w:r>
               <w:rPr>
                 <w:rFonts w:ascii="Courier New" w:hAnsi="Courier New"/>
-                <w:sz w:val="17"/>
+                <w:sz w:val="16"/>
               </w:rPr>
               <w:t>openclaw session reset</w:t>
             </w:r>
@@ -11532,16 +12901,24 @@
         <w:pStyle w:val="Endure-Subhead"/>
         <w:keepNext/>
         <w:spacing w:before="240" w:after="60"/>
+        <w:outlineLvl w:val="1"/>
       </w:pPr>
       <w:r>
+        <w:rPr>
+          <w:sz w:val="24"/>
+        </w:rPr>
         <w:t>13A.13 Plugins de OpenClaw (ClawHub)</w:t>
       </w:r>
     </w:p>
     <w:p>
       <w:pPr>
         <w:pStyle w:val="Endure-FirstParagraphBodyText"/>
+        <w:spacing w:before="100" w:after="100"/>
       </w:pPr>
       <w:r>
+        <w:rPr>
+          <w:sz w:val="20"/>
+        </w:rPr>
         <w:t>OpenClaw tiene un registro de plugins (ClawHub) con skills adicionales que amplian las capacidades del agente:</w:t>
       </w:r>
     </w:p>
@@ -11558,7 +12935,7 @@
         <w:tc>
           <w:tcPr>
             <w:tcW w:type="dxa" w:w="8152"/>
-            <w:shd w:val="clear" w:color="auto" w:fill="F2F2F2"/>
+            <w:shd w:val="clear" w:color="auto" w:fill="EAEAEA"/>
             <w:tcBorders>
               <w:left w:val="thick" w:sz="24" w:color="1A5A6A"/>
             </w:tcBorders>
@@ -11596,6 +12973,7 @@
             <w:r>
               <w:rPr>
                 <w:rFonts w:ascii="Courier New" w:hAnsi="Courier New"/>
+                <w:i/>
                 <w:color w:val="555555"/>
                 <w:sz w:val="16"/>
               </w:rPr>
@@ -11644,6 +13022,7 @@
             <w:r>
               <w:rPr>
                 <w:rFonts w:ascii="Courier New" w:hAnsi="Courier New"/>
+                <w:i/>
                 <w:color w:val="555555"/>
                 <w:sz w:val="16"/>
               </w:rPr>
@@ -11726,6 +13105,7 @@
             <w:r>
               <w:rPr>
                 <w:rFonts w:ascii="Courier New" w:hAnsi="Courier New"/>
+                <w:i/>
                 <w:color w:val="555555"/>
                 <w:sz w:val="16"/>
               </w:rPr>
@@ -11774,6 +13154,7 @@
             <w:r>
               <w:rPr>
                 <w:rFonts w:ascii="Courier New" w:hAnsi="Courier New"/>
+                <w:i/>
                 <w:color w:val="555555"/>
                 <w:sz w:val="16"/>
               </w:rPr>
@@ -11822,6 +13203,7 @@
             <w:r>
               <w:rPr>
                 <w:rFonts w:ascii="Courier New" w:hAnsi="Courier New"/>
+                <w:i/>
                 <w:color w:val="555555"/>
                 <w:sz w:val="16"/>
               </w:rPr>
@@ -11870,6 +13252,7 @@
             <w:r>
               <w:rPr>
                 <w:rFonts w:ascii="Courier New" w:hAnsi="Courier New"/>
+                <w:i/>
                 <w:color w:val="555555"/>
                 <w:sz w:val="16"/>
               </w:rPr>
@@ -11930,7 +13313,7 @@
             <w:r>
               <w:rPr>
                 <w:rFonts w:ascii="Courier New" w:hAnsi="Courier New"/>
-                <w:sz w:val="17"/>
+                <w:sz w:val="16"/>
               </w:rPr>
               <w:t>code-executor</w:t>
             </w:r>
@@ -11951,91 +13334,114 @@
         <w:pStyle w:val="Endure-Subhead"/>
         <w:keepNext/>
         <w:spacing w:before="240" w:after="60"/>
+        <w:outlineLvl w:val="1"/>
       </w:pPr>
       <w:r>
-        <w:t>Resumen del Capítulo 13A</w:t>
+        <w:rPr>
+          <w:sz w:val="24"/>
+        </w:rPr>
+        <w:t>Resumen del Capítulo 11A</w:t>
       </w:r>
     </w:p>
     <w:p>
       <w:pPr>
         <w:pStyle w:val="Endure-FirstParagraphBodyText"/>
+        <w:spacing w:before="100" w:after="100"/>
       </w:pPr>
       <w:r>
+        <w:rPr>
+          <w:sz w:val="20"/>
+        </w:rPr>
         <w:t>OpenClaw transforma el Jetson en un agente de IA accesible desde Telegram. Los puntos criticos de la configuracion son:</w:t>
       </w:r>
     </w:p>
     <w:p>
       <w:pPr>
         <w:pStyle w:val="Endure-ChapterBodyText"/>
-        <w:spacing w:before="20" w:after="20"/>
+        <w:spacing w:before="40" w:after="40"/>
         <w:ind w:left="360" w:hanging="216"/>
       </w:pPr>
       <w:r>
         <w:rPr>
-          <w:sz w:val="18"/>
+          <w:sz w:val="20"/>
         </w:rPr>
         <w:t xml:space="preserve">• </w:t>
       </w:r>
       <w:r>
         <w:rPr>
           <w:rFonts w:ascii="Courier New" w:hAnsi="Courier New"/>
-          <w:sz w:val="17"/>
+          <w:sz w:val="16"/>
         </w:rPr>
         <w:t>tools.profile</w:t>
       </w:r>
       <w:r>
+        <w:rPr>
+          <w:sz w:val="20"/>
+        </w:rPr>
         <w:t xml:space="preserve"> debe ser </w:t>
       </w:r>
       <w:r>
         <w:rPr>
           <w:rFonts w:ascii="Courier New" w:hAnsi="Courier New"/>
-          <w:sz w:val="17"/>
+          <w:sz w:val="16"/>
         </w:rPr>
         <w:t>"full"</w:t>
       </w:r>
       <w:r>
+        <w:rPr>
+          <w:sz w:val="20"/>
+        </w:rPr>
         <w:t xml:space="preserve"> — cualquier otro valor limita las capacidades del agente</w:t>
       </w:r>
     </w:p>
     <w:p>
       <w:pPr>
         <w:pStyle w:val="Endure-ChapterBodyText"/>
-        <w:spacing w:before="20" w:after="20"/>
+        <w:spacing w:before="40" w:after="40"/>
         <w:ind w:left="360" w:hanging="216"/>
       </w:pPr>
       <w:r>
         <w:rPr>
-          <w:sz w:val="18"/>
+          <w:sz w:val="20"/>
         </w:rPr>
         <w:t xml:space="preserve">• </w:t>
       </w:r>
       <w:r>
+        <w:rPr>
+          <w:sz w:val="20"/>
+        </w:rPr>
         <w:t xml:space="preserve">El campo </w:t>
       </w:r>
       <w:r>
         <w:rPr>
           <w:rFonts w:ascii="Courier New" w:hAnsi="Courier New"/>
-          <w:sz w:val="17"/>
+          <w:sz w:val="16"/>
         </w:rPr>
         <w:t>models.providers.vllm.models[].id</w:t>
       </w:r>
       <w:r>
+        <w:rPr>
+          <w:sz w:val="20"/>
+        </w:rPr>
         <w:t xml:space="preserve"> no lleva el prefijo </w:t>
       </w:r>
       <w:r>
         <w:rPr>
           <w:rFonts w:ascii="Courier New" w:hAnsi="Courier New"/>
-          <w:sz w:val="17"/>
+          <w:sz w:val="16"/>
         </w:rPr>
         <w:t>vllm/</w:t>
       </w:r>
       <w:r>
+        <w:rPr>
+          <w:sz w:val="20"/>
+        </w:rPr>
         <w:t xml:space="preserve"> — ese va en </w:t>
       </w:r>
       <w:r>
         <w:rPr>
           <w:rFonts w:ascii="Courier New" w:hAnsi="Courier New"/>
-          <w:sz w:val="17"/>
+          <w:sz w:val="16"/>
         </w:rPr>
         <w:t>agents.defaults.model.primary</w:t>
       </w:r>
@@ -12043,75 +13449,90 @@
     <w:p>
       <w:pPr>
         <w:pStyle w:val="Endure-ChapterBodyText"/>
-        <w:spacing w:before="20" w:after="20"/>
+        <w:spacing w:before="40" w:after="40"/>
         <w:ind w:left="360" w:hanging="216"/>
       </w:pPr>
       <w:r>
         <w:rPr>
-          <w:sz w:val="18"/>
+          <w:sz w:val="20"/>
         </w:rPr>
         <w:t xml:space="preserve">• </w:t>
       </w:r>
       <w:r>
         <w:rPr>
           <w:rFonts w:ascii="Courier New" w:hAnsi="Courier New"/>
-          <w:sz w:val="17"/>
+          <w:sz w:val="16"/>
         </w:rPr>
         <w:t>memorySearch.enabled</w:t>
       </w:r>
       <w:r>
+        <w:rPr>
+          <w:sz w:val="20"/>
+        </w:rPr>
         <w:t xml:space="preserve"> debe ser </w:t>
       </w:r>
       <w:r>
         <w:rPr>
           <w:rFonts w:ascii="Courier New" w:hAnsi="Courier New"/>
-          <w:sz w:val="17"/>
+          <w:sz w:val="16"/>
         </w:rPr>
         <w:t>false</w:t>
       </w:r>
       <w:r>
+        <w:rPr>
+          <w:sz w:val="20"/>
+        </w:rPr>
         <w:t xml:space="preserve"> a menos que tenga una API key de OpenAI configurada</w:t>
       </w:r>
     </w:p>
     <w:p>
       <w:pPr>
         <w:pStyle w:val="Endure-ChapterBodyText"/>
-        <w:spacing w:before="20" w:after="20"/>
+        <w:spacing w:before="40" w:after="40"/>
         <w:ind w:left="360" w:hanging="216"/>
       </w:pPr>
       <w:r>
         <w:rPr>
-          <w:sz w:val="18"/>
+          <w:sz w:val="20"/>
         </w:rPr>
         <w:t xml:space="preserve">• </w:t>
       </w:r>
       <w:r>
+        <w:rPr>
+          <w:sz w:val="20"/>
+        </w:rPr>
         <w:t xml:space="preserve">El gateway escucha en loopback </w:t>
       </w:r>
       <w:r>
         <w:rPr>
           <w:rFonts w:ascii="Courier New" w:hAnsi="Courier New"/>
-          <w:sz w:val="17"/>
+          <w:sz w:val="16"/>
         </w:rPr>
         <w:t>:18789</w:t>
       </w:r>
       <w:r>
+        <w:rPr>
+          <w:sz w:val="20"/>
+        </w:rPr>
         <w:t xml:space="preserve"> — acceda desde Windows solo via tunel SSH</w:t>
       </w:r>
     </w:p>
     <w:p>
       <w:pPr>
         <w:pStyle w:val="Endure-ChapterBodyText"/>
-        <w:spacing w:before="20" w:after="20"/>
+        <w:spacing w:before="40" w:after="40"/>
         <w:ind w:left="360" w:hanging="216"/>
       </w:pPr>
       <w:r>
         <w:rPr>
-          <w:sz w:val="18"/>
+          <w:sz w:val="20"/>
         </w:rPr>
         <w:t xml:space="preserve">• </w:t>
       </w:r>
       <w:r>
+        <w:rPr>
+          <w:sz w:val="20"/>
+        </w:rPr>
         <w:t>Telegram es el canal primario (no requiere vincular numero personal), WhatsApp es opcional</w:t>
       </w:r>
     </w:p>
@@ -12123,8 +13544,12 @@
     <w:p>
       <w:pPr>
         <w:pStyle w:val="Endure-ChapterBodyText"/>
+        <w:spacing w:before="100" w:after="100"/>
       </w:pPr>
       <w:r>
+        <w:rPr>
+          <w:sz w:val="20"/>
+        </w:rPr>
         <w:t>El siguiente capitulo (13B) cubre NemoClaw — la capa de seguridad L7 que envuelve a OpenClaw con politicas de red y aislamiento del sistema de archivos, indispensable antes de dar acceso a terceros.</w:t>
       </w:r>
     </w:p>

--- a/book/docx-por-capitulo/capitulo-11a-openclaw.docx
+++ b/book/docx-por-capitulo/capitulo-11a-openclaw.docx
@@ -26,7 +26,7 @@
       <w:pPr>
         <w:pStyle w:val="Endure-Subhead"/>
         <w:keepNext/>
-        <w:spacing w:before="240" w:after="60"/>
+        <w:spacing w:before="240" w:after="60" w:line="240" w:lineRule="auto"/>
         <w:outlineLvl w:val="1"/>
       </w:pPr>
       <w:r>
@@ -39,7 +39,7 @@
     <w:p>
       <w:pPr>
         <w:pStyle w:val="Endure-FirstParagraphBodyText"/>
-        <w:spacing w:before="100" w:after="100"/>
+        <w:spacing w:before="100" w:after="100" w:line="240" w:lineRule="auto"/>
       </w:pPr>
       <w:r>
         <w:rPr>
@@ -77,7 +77,7 @@
     <w:p>
       <w:pPr>
         <w:pStyle w:val="Endure-ChapterBodyText"/>
-        <w:spacing w:before="100" w:after="100"/>
+        <w:spacing w:before="100" w:after="100" w:line="240" w:lineRule="auto"/>
       </w:pPr>
       <w:r>
         <w:rPr>
@@ -96,7 +96,7 @@
     <w:p>
       <w:pPr>
         <w:pStyle w:val="Endure-ChapterBodyText"/>
-        <w:spacing w:before="100" w:after="100"/>
+        <w:spacing w:before="100" w:after="100" w:line="240" w:lineRule="auto"/>
       </w:pPr>
       <w:r>
         <w:rPr>
@@ -160,7 +160,7 @@
     <w:p>
       <w:pPr>
         <w:pStyle w:val="Endure-ChapterBodyText"/>
-        <w:spacing w:before="100" w:after="100"/>
+        <w:spacing w:before="100" w:after="100" w:line="240" w:lineRule="auto"/>
       </w:pPr>
       <w:r>
         <w:rPr>
@@ -219,7 +219,7 @@
       <w:pPr>
         <w:pStyle w:val="Endure-Subhead"/>
         <w:keepNext/>
-        <w:spacing w:before="240" w:after="60"/>
+        <w:spacing w:before="240" w:after="60" w:line="240" w:lineRule="auto"/>
         <w:outlineLvl w:val="1"/>
       </w:pPr>
       <w:r>
@@ -249,7 +249,7 @@
                     <pic:cNvPicPr/>
                   </pic:nvPicPr>
                   <pic:blipFill>
-                    <a:blip r:embed="rId46"/>
+                    <a:blip r:embed="rId51"/>
                     <a:stretch>
                       <a:fillRect/>
                     </a:stretch>
@@ -271,7 +271,7 @@
     <w:p>
       <w:pPr>
         <w:pStyle w:val="Endure-CopyrightPage"/>
-        <w:spacing w:before="40" w:after="160"/>
+        <w:spacing w:before="40" w:after="160" w:line="240" w:lineRule="auto"/>
         <w:jc w:val="center"/>
       </w:pPr>
       <w:r>
@@ -757,7 +757,7 @@
     <w:p>
       <w:pPr>
         <w:pStyle w:val="Endure-ChapterBodyText"/>
-        <w:spacing w:before="100" w:after="100"/>
+        <w:spacing w:before="100" w:after="100" w:line="240" w:lineRule="auto"/>
       </w:pPr>
       <w:r>
         <w:rPr>
@@ -783,7 +783,7 @@
       <w:pPr>
         <w:pStyle w:val="Endure-Subhead"/>
         <w:keepNext/>
-        <w:spacing w:before="240" w:after="60"/>
+        <w:spacing w:before="240" w:after="60" w:line="240" w:lineRule="auto"/>
         <w:outlineLvl w:val="1"/>
       </w:pPr>
       <w:r>
@@ -797,7 +797,7 @@
       <w:pPr>
         <w:pStyle w:val="Endure-Subhead"/>
         <w:keepNext/>
-        <w:spacing w:before="160" w:after="60"/>
+        <w:spacing w:before="160" w:after="60" w:line="240" w:lineRule="auto"/>
         <w:outlineLvl w:val="2"/>
       </w:pPr>
       <w:r>
@@ -810,7 +810,7 @@
     <w:p>
       <w:pPr>
         <w:pStyle w:val="Endure-FirstParagraphBodyText"/>
-        <w:spacing w:before="100" w:after="100"/>
+        <w:spacing w:before="100" w:after="100" w:line="240" w:lineRule="auto"/>
       </w:pPr>
       <w:r>
         <w:rPr>
@@ -1208,7 +1208,7 @@
       <w:pPr>
         <w:pStyle w:val="Endure-Subhead"/>
         <w:keepNext/>
-        <w:spacing w:before="160" w:after="60"/>
+        <w:spacing w:before="160" w:after="60" w:line="240" w:lineRule="auto"/>
         <w:outlineLvl w:val="2"/>
       </w:pPr>
       <w:r>
@@ -1221,7 +1221,7 @@
     <w:p>
       <w:pPr>
         <w:pStyle w:val="Endure-FirstParagraphBodyText"/>
-        <w:spacing w:before="100" w:after="100"/>
+        <w:spacing w:before="100" w:after="100" w:line="240" w:lineRule="auto"/>
       </w:pPr>
       <w:r>
         <w:rPr>
@@ -1350,7 +1350,7 @@
       <w:pPr>
         <w:pStyle w:val="Endure-Subhead"/>
         <w:keepNext/>
-        <w:spacing w:before="240" w:after="60"/>
+        <w:spacing w:before="240" w:after="60" w:line="240" w:lineRule="auto"/>
         <w:outlineLvl w:val="1"/>
       </w:pPr>
       <w:r>
@@ -1363,7 +1363,7 @@
     <w:p>
       <w:pPr>
         <w:pStyle w:val="Endure-FirstParagraphBodyText"/>
-        <w:spacing w:before="100" w:after="100"/>
+        <w:spacing w:before="100" w:after="100" w:line="240" w:lineRule="auto"/>
       </w:pPr>
       <w:r>
         <w:rPr>
@@ -1737,7 +1737,7 @@
     <w:p>
       <w:pPr>
         <w:pStyle w:val="Endure-ChapterBodyText"/>
-        <w:spacing w:before="100" w:after="100"/>
+        <w:spacing w:before="100" w:after="100" w:line="240" w:lineRule="auto"/>
       </w:pPr>
       <w:r>
         <w:rPr>
@@ -1975,7 +1975,7 @@
       <w:pPr>
         <w:pStyle w:val="Endure-Subhead"/>
         <w:keepNext/>
-        <w:spacing w:before="240" w:after="60"/>
+        <w:spacing w:before="240" w:after="60" w:line="240" w:lineRule="auto"/>
         <w:outlineLvl w:val="1"/>
       </w:pPr>
       <w:r>
@@ -1988,7 +1988,7 @@
     <w:p>
       <w:pPr>
         <w:pStyle w:val="Endure-FirstParagraphBodyText"/>
-        <w:spacing w:before="100" w:after="100"/>
+        <w:spacing w:before="100" w:after="100" w:line="240" w:lineRule="auto"/>
       </w:pPr>
       <w:r>
         <w:rPr>
@@ -2014,7 +2014,7 @@
       <w:pPr>
         <w:pStyle w:val="Endure-Subhead"/>
         <w:keepNext/>
-        <w:spacing w:before="160" w:after="60"/>
+        <w:spacing w:before="160" w:after="60" w:line="240" w:lineRule="auto"/>
         <w:outlineLvl w:val="2"/>
       </w:pPr>
       <w:r>
@@ -2126,7 +2126,7 @@
       <w:pPr>
         <w:pStyle w:val="Endure-Subhead"/>
         <w:keepNext/>
-        <w:spacing w:before="160" w:after="60"/>
+        <w:spacing w:before="160" w:after="60" w:line="240" w:lineRule="auto"/>
         <w:outlineLvl w:val="2"/>
       </w:pPr>
       <w:r>
@@ -4766,7 +4766,7 @@
       <w:pPr>
         <w:pStyle w:val="Endure-Subhead"/>
         <w:keepNext/>
-        <w:spacing w:before="160" w:after="60"/>
+        <w:spacing w:before="160" w:after="60" w:line="240" w:lineRule="auto"/>
         <w:outlineLvl w:val="2"/>
       </w:pPr>
       <w:r>
@@ -4813,7 +4813,7 @@
           </w:tcPr>
           <w:p>
             <w:pPr>
-              <w:spacing w:before="0" w:after="0"/>
+              <w:spacing w:before="0" w:after="0" w:line="240" w:lineRule="auto"/>
               <w:jc w:val="center"/>
             </w:pPr>
             <w:r>
@@ -4846,7 +4846,7 @@
           </w:tcPr>
           <w:p>
             <w:pPr>
-              <w:spacing w:before="0" w:after="0"/>
+              <w:spacing w:before="0" w:after="0" w:line="240" w:lineRule="auto"/>
               <w:jc w:val="center"/>
             </w:pPr>
             <w:r>
@@ -4879,7 +4879,7 @@
           </w:tcPr>
           <w:p>
             <w:pPr>
-              <w:spacing w:before="0" w:after="0"/>
+              <w:spacing w:before="0" w:after="0" w:line="240" w:lineRule="auto"/>
               <w:jc w:val="center"/>
             </w:pPr>
             <w:r>
@@ -4912,7 +4912,7 @@
           </w:tcPr>
           <w:p>
             <w:pPr>
-              <w:spacing w:before="0" w:after="0"/>
+              <w:spacing w:before="0" w:after="0" w:line="240" w:lineRule="auto"/>
               <w:jc w:val="center"/>
             </w:pPr>
             <w:r>
@@ -4950,7 +4950,7 @@
           </w:tcPr>
           <w:p>
             <w:pPr>
-              <w:spacing w:before="0" w:after="0"/>
+              <w:spacing w:before="0" w:after="0" w:line="240" w:lineRule="auto"/>
               <w:jc w:val="center"/>
             </w:pPr>
             <w:r>
@@ -4981,7 +4981,7 @@
           </w:tcPr>
           <w:p>
             <w:pPr>
-              <w:spacing w:before="0" w:after="0"/>
+              <w:spacing w:before="0" w:after="0" w:line="240" w:lineRule="auto"/>
               <w:jc w:val="center"/>
             </w:pPr>
             <w:r>
@@ -5012,7 +5012,7 @@
           </w:tcPr>
           <w:p>
             <w:pPr>
-              <w:spacing w:before="0" w:after="0"/>
+              <w:spacing w:before="0" w:after="0" w:line="240" w:lineRule="auto"/>
               <w:jc w:val="center"/>
             </w:pPr>
             <w:r>
@@ -5043,7 +5043,7 @@
           </w:tcPr>
           <w:p>
             <w:pPr>
-              <w:spacing w:before="0" w:after="0"/>
+              <w:spacing w:before="0" w:after="0" w:line="240" w:lineRule="auto"/>
               <w:jc w:val="both"/>
             </w:pPr>
             <w:r>
@@ -5079,7 +5079,7 @@
           </w:tcPr>
           <w:p>
             <w:pPr>
-              <w:spacing w:before="0" w:after="0"/>
+              <w:spacing w:before="0" w:after="0" w:line="240" w:lineRule="auto"/>
               <w:jc w:val="center"/>
             </w:pPr>
             <w:r>
@@ -5110,7 +5110,7 @@
           </w:tcPr>
           <w:p>
             <w:pPr>
-              <w:spacing w:before="0" w:after="0"/>
+              <w:spacing w:before="0" w:after="0" w:line="240" w:lineRule="auto"/>
               <w:jc w:val="center"/>
             </w:pPr>
             <w:r>
@@ -5141,7 +5141,7 @@
           </w:tcPr>
           <w:p>
             <w:pPr>
-              <w:spacing w:before="0" w:after="0"/>
+              <w:spacing w:before="0" w:after="0" w:line="240" w:lineRule="auto"/>
               <w:jc w:val="center"/>
             </w:pPr>
             <w:r>
@@ -5172,7 +5172,7 @@
           </w:tcPr>
           <w:p>
             <w:pPr>
-              <w:spacing w:before="0" w:after="0"/>
+              <w:spacing w:before="0" w:after="0" w:line="240" w:lineRule="auto"/>
               <w:jc w:val="both"/>
             </w:pPr>
             <w:r>
@@ -5208,7 +5208,7 @@
           </w:tcPr>
           <w:p>
             <w:pPr>
-              <w:spacing w:before="0" w:after="0"/>
+              <w:spacing w:before="0" w:after="0" w:line="240" w:lineRule="auto"/>
               <w:jc w:val="center"/>
             </w:pPr>
             <w:r>
@@ -5239,7 +5239,7 @@
           </w:tcPr>
           <w:p>
             <w:pPr>
-              <w:spacing w:before="0" w:after="0"/>
+              <w:spacing w:before="0" w:after="0" w:line="240" w:lineRule="auto"/>
               <w:jc w:val="center"/>
             </w:pPr>
             <w:r>
@@ -5270,7 +5270,7 @@
           </w:tcPr>
           <w:p>
             <w:pPr>
-              <w:spacing w:before="0" w:after="0"/>
+              <w:spacing w:before="0" w:after="0" w:line="240" w:lineRule="auto"/>
               <w:jc w:val="center"/>
             </w:pPr>
             <w:r>
@@ -5301,7 +5301,7 @@
           </w:tcPr>
           <w:p>
             <w:pPr>
-              <w:spacing w:before="0" w:after="0"/>
+              <w:spacing w:before="0" w:after="0" w:line="240" w:lineRule="auto"/>
               <w:jc w:val="both"/>
             </w:pPr>
             <w:r>
@@ -5337,7 +5337,7 @@
           </w:tcPr>
           <w:p>
             <w:pPr>
-              <w:spacing w:before="0" w:after="0"/>
+              <w:spacing w:before="0" w:after="0" w:line="240" w:lineRule="auto"/>
               <w:jc w:val="both"/>
             </w:pPr>
             <w:r>
@@ -5368,7 +5368,7 @@
           </w:tcPr>
           <w:p>
             <w:pPr>
-              <w:spacing w:before="0" w:after="0"/>
+              <w:spacing w:before="0" w:after="0" w:line="240" w:lineRule="auto"/>
               <w:jc w:val="center"/>
             </w:pPr>
             <w:r>
@@ -5399,7 +5399,7 @@
           </w:tcPr>
           <w:p>
             <w:pPr>
-              <w:spacing w:before="0" w:after="0"/>
+              <w:spacing w:before="0" w:after="0" w:line="240" w:lineRule="auto"/>
               <w:jc w:val="center"/>
             </w:pPr>
             <w:r>
@@ -5430,7 +5430,7 @@
           </w:tcPr>
           <w:p>
             <w:pPr>
-              <w:spacing w:before="0" w:after="0"/>
+              <w:spacing w:before="0" w:after="0" w:line="240" w:lineRule="auto"/>
               <w:jc w:val="both"/>
             </w:pPr>
             <w:r>
@@ -5466,7 +5466,7 @@
           </w:tcPr>
           <w:p>
             <w:pPr>
-              <w:spacing w:before="0" w:after="0"/>
+              <w:spacing w:before="0" w:after="0" w:line="240" w:lineRule="auto"/>
               <w:jc w:val="center"/>
             </w:pPr>
             <w:r>
@@ -5497,7 +5497,7 @@
           </w:tcPr>
           <w:p>
             <w:pPr>
-              <w:spacing w:before="0" w:after="0"/>
+              <w:spacing w:before="0" w:after="0" w:line="240" w:lineRule="auto"/>
               <w:jc w:val="center"/>
             </w:pPr>
             <w:r>
@@ -5528,7 +5528,7 @@
           </w:tcPr>
           <w:p>
             <w:pPr>
-              <w:spacing w:before="0" w:after="0"/>
+              <w:spacing w:before="0" w:after="0" w:line="240" w:lineRule="auto"/>
               <w:jc w:val="center"/>
             </w:pPr>
             <w:r>
@@ -5559,7 +5559,7 @@
           </w:tcPr>
           <w:p>
             <w:pPr>
-              <w:spacing w:before="0" w:after="0"/>
+              <w:spacing w:before="0" w:after="0" w:line="240" w:lineRule="auto"/>
               <w:jc w:val="center"/>
             </w:pPr>
             <w:r>
@@ -5595,7 +5595,7 @@
           </w:tcPr>
           <w:p>
             <w:pPr>
-              <w:spacing w:before="0" w:after="0"/>
+              <w:spacing w:before="0" w:after="0" w:line="240" w:lineRule="auto"/>
               <w:jc w:val="both"/>
             </w:pPr>
             <w:r>
@@ -5626,7 +5626,7 @@
           </w:tcPr>
           <w:p>
             <w:pPr>
-              <w:spacing w:before="0" w:after="0"/>
+              <w:spacing w:before="0" w:after="0" w:line="240" w:lineRule="auto"/>
               <w:jc w:val="center"/>
             </w:pPr>
             <w:r>
@@ -5657,7 +5657,7 @@
           </w:tcPr>
           <w:p>
             <w:pPr>
-              <w:spacing w:before="0" w:after="0"/>
+              <w:spacing w:before="0" w:after="0" w:line="240" w:lineRule="auto"/>
               <w:jc w:val="center"/>
             </w:pPr>
             <w:r>
@@ -5688,7 +5688,7 @@
           </w:tcPr>
           <w:p>
             <w:pPr>
-              <w:spacing w:before="0" w:after="0"/>
+              <w:spacing w:before="0" w:after="0" w:line="240" w:lineRule="auto"/>
               <w:jc w:val="both"/>
             </w:pPr>
             <w:r>
@@ -5724,7 +5724,7 @@
           </w:tcPr>
           <w:p>
             <w:pPr>
-              <w:spacing w:before="0" w:after="0"/>
+              <w:spacing w:before="0" w:after="0" w:line="240" w:lineRule="auto"/>
               <w:jc w:val="both"/>
             </w:pPr>
             <w:r>
@@ -5755,7 +5755,7 @@
           </w:tcPr>
           <w:p>
             <w:pPr>
-              <w:spacing w:before="0" w:after="0"/>
+              <w:spacing w:before="0" w:after="0" w:line="240" w:lineRule="auto"/>
               <w:jc w:val="center"/>
             </w:pPr>
             <w:r>
@@ -5786,7 +5786,7 @@
           </w:tcPr>
           <w:p>
             <w:pPr>
-              <w:spacing w:before="0" w:after="0"/>
+              <w:spacing w:before="0" w:after="0" w:line="240" w:lineRule="auto"/>
               <w:jc w:val="center"/>
             </w:pPr>
             <w:r>
@@ -5817,7 +5817,7 @@
           </w:tcPr>
           <w:p>
             <w:pPr>
-              <w:spacing w:before="0" w:after="0"/>
+              <w:spacing w:before="0" w:after="0" w:line="240" w:lineRule="auto"/>
               <w:jc w:val="both"/>
             </w:pPr>
             <w:r>
@@ -5839,7 +5839,7 @@
       <w:pPr>
         <w:pStyle w:val="Endure-Subhead"/>
         <w:keepNext/>
-        <w:spacing w:before="240" w:after="60"/>
+        <w:spacing w:before="240" w:after="60" w:line="240" w:lineRule="auto"/>
         <w:outlineLvl w:val="1"/>
       </w:pPr>
       <w:r>
@@ -5852,7 +5852,7 @@
     <w:p>
       <w:pPr>
         <w:pStyle w:val="Endure-FirstParagraphBodyText"/>
-        <w:spacing w:before="100" w:after="100"/>
+        <w:spacing w:before="100" w:after="100" w:line="240" w:lineRule="auto"/>
       </w:pPr>
       <w:r>
         <w:rPr>
@@ -6021,7 +6021,7 @@
     <w:p>
       <w:pPr>
         <w:pStyle w:val="Endure-ChapterBodyText"/>
-        <w:spacing w:before="100" w:after="100"/>
+        <w:spacing w:before="100" w:after="100" w:line="240" w:lineRule="auto"/>
       </w:pPr>
       <w:r>
         <w:rPr>
@@ -6165,7 +6165,7 @@
     <w:p>
       <w:pPr>
         <w:pStyle w:val="Endure-ChapterBodyText"/>
-        <w:spacing w:before="100" w:after="100"/>
+        <w:spacing w:before="100" w:after="100" w:line="240" w:lineRule="auto"/>
       </w:pPr>
       <w:r>
         <w:rPr>
@@ -6178,7 +6178,7 @@
     <w:p>
       <w:pPr>
         <w:pStyle w:val="Endure-ChapterBodyText"/>
-        <w:spacing w:before="100" w:after="100"/>
+        <w:spacing w:before="100" w:after="100" w:line="240" w:lineRule="auto"/>
       </w:pPr>
       <w:r>
         <w:rPr>
@@ -6240,7 +6240,7 @@
       <w:pPr>
         <w:pStyle w:val="Endure-Subhead"/>
         <w:keepNext/>
-        <w:spacing w:before="240" w:after="60"/>
+        <w:spacing w:before="240" w:after="60" w:line="240" w:lineRule="auto"/>
         <w:outlineLvl w:val="1"/>
       </w:pPr>
       <w:r>
@@ -6253,7 +6253,7 @@
     <w:p>
       <w:pPr>
         <w:pStyle w:val="Endure-FirstParagraphBodyText"/>
-        <w:spacing w:before="100" w:after="100"/>
+        <w:spacing w:before="100" w:after="100" w:line="240" w:lineRule="auto"/>
       </w:pPr>
       <w:r>
         <w:rPr>
@@ -6266,7 +6266,7 @@
       <w:pPr>
         <w:pStyle w:val="Endure-Subhead"/>
         <w:keepNext/>
-        <w:spacing w:before="160" w:after="60"/>
+        <w:spacing w:before="160" w:after="60" w:line="240" w:lineRule="auto"/>
         <w:outlineLvl w:val="2"/>
       </w:pPr>
       <w:r>
@@ -6910,7 +6910,7 @@
       <w:pPr>
         <w:pStyle w:val="Endure-Subhead"/>
         <w:keepNext/>
-        <w:spacing w:before="160" w:after="60"/>
+        <w:spacing w:before="160" w:after="60" w:line="240" w:lineRule="auto"/>
         <w:outlineLvl w:val="2"/>
       </w:pPr>
       <w:r>
@@ -7188,7 +7188,7 @@
       <w:pPr>
         <w:pStyle w:val="Endure-Subhead"/>
         <w:keepNext/>
-        <w:spacing w:before="160" w:after="60"/>
+        <w:spacing w:before="160" w:after="60" w:line="240" w:lineRule="auto"/>
         <w:outlineLvl w:val="2"/>
       </w:pPr>
       <w:r>
@@ -7371,7 +7371,7 @@
       <w:pPr>
         <w:pStyle w:val="Endure-Subhead"/>
         <w:keepNext/>
-        <w:spacing w:before="160" w:after="60"/>
+        <w:spacing w:before="160" w:after="60" w:line="240" w:lineRule="auto"/>
         <w:outlineLvl w:val="2"/>
       </w:pPr>
       <w:r>
@@ -7384,7 +7384,7 @@
     <w:p>
       <w:pPr>
         <w:pStyle w:val="Endure-FirstParagraphBodyText"/>
-        <w:spacing w:before="100" w:after="100"/>
+        <w:spacing w:before="100" w:after="100" w:line="240" w:lineRule="auto"/>
       </w:pPr>
       <w:r>
         <w:rPr>
@@ -7791,7 +7791,7 @@
       <w:pPr>
         <w:pStyle w:val="Endure-Subhead"/>
         <w:keepNext/>
-        <w:spacing w:before="240" w:after="60"/>
+        <w:spacing w:before="240" w:after="60" w:line="240" w:lineRule="auto"/>
         <w:outlineLvl w:val="1"/>
       </w:pPr>
       <w:r>
@@ -7804,7 +7804,7 @@
     <w:p>
       <w:pPr>
         <w:pStyle w:val="Endure-FirstParagraphBodyText"/>
-        <w:spacing w:before="100" w:after="100"/>
+        <w:spacing w:before="100" w:after="100" w:line="240" w:lineRule="auto"/>
       </w:pPr>
       <w:r>
         <w:rPr>
@@ -8166,7 +8166,7 @@
       <w:pPr>
         <w:pStyle w:val="Endure-Subhead"/>
         <w:keepNext/>
-        <w:spacing w:before="240" w:after="60"/>
+        <w:spacing w:before="240" w:after="60" w:line="240" w:lineRule="auto"/>
         <w:outlineLvl w:val="1"/>
       </w:pPr>
       <w:r>
@@ -8573,7 +8573,7 @@
       <w:pPr>
         <w:pStyle w:val="Endure-Subhead"/>
         <w:keepNext/>
-        <w:spacing w:before="240" w:after="60"/>
+        <w:spacing w:before="240" w:after="60" w:line="240" w:lineRule="auto"/>
         <w:outlineLvl w:val="1"/>
       </w:pPr>
       <w:r>
@@ -8586,7 +8586,7 @@
     <w:p>
       <w:pPr>
         <w:pStyle w:val="Endure-FirstParagraphBodyText"/>
-        <w:spacing w:before="100" w:after="100"/>
+        <w:spacing w:before="100" w:after="100" w:line="240" w:lineRule="auto"/>
       </w:pPr>
       <w:r>
         <w:rPr>
@@ -8846,7 +8846,7 @@
       <w:pPr>
         <w:pStyle w:val="Endure-Subhead"/>
         <w:keepNext/>
-        <w:spacing w:before="240" w:after="60"/>
+        <w:spacing w:before="240" w:after="60" w:line="240" w:lineRule="auto"/>
         <w:outlineLvl w:val="1"/>
       </w:pPr>
       <w:r>
@@ -9124,7 +9124,7 @@
       <w:pPr>
         <w:pStyle w:val="Endure-Subhead"/>
         <w:keepNext/>
-        <w:spacing w:before="240" w:after="60"/>
+        <w:spacing w:before="240" w:after="60" w:line="240" w:lineRule="auto"/>
         <w:outlineLvl w:val="1"/>
       </w:pPr>
       <w:r>
@@ -9138,7 +9138,7 @@
       <w:pPr>
         <w:pStyle w:val="Endure-Subhead"/>
         <w:keepNext/>
-        <w:spacing w:before="160" w:after="60"/>
+        <w:spacing w:before="160" w:after="60" w:line="240" w:lineRule="auto"/>
         <w:outlineLvl w:val="2"/>
       </w:pPr>
       <w:r>
@@ -9151,7 +9151,7 @@
     <w:p>
       <w:pPr>
         <w:pStyle w:val="Endure-FirstParagraphBodyText"/>
-        <w:spacing w:before="100" w:after="100"/>
+        <w:spacing w:before="100" w:after="100" w:line="240" w:lineRule="auto"/>
       </w:pPr>
       <w:r>
         <w:rPr>
@@ -9334,7 +9334,7 @@
       <w:pPr>
         <w:pStyle w:val="Endure-Subhead"/>
         <w:keepNext/>
-        <w:spacing w:before="160" w:after="60"/>
+        <w:spacing w:before="160" w:after="60" w:line="240" w:lineRule="auto"/>
         <w:outlineLvl w:val="2"/>
       </w:pPr>
       <w:r>
@@ -9347,7 +9347,7 @@
     <w:p>
       <w:pPr>
         <w:pStyle w:val="Endure-FirstParagraphBodyText"/>
-        <w:spacing w:before="100" w:after="100"/>
+        <w:spacing w:before="100" w:after="100" w:line="240" w:lineRule="auto"/>
       </w:pPr>
       <w:r>
         <w:rPr>
@@ -9482,7 +9482,7 @@
       <w:pPr>
         <w:pStyle w:val="Endure-Subhead"/>
         <w:keepNext/>
-        <w:spacing w:before="160" w:after="60"/>
+        <w:spacing w:before="160" w:after="60" w:line="240" w:lineRule="auto"/>
         <w:outlineLvl w:val="2"/>
       </w:pPr>
       <w:r>
@@ -9495,7 +9495,7 @@
     <w:p>
       <w:pPr>
         <w:pStyle w:val="Endure-FirstParagraphBodyText"/>
-        <w:spacing w:before="100" w:after="100"/>
+        <w:spacing w:before="100" w:after="100" w:line="240" w:lineRule="auto"/>
       </w:pPr>
       <w:r>
         <w:rPr>
@@ -9659,7 +9659,7 @@
       <w:pPr>
         <w:pStyle w:val="Endure-Subhead"/>
         <w:keepNext/>
-        <w:spacing w:before="160" w:after="60"/>
+        <w:spacing w:before="160" w:after="60" w:line="240" w:lineRule="auto"/>
         <w:outlineLvl w:val="2"/>
       </w:pPr>
       <w:r>
@@ -9888,7 +9888,7 @@
       <w:pPr>
         <w:pStyle w:val="Endure-Subhead"/>
         <w:keepNext/>
-        <w:spacing w:before="240" w:after="60"/>
+        <w:spacing w:before="240" w:after="60" w:line="240" w:lineRule="auto"/>
         <w:outlineLvl w:val="1"/>
       </w:pPr>
       <w:r>
@@ -9901,7 +9901,7 @@
     <w:p>
       <w:pPr>
         <w:pStyle w:val="Endure-FirstParagraphBodyText"/>
-        <w:spacing w:before="100" w:after="100"/>
+        <w:spacing w:before="100" w:after="100" w:line="240" w:lineRule="auto"/>
       </w:pPr>
       <w:r>
         <w:rPr>
@@ -9946,7 +9946,7 @@
           </w:tcPr>
           <w:p>
             <w:pPr>
-              <w:spacing w:before="0" w:after="0"/>
+              <w:spacing w:before="0" w:after="0" w:line="240" w:lineRule="auto"/>
               <w:jc w:val="center"/>
             </w:pPr>
             <w:r>
@@ -9979,7 +9979,7 @@
           </w:tcPr>
           <w:p>
             <w:pPr>
-              <w:spacing w:before="0" w:after="0"/>
+              <w:spacing w:before="0" w:after="0" w:line="240" w:lineRule="auto"/>
               <w:jc w:val="center"/>
             </w:pPr>
             <w:r>
@@ -10012,7 +10012,7 @@
           </w:tcPr>
           <w:p>
             <w:pPr>
-              <w:spacing w:before="0" w:after="0"/>
+              <w:spacing w:before="0" w:after="0" w:line="240" w:lineRule="auto"/>
               <w:jc w:val="center"/>
             </w:pPr>
             <w:r>
@@ -10050,7 +10050,7 @@
           </w:tcPr>
           <w:p>
             <w:pPr>
-              <w:spacing w:before="0" w:after="0"/>
+              <w:spacing w:before="0" w:after="0" w:line="240" w:lineRule="auto"/>
               <w:jc w:val="center"/>
             </w:pPr>
             <w:r>
@@ -10081,7 +10081,7 @@
           </w:tcPr>
           <w:p>
             <w:pPr>
-              <w:spacing w:before="0" w:after="0"/>
+              <w:spacing w:before="0" w:after="0" w:line="240" w:lineRule="auto"/>
               <w:jc w:val="center"/>
             </w:pPr>
             <w:r>
@@ -10112,7 +10112,7 @@
           </w:tcPr>
           <w:p>
             <w:pPr>
-              <w:spacing w:before="0" w:after="0"/>
+              <w:spacing w:before="0" w:after="0" w:line="240" w:lineRule="auto"/>
               <w:jc w:val="center"/>
             </w:pPr>
             <w:r>
@@ -10148,7 +10148,7 @@
           </w:tcPr>
           <w:p>
             <w:pPr>
-              <w:spacing w:before="0" w:after="0"/>
+              <w:spacing w:before="0" w:after="0" w:line="240" w:lineRule="auto"/>
               <w:jc w:val="both"/>
             </w:pPr>
             <w:r>
@@ -10179,7 +10179,7 @@
           </w:tcPr>
           <w:p>
             <w:pPr>
-              <w:spacing w:before="0" w:after="0"/>
+              <w:spacing w:before="0" w:after="0" w:line="240" w:lineRule="auto"/>
               <w:jc w:val="center"/>
             </w:pPr>
             <w:r>
@@ -10210,7 +10210,7 @@
           </w:tcPr>
           <w:p>
             <w:pPr>
-              <w:spacing w:before="0" w:after="0"/>
+              <w:spacing w:before="0" w:after="0" w:line="240" w:lineRule="auto"/>
               <w:jc w:val="center"/>
             </w:pPr>
             <w:r>
@@ -10246,7 +10246,7 @@
           </w:tcPr>
           <w:p>
             <w:pPr>
-              <w:spacing w:before="0" w:after="0"/>
+              <w:spacing w:before="0" w:after="0" w:line="240" w:lineRule="auto"/>
               <w:jc w:val="center"/>
             </w:pPr>
             <w:r>
@@ -10277,7 +10277,7 @@
           </w:tcPr>
           <w:p>
             <w:pPr>
-              <w:spacing w:before="0" w:after="0"/>
+              <w:spacing w:before="0" w:after="0" w:line="240" w:lineRule="auto"/>
               <w:jc w:val="center"/>
             </w:pPr>
             <w:r>
@@ -10308,7 +10308,7 @@
           </w:tcPr>
           <w:p>
             <w:pPr>
-              <w:spacing w:before="0" w:after="0"/>
+              <w:spacing w:before="0" w:after="0" w:line="240" w:lineRule="auto"/>
               <w:jc w:val="center"/>
             </w:pPr>
             <w:r>
@@ -10344,7 +10344,7 @@
           </w:tcPr>
           <w:p>
             <w:pPr>
-              <w:spacing w:before="0" w:after="0"/>
+              <w:spacing w:before="0" w:after="0" w:line="240" w:lineRule="auto"/>
               <w:jc w:val="both"/>
             </w:pPr>
             <w:r>
@@ -10375,7 +10375,7 @@
           </w:tcPr>
           <w:p>
             <w:pPr>
-              <w:spacing w:before="0" w:after="0"/>
+              <w:spacing w:before="0" w:after="0" w:line="240" w:lineRule="auto"/>
               <w:jc w:val="center"/>
             </w:pPr>
             <w:r>
@@ -10406,7 +10406,7 @@
           </w:tcPr>
           <w:p>
             <w:pPr>
-              <w:spacing w:before="0" w:after="0"/>
+              <w:spacing w:before="0" w:after="0" w:line="240" w:lineRule="auto"/>
               <w:jc w:val="center"/>
             </w:pPr>
             <w:r>
@@ -10442,7 +10442,7 @@
           </w:tcPr>
           <w:p>
             <w:pPr>
-              <w:spacing w:before="0" w:after="0"/>
+              <w:spacing w:before="0" w:after="0" w:line="240" w:lineRule="auto"/>
               <w:jc w:val="center"/>
             </w:pPr>
             <w:r>
@@ -10473,7 +10473,7 @@
           </w:tcPr>
           <w:p>
             <w:pPr>
-              <w:spacing w:before="0" w:after="0"/>
+              <w:spacing w:before="0" w:after="0" w:line="240" w:lineRule="auto"/>
               <w:jc w:val="center"/>
             </w:pPr>
             <w:r>
@@ -10504,7 +10504,7 @@
           </w:tcPr>
           <w:p>
             <w:pPr>
-              <w:spacing w:before="0" w:after="0"/>
+              <w:spacing w:before="0" w:after="0" w:line="240" w:lineRule="auto"/>
               <w:jc w:val="center"/>
             </w:pPr>
             <w:r>
@@ -10526,7 +10526,7 @@
       <w:pPr>
         <w:pStyle w:val="Endure-Subhead"/>
         <w:keepNext/>
-        <w:spacing w:before="160" w:after="60"/>
+        <w:spacing w:before="160" w:after="60" w:line="240" w:lineRule="auto"/>
         <w:outlineLvl w:val="2"/>
       </w:pPr>
       <w:r>
@@ -10539,7 +10539,7 @@
     <w:p>
       <w:pPr>
         <w:pStyle w:val="Endure-FirstParagraphBodyText"/>
-        <w:spacing w:before="100" w:after="100"/>
+        <w:spacing w:before="100" w:after="100" w:line="240" w:lineRule="auto"/>
       </w:pPr>
       <w:r>
         <w:rPr>
@@ -12900,7 +12900,7 @@
       <w:pPr>
         <w:pStyle w:val="Endure-Subhead"/>
         <w:keepNext/>
-        <w:spacing w:before="240" w:after="60"/>
+        <w:spacing w:before="240" w:after="60" w:line="240" w:lineRule="auto"/>
         <w:outlineLvl w:val="1"/>
       </w:pPr>
       <w:r>
@@ -12913,7 +12913,7 @@
     <w:p>
       <w:pPr>
         <w:pStyle w:val="Endure-FirstParagraphBodyText"/>
-        <w:spacing w:before="100" w:after="100"/>
+        <w:spacing w:before="100" w:after="100" w:line="240" w:lineRule="auto"/>
       </w:pPr>
       <w:r>
         <w:rPr>
@@ -13333,7 +13333,7 @@
       <w:pPr>
         <w:pStyle w:val="Endure-Subhead"/>
         <w:keepNext/>
-        <w:spacing w:before="240" w:after="60"/>
+        <w:spacing w:before="240" w:after="60" w:line="240" w:lineRule="auto"/>
         <w:outlineLvl w:val="1"/>
       </w:pPr>
       <w:r>
@@ -13346,7 +13346,7 @@
     <w:p>
       <w:pPr>
         <w:pStyle w:val="Endure-FirstParagraphBodyText"/>
-        <w:spacing w:before="100" w:after="100"/>
+        <w:spacing w:before="100" w:after="100" w:line="240" w:lineRule="auto"/>
       </w:pPr>
       <w:r>
         <w:rPr>
@@ -13358,7 +13358,7 @@
     <w:p>
       <w:pPr>
         <w:pStyle w:val="Endure-ChapterBodyText"/>
-        <w:spacing w:before="40" w:after="40"/>
+        <w:spacing w:before="40" w:after="40" w:line="240" w:lineRule="auto"/>
         <w:ind w:left="360" w:hanging="216"/>
       </w:pPr>
       <w:r>
@@ -13397,7 +13397,7 @@
     <w:p>
       <w:pPr>
         <w:pStyle w:val="Endure-ChapterBodyText"/>
-        <w:spacing w:before="40" w:after="40"/>
+        <w:spacing w:before="40" w:after="40" w:line="240" w:lineRule="auto"/>
         <w:ind w:left="360" w:hanging="216"/>
       </w:pPr>
       <w:r>
@@ -13449,7 +13449,7 @@
     <w:p>
       <w:pPr>
         <w:pStyle w:val="Endure-ChapterBodyText"/>
-        <w:spacing w:before="40" w:after="40"/>
+        <w:spacing w:before="40" w:after="40" w:line="240" w:lineRule="auto"/>
         <w:ind w:left="360" w:hanging="216"/>
       </w:pPr>
       <w:r>
@@ -13488,7 +13488,7 @@
     <w:p>
       <w:pPr>
         <w:pStyle w:val="Endure-ChapterBodyText"/>
-        <w:spacing w:before="40" w:after="40"/>
+        <w:spacing w:before="40" w:after="40" w:line="240" w:lineRule="auto"/>
         <w:ind w:left="360" w:hanging="216"/>
       </w:pPr>
       <w:r>
@@ -13520,7 +13520,7 @@
     <w:p>
       <w:pPr>
         <w:pStyle w:val="Endure-ChapterBodyText"/>
-        <w:spacing w:before="40" w:after="40"/>
+        <w:spacing w:before="40" w:after="40" w:line="240" w:lineRule="auto"/>
         <w:ind w:left="360" w:hanging="216"/>
       </w:pPr>
       <w:r>
@@ -13544,7 +13544,7 @@
     <w:p>
       <w:pPr>
         <w:pStyle w:val="Endure-ChapterBodyText"/>
-        <w:spacing w:before="100" w:after="100"/>
+        <w:spacing w:before="100" w:after="100" w:line="240" w:lineRule="auto"/>
       </w:pPr>
       <w:r>
         <w:rPr>
@@ -13555,6 +13555,11 @@
     </w:p>
     <w:sectPr>
       <w:footerReference w:type="first" r:id="rId43"/>
+      <w:headerReference w:type="default" r:id="rId46"/>
+      <w:footerReference w:type="default" r:id="rId47"/>
+      <w:headerReference w:type="even" r:id="rId48"/>
+      <w:footerReference w:type="even" r:id="rId49"/>
+      <w:headerReference w:type="first" r:id="rId50"/>
       <w:type w:val="nextColumn"/>
       <w:pgSz w:w="10080" w:h="14400"/>
       <w:pgMar w:top="794" w:right="851" w:bottom="794" w:left="1077" w:header="454" w:footer="454" w:gutter="0"/>
@@ -14795,6 +14800,26 @@
       </w:rPr>
       <w:fldChar w:fldCharType="end"/>
     </w:r>
+  </w:p>
+</w:ftr>
+</file>
+
+<file path=word/footer34.xml><?xml version="1.0" encoding="utf-8"?>
+<w:ftr xmlns:m="http://schemas.openxmlformats.org/officeDocument/2006/math" xmlns:mc="http://schemas.openxmlformats.org/markup-compatibility/2006" xmlns:mo="http://schemas.microsoft.com/office/mac/office/2008/main" xmlns:mv="urn:schemas-microsoft-com:mac:vml" xmlns:o="urn:schemas-microsoft-com:office:office" xmlns:r="http://schemas.openxmlformats.org/officeDocument/2006/relationships" xmlns:v="urn:schemas-microsoft-com:vml" xmlns:w10="urn:schemas-microsoft-com:office:word" xmlns:w14="http://schemas.microsoft.com/office/word/2010/wordml" xmlns:w="http://schemas.openxmlformats.org/wordprocessingml/2006/main" xmlns:wne="http://schemas.microsoft.com/office/word/2006/wordml" xmlns:wp14="http://schemas.microsoft.com/office/word/2010/wordprocessingDrawing" xmlns:wp="http://schemas.openxmlformats.org/drawingml/2006/wordprocessingDrawing" xmlns:wpc="http://schemas.microsoft.com/office/word/2010/wordprocessingCanvas" xmlns:wpg="http://schemas.microsoft.com/office/word/2010/wordprocessingGroup" xmlns:wpi="http://schemas.microsoft.com/office/word/2010/wordprocessingInk" xmlns:wps="http://schemas.microsoft.com/office/word/2010/wordprocessingShape" mc:Ignorable="w14 wp14">
+  <w:p>
+    <w:pPr>
+      <w:pStyle w:val="Footer"/>
+    </w:pPr>
+  </w:p>
+</w:ftr>
+</file>
+
+<file path=word/footer35.xml><?xml version="1.0" encoding="utf-8"?>
+<w:ftr xmlns:m="http://schemas.openxmlformats.org/officeDocument/2006/math" xmlns:mc="http://schemas.openxmlformats.org/markup-compatibility/2006" xmlns:mo="http://schemas.microsoft.com/office/mac/office/2008/main" xmlns:mv="urn:schemas-microsoft-com:mac:vml" xmlns:o="urn:schemas-microsoft-com:office:office" xmlns:r="http://schemas.openxmlformats.org/officeDocument/2006/relationships" xmlns:v="urn:schemas-microsoft-com:vml" xmlns:w10="urn:schemas-microsoft-com:office:word" xmlns:w14="http://schemas.microsoft.com/office/word/2010/wordml" xmlns:w="http://schemas.openxmlformats.org/wordprocessingml/2006/main" xmlns:wne="http://schemas.microsoft.com/office/word/2006/wordml" xmlns:wp14="http://schemas.microsoft.com/office/word/2010/wordprocessingDrawing" xmlns:wp="http://schemas.openxmlformats.org/drawingml/2006/wordprocessingDrawing" xmlns:wpc="http://schemas.microsoft.com/office/word/2010/wordprocessingCanvas" xmlns:wpg="http://schemas.microsoft.com/office/word/2010/wordprocessingGroup" xmlns:wpi="http://schemas.microsoft.com/office/word/2010/wordprocessingInk" xmlns:wps="http://schemas.microsoft.com/office/word/2010/wordprocessingShape" mc:Ignorable="w14 wp14">
+  <w:p>
+    <w:pPr>
+      <w:pStyle w:val="Footer"/>
+    </w:pPr>
   </w:p>
 </w:ftr>
 </file>
@@ -15056,6 +15081,36 @@
     <w:r>
       <w:t>TÍTULO DEL LIBRO</w:t>
     </w:r>
+  </w:p>
+</w:hdr>
+</file>
+
+<file path=word/header3.xml><?xml version="1.0" encoding="utf-8"?>
+<w:hdr xmlns:m="http://schemas.openxmlformats.org/officeDocument/2006/math" xmlns:mc="http://schemas.openxmlformats.org/markup-compatibility/2006" xmlns:mo="http://schemas.microsoft.com/office/mac/office/2008/main" xmlns:mv="urn:schemas-microsoft-com:mac:vml" xmlns:o="urn:schemas-microsoft-com:office:office" xmlns:r="http://schemas.openxmlformats.org/officeDocument/2006/relationships" xmlns:v="urn:schemas-microsoft-com:vml" xmlns:w10="urn:schemas-microsoft-com:office:word" xmlns:w14="http://schemas.microsoft.com/office/word/2010/wordml" xmlns:w="http://schemas.openxmlformats.org/wordprocessingml/2006/main" xmlns:wne="http://schemas.microsoft.com/office/word/2006/wordml" xmlns:wp14="http://schemas.microsoft.com/office/word/2010/wordprocessingDrawing" xmlns:wp="http://schemas.openxmlformats.org/drawingml/2006/wordprocessingDrawing" xmlns:wpc="http://schemas.microsoft.com/office/word/2010/wordprocessingCanvas" xmlns:wpg="http://schemas.microsoft.com/office/word/2010/wordprocessingGroup" xmlns:wpi="http://schemas.microsoft.com/office/word/2010/wordprocessingInk" xmlns:wps="http://schemas.microsoft.com/office/word/2010/wordprocessingShape" mc:Ignorable="w14 wp14">
+  <w:p>
+    <w:pPr>
+      <w:pStyle w:val="Header"/>
+    </w:pPr>
+  </w:p>
+</w:hdr>
+</file>
+
+<file path=word/header4.xml><?xml version="1.0" encoding="utf-8"?>
+<w:hdr xmlns:m="http://schemas.openxmlformats.org/officeDocument/2006/math" xmlns:mc="http://schemas.openxmlformats.org/markup-compatibility/2006" xmlns:mo="http://schemas.microsoft.com/office/mac/office/2008/main" xmlns:mv="urn:schemas-microsoft-com:mac:vml" xmlns:o="urn:schemas-microsoft-com:office:office" xmlns:r="http://schemas.openxmlformats.org/officeDocument/2006/relationships" xmlns:v="urn:schemas-microsoft-com:vml" xmlns:w10="urn:schemas-microsoft-com:office:word" xmlns:w14="http://schemas.microsoft.com/office/word/2010/wordml" xmlns:w="http://schemas.openxmlformats.org/wordprocessingml/2006/main" xmlns:wne="http://schemas.microsoft.com/office/word/2006/wordml" xmlns:wp14="http://schemas.microsoft.com/office/word/2010/wordprocessingDrawing" xmlns:wp="http://schemas.openxmlformats.org/drawingml/2006/wordprocessingDrawing" xmlns:wpc="http://schemas.microsoft.com/office/word/2010/wordprocessingCanvas" xmlns:wpg="http://schemas.microsoft.com/office/word/2010/wordprocessingGroup" xmlns:wpi="http://schemas.microsoft.com/office/word/2010/wordprocessingInk" xmlns:wps="http://schemas.microsoft.com/office/word/2010/wordprocessingShape" mc:Ignorable="w14 wp14">
+  <w:p>
+    <w:pPr>
+      <w:pStyle w:val="Header"/>
+    </w:pPr>
+  </w:p>
+</w:hdr>
+</file>
+
+<file path=word/header5.xml><?xml version="1.0" encoding="utf-8"?>
+<w:hdr xmlns:m="http://schemas.openxmlformats.org/officeDocument/2006/math" xmlns:mc="http://schemas.openxmlformats.org/markup-compatibility/2006" xmlns:mo="http://schemas.microsoft.com/office/mac/office/2008/main" xmlns:mv="urn:schemas-microsoft-com:mac:vml" xmlns:o="urn:schemas-microsoft-com:office:office" xmlns:r="http://schemas.openxmlformats.org/officeDocument/2006/relationships" xmlns:v="urn:schemas-microsoft-com:vml" xmlns:w10="urn:schemas-microsoft-com:office:word" xmlns:w14="http://schemas.microsoft.com/office/word/2010/wordml" xmlns:w="http://schemas.openxmlformats.org/wordprocessingml/2006/main" xmlns:wne="http://schemas.microsoft.com/office/word/2006/wordml" xmlns:wp14="http://schemas.microsoft.com/office/word/2010/wordprocessingDrawing" xmlns:wp="http://schemas.openxmlformats.org/drawingml/2006/wordprocessingDrawing" xmlns:wpc="http://schemas.microsoft.com/office/word/2010/wordprocessingCanvas" xmlns:wpg="http://schemas.microsoft.com/office/word/2010/wordprocessingGroup" xmlns:wpi="http://schemas.microsoft.com/office/word/2010/wordprocessingInk" xmlns:wps="http://schemas.microsoft.com/office/word/2010/wordprocessingShape" mc:Ignorable="w14 wp14">
+  <w:p>
+    <w:pPr>
+      <w:pStyle w:val="Header"/>
+    </w:pPr>
   </w:p>
 </w:hdr>
 </file>
